--- a/ATIVIDADE DE MATRIZ.docx
+++ b/ATIVIDADE DE MATRIZ.docx
@@ -41,47 +41,7 @@
           <w:sz w:val="20"/>
           <w:szCs w:val="20"/>
         </w:rPr>
-        <w:t xml:space="preserve">Exercícios com listas em </w:t>
-      </w:r>
-      <w:proofErr w:type="spellStart"/>
-      <w:r>
-        <w:rPr>
-          <w:rStyle w:val="normaltextrun"/>
-          <w:rFonts w:ascii="Calibri" w:hAnsi="Calibri" w:cs="Calibri"/>
-          <w:sz w:val="20"/>
-          <w:szCs w:val="20"/>
-        </w:rPr>
-        <w:t>python</w:t>
-      </w:r>
-      <w:proofErr w:type="spellEnd"/>
-      <w:r>
-        <w:rPr>
-          <w:rStyle w:val="normaltextrun"/>
-          <w:rFonts w:ascii="Calibri" w:hAnsi="Calibri" w:cs="Calibri"/>
-          <w:sz w:val="20"/>
-          <w:szCs w:val="20"/>
-        </w:rPr>
-        <w:t xml:space="preserve"> - Desenvolver algoritmos, diagrama de blocos e códigos em linguagem </w:t>
-      </w:r>
-      <w:proofErr w:type="spellStart"/>
-      <w:r>
-        <w:rPr>
-          <w:rStyle w:val="normaltextrun"/>
-          <w:rFonts w:ascii="Calibri" w:hAnsi="Calibri" w:cs="Calibri"/>
-          <w:sz w:val="20"/>
-          <w:szCs w:val="20"/>
-        </w:rPr>
-        <w:t>python</w:t>
-      </w:r>
-      <w:proofErr w:type="spellEnd"/>
-      <w:r>
-        <w:rPr>
-          <w:rStyle w:val="normaltextrun"/>
-          <w:rFonts w:ascii="Calibri" w:hAnsi="Calibri" w:cs="Calibri"/>
-          <w:sz w:val="20"/>
-          <w:szCs w:val="20"/>
-        </w:rPr>
-        <w:t>.</w:t>
+        <w:t>Exercícios com listas em python - Desenvolver algoritmos, diagrama de blocos e códigos em linguagem python.</w:t>
       </w:r>
       <w:r>
         <w:rPr>
@@ -178,7 +138,6 @@
           <w:szCs w:val="22"/>
         </w:rPr>
       </w:pPr>
-      <w:proofErr w:type="spellStart"/>
       <w:r>
         <w:rPr>
           <w:rStyle w:val="normaltextrun"/>
@@ -186,9 +145,8 @@
           <w:sz w:val="22"/>
           <w:szCs w:val="22"/>
         </w:rPr>
-        <w:t>Decalrar</w:t>
-      </w:r>
-      <w:proofErr w:type="spellEnd"/>
+        <w:t>Declarar</w:t>
+      </w:r>
       <w:r>
         <w:rPr>
           <w:rStyle w:val="normaltextrun"/>
@@ -198,7 +156,6 @@
         </w:rPr>
         <w:t xml:space="preserve"> e inicializar a as variáveis </w:t>
       </w:r>
-      <w:proofErr w:type="spellStart"/>
       <w:r>
         <w:rPr>
           <w:rStyle w:val="normaltextrun"/>
@@ -206,9 +163,8 @@
           <w:sz w:val="22"/>
           <w:szCs w:val="22"/>
         </w:rPr>
-        <w:t>vNumeros</w:t>
-      </w:r>
-      <w:proofErr w:type="spellEnd"/>
+        <w:t>números</w:t>
+      </w:r>
       <w:r>
         <w:rPr>
           <w:rStyle w:val="normaltextrun"/>
@@ -216,19 +172,27 @@
           <w:sz w:val="22"/>
           <w:szCs w:val="22"/>
         </w:rPr>
-        <w:t xml:space="preserve"> = [], </w:t>
-      </w:r>
-      <w:proofErr w:type="spellStart"/>
-      <w:r>
+        <w:t xml:space="preserve"> = [], vTotal, vnumero e vmediaNota</w:t>
+      </w:r>
+    </w:p>
+    <w:p>
+      <w:pPr>
+        <w:pStyle w:val="paragraph"/>
+        <w:numPr>
+          <w:ilvl w:val="0"/>
+          <w:numId w:val="12"/>
+        </w:numPr>
+        <w:spacing w:before="0" w:beforeAutospacing="0" w:after="0" w:afterAutospacing="0"/>
+        <w:ind w:left="-283" w:right="-510"/>
+        <w:jc w:val="both"/>
+        <w:textAlignment w:val="baseline"/>
         <w:rPr>
           <w:rStyle w:val="normaltextrun"/>
           <w:rFonts w:ascii="Calibri" w:hAnsi="Calibri" w:cs="Calibri"/>
           <w:sz w:val="22"/>
           <w:szCs w:val="22"/>
         </w:rPr>
-        <w:t>vTotal</w:t>
-      </w:r>
-      <w:proofErr w:type="spellEnd"/>
+      </w:pPr>
       <w:r>
         <w:rPr>
           <w:rStyle w:val="normaltextrun"/>
@@ -236,19 +200,27 @@
           <w:sz w:val="22"/>
           <w:szCs w:val="22"/>
         </w:rPr>
-        <w:t xml:space="preserve">, </w:t>
-      </w:r>
-      <w:proofErr w:type="spellStart"/>
-      <w:r>
+        <w:t>Para i em um raio de 5 com incremento de 1 realziar do passo 3 até 4:</w:t>
+      </w:r>
+    </w:p>
+    <w:p>
+      <w:pPr>
+        <w:pStyle w:val="paragraph"/>
+        <w:numPr>
+          <w:ilvl w:val="0"/>
+          <w:numId w:val="12"/>
+        </w:numPr>
+        <w:spacing w:before="0" w:beforeAutospacing="0" w:after="0" w:afterAutospacing="0"/>
+        <w:ind w:left="-283" w:right="-510"/>
+        <w:jc w:val="both"/>
+        <w:textAlignment w:val="baseline"/>
         <w:rPr>
           <w:rStyle w:val="normaltextrun"/>
           <w:rFonts w:ascii="Calibri" w:hAnsi="Calibri" w:cs="Calibri"/>
           <w:sz w:val="22"/>
           <w:szCs w:val="22"/>
         </w:rPr>
-        <w:t>vnumero</w:t>
-      </w:r>
-      <w:proofErr w:type="spellEnd"/>
+      </w:pPr>
       <w:r>
         <w:rPr>
           <w:rStyle w:val="normaltextrun"/>
@@ -256,38 +228,36 @@
           <w:sz w:val="22"/>
           <w:szCs w:val="22"/>
         </w:rPr>
-        <w:t xml:space="preserve"> e </w:t>
-      </w:r>
-      <w:proofErr w:type="spellStart"/>
-      <w:r>
+        <w:t>Ler um valor do tipo inteiro e armazenar em vNumero.</w:t>
+      </w:r>
+    </w:p>
+    <w:p>
+      <w:pPr>
+        <w:pStyle w:val="paragraph"/>
+        <w:numPr>
+          <w:ilvl w:val="0"/>
+          <w:numId w:val="12"/>
+        </w:numPr>
+        <w:spacing w:before="0" w:beforeAutospacing="0" w:after="0" w:afterAutospacing="0"/>
+        <w:ind w:left="-283" w:right="-510"/>
+        <w:jc w:val="both"/>
+        <w:textAlignment w:val="baseline"/>
         <w:rPr>
           <w:rStyle w:val="normaltextrun"/>
           <w:rFonts w:ascii="Calibri" w:hAnsi="Calibri" w:cs="Calibri"/>
           <w:sz w:val="22"/>
           <w:szCs w:val="22"/>
         </w:rPr>
-        <w:t>vmediaNota</w:t>
-      </w:r>
-      <w:proofErr w:type="spellEnd"/>
-    </w:p>
-    <w:p>
-      <w:pPr>
-        <w:pStyle w:val="paragraph"/>
-        <w:numPr>
-          <w:ilvl w:val="0"/>
-          <w:numId w:val="12"/>
-        </w:numPr>
-        <w:spacing w:before="0" w:beforeAutospacing="0" w:after="0" w:afterAutospacing="0"/>
-        <w:ind w:left="-283" w:right="-510"/>
-        <w:jc w:val="both"/>
-        <w:textAlignment w:val="baseline"/>
+      </w:pPr>
+      <w:r>
         <w:rPr>
           <w:rStyle w:val="normaltextrun"/>
           <w:rFonts w:ascii="Calibri" w:hAnsi="Calibri" w:cs="Calibri"/>
           <w:sz w:val="22"/>
           <w:szCs w:val="22"/>
         </w:rPr>
-      </w:pPr>
+        <w:t xml:space="preserve">Adicionar </w:t>
+      </w:r>
       <w:r>
         <w:rPr>
           <w:rStyle w:val="normaltextrun"/>
@@ -295,9 +265,8 @@
           <w:sz w:val="22"/>
           <w:szCs w:val="22"/>
         </w:rPr>
-        <w:t xml:space="preserve">Para i em um raio de 5 com incremento de 1 </w:t>
-      </w:r>
-      <w:proofErr w:type="spellStart"/>
+        <w:t>número</w:t>
+      </w:r>
       <w:r>
         <w:rPr>
           <w:rStyle w:val="normaltextrun"/>
@@ -305,9 +274,8 @@
           <w:sz w:val="22"/>
           <w:szCs w:val="22"/>
         </w:rPr>
-        <w:t>realziar</w:t>
-      </w:r>
-      <w:proofErr w:type="spellEnd"/>
+        <w:t xml:space="preserve"> dentro da lista </w:t>
+      </w:r>
       <w:r>
         <w:rPr>
           <w:rStyle w:val="normaltextrun"/>
@@ -315,7 +283,7 @@
           <w:sz w:val="22"/>
           <w:szCs w:val="22"/>
         </w:rPr>
-        <w:t xml:space="preserve"> do passo 3 até 4:</w:t>
+        <w:t>números</w:t>
       </w:r>
     </w:p>
     <w:p>
@@ -343,9 +311,8 @@
           <w:sz w:val="22"/>
           <w:szCs w:val="22"/>
         </w:rPr>
-        <w:t xml:space="preserve">Ler um valor do tipo inteiro e armazenar em </w:t>
-      </w:r>
-      <w:proofErr w:type="spellStart"/>
+        <w:t xml:space="preserve">Para i do </w:t>
+      </w:r>
       <w:r>
         <w:rPr>
           <w:rStyle w:val="normaltextrun"/>
@@ -353,9 +320,8 @@
           <w:sz w:val="22"/>
           <w:szCs w:val="22"/>
         </w:rPr>
-        <w:t>vNumero</w:t>
-      </w:r>
-      <w:proofErr w:type="spellEnd"/>
+        <w:t>início</w:t>
+      </w:r>
       <w:r>
         <w:rPr>
           <w:rStyle w:val="normaltextrun"/>
@@ -363,7 +329,7 @@
           <w:sz w:val="22"/>
           <w:szCs w:val="22"/>
         </w:rPr>
-        <w:t>.</w:t>
+        <w:t xml:space="preserve"> da lista até o final da lista realizar os passos de 5 até 6:</w:t>
       </w:r>
     </w:p>
     <w:p>
@@ -391,19 +357,27 @@
           <w:sz w:val="22"/>
           <w:szCs w:val="22"/>
         </w:rPr>
-        <w:t xml:space="preserve">Adicionar </w:t>
-      </w:r>
-      <w:proofErr w:type="spellStart"/>
-      <w:r>
+        <w:t>Acumular o valor da posição i da lista e armazenar em total</w:t>
+      </w:r>
+    </w:p>
+    <w:p>
+      <w:pPr>
+        <w:pStyle w:val="paragraph"/>
+        <w:numPr>
+          <w:ilvl w:val="0"/>
+          <w:numId w:val="12"/>
+        </w:numPr>
+        <w:spacing w:before="0" w:beforeAutospacing="0" w:after="0" w:afterAutospacing="0"/>
+        <w:ind w:left="-283" w:right="-510"/>
+        <w:jc w:val="both"/>
+        <w:textAlignment w:val="baseline"/>
         <w:rPr>
           <w:rStyle w:val="normaltextrun"/>
           <w:rFonts w:ascii="Calibri" w:hAnsi="Calibri" w:cs="Calibri"/>
           <w:sz w:val="22"/>
           <w:szCs w:val="22"/>
         </w:rPr>
-        <w:t>numero</w:t>
-      </w:r>
-      <w:proofErr w:type="spellEnd"/>
+      </w:pPr>
       <w:r>
         <w:rPr>
           <w:rStyle w:val="normaltextrun"/>
@@ -411,9 +385,8 @@
           <w:sz w:val="22"/>
           <w:szCs w:val="22"/>
         </w:rPr>
-        <w:t xml:space="preserve"> dentro da lista </w:t>
-      </w:r>
-      <w:proofErr w:type="spellStart"/>
+        <w:t xml:space="preserve">Realizar o </w:t>
+      </w:r>
       <w:r>
         <w:rPr>
           <w:rStyle w:val="normaltextrun"/>
@@ -421,28 +394,17 @@
           <w:sz w:val="22"/>
           <w:szCs w:val="22"/>
         </w:rPr>
-        <w:t>vNumeros</w:t>
-      </w:r>
-      <w:proofErr w:type="spellEnd"/>
-    </w:p>
-    <w:p>
-      <w:pPr>
-        <w:pStyle w:val="paragraph"/>
-        <w:numPr>
-          <w:ilvl w:val="0"/>
-          <w:numId w:val="12"/>
-        </w:numPr>
-        <w:spacing w:before="0" w:beforeAutospacing="0" w:after="0" w:afterAutospacing="0"/>
-        <w:ind w:left="-283" w:right="-510"/>
-        <w:jc w:val="both"/>
-        <w:textAlignment w:val="baseline"/>
+        <w:t>cálculo</w:t>
+      </w:r>
+      <w:r>
         <w:rPr>
           <w:rStyle w:val="normaltextrun"/>
           <w:rFonts w:ascii="Calibri" w:hAnsi="Calibri" w:cs="Calibri"/>
           <w:sz w:val="22"/>
           <w:szCs w:val="22"/>
         </w:rPr>
-      </w:pPr>
+        <w:t xml:space="preserve"> da media </w:t>
+      </w:r>
       <w:r>
         <w:rPr>
           <w:rStyle w:val="normaltextrun"/>
@@ -450,9 +412,8 @@
           <w:sz w:val="22"/>
           <w:szCs w:val="22"/>
         </w:rPr>
-        <w:t xml:space="preserve">Para i do </w:t>
-      </w:r>
-      <w:proofErr w:type="spellStart"/>
+        <w:t>utilizando</w:t>
+      </w:r>
       <w:r>
         <w:rPr>
           <w:rStyle w:val="normaltextrun"/>
@@ -460,37 +421,36 @@
           <w:sz w:val="22"/>
           <w:szCs w:val="22"/>
         </w:rPr>
-        <w:t>inicio</w:t>
-      </w:r>
-      <w:proofErr w:type="spellEnd"/>
-      <w:r>
+        <w:t xml:space="preserve"> a formula: vmedia = total / 5</w:t>
+      </w:r>
+    </w:p>
+    <w:p>
+      <w:pPr>
+        <w:pStyle w:val="paragraph"/>
+        <w:numPr>
+          <w:ilvl w:val="0"/>
+          <w:numId w:val="12"/>
+        </w:numPr>
+        <w:spacing w:before="0" w:beforeAutospacing="0" w:after="0" w:afterAutospacing="0"/>
+        <w:ind w:left="-283" w:right="-510"/>
+        <w:jc w:val="both"/>
+        <w:textAlignment w:val="baseline"/>
         <w:rPr>
           <w:rStyle w:val="normaltextrun"/>
           <w:rFonts w:ascii="Calibri" w:hAnsi="Calibri" w:cs="Calibri"/>
           <w:sz w:val="22"/>
           <w:szCs w:val="22"/>
         </w:rPr>
-        <w:t xml:space="preserve"> da lista até o final da lista realizar os passos de 5 até 6:</w:t>
-      </w:r>
-    </w:p>
-    <w:p>
-      <w:pPr>
-        <w:pStyle w:val="paragraph"/>
-        <w:numPr>
-          <w:ilvl w:val="0"/>
-          <w:numId w:val="12"/>
-        </w:numPr>
-        <w:spacing w:before="0" w:beforeAutospacing="0" w:after="0" w:afterAutospacing="0"/>
-        <w:ind w:left="-283" w:right="-510"/>
-        <w:jc w:val="both"/>
-        <w:textAlignment w:val="baseline"/>
+      </w:pPr>
+      <w:r>
         <w:rPr>
           <w:rStyle w:val="normaltextrun"/>
           <w:rFonts w:ascii="Calibri" w:hAnsi="Calibri" w:cs="Calibri"/>
           <w:sz w:val="22"/>
           <w:szCs w:val="22"/>
         </w:rPr>
-      </w:pPr>
+        <w:t xml:space="preserve">Se vMediaNota for maior que 7 realizar </w:t>
+      </w:r>
       <w:r>
         <w:rPr>
           <w:rStyle w:val="normaltextrun"/>
@@ -498,37 +458,36 @@
           <w:sz w:val="22"/>
           <w:szCs w:val="22"/>
         </w:rPr>
-        <w:t>Acumular o valor da posição i da lista e armazenar em total</w:t>
-      </w:r>
-    </w:p>
-    <w:p>
-      <w:pPr>
-        <w:pStyle w:val="paragraph"/>
-        <w:numPr>
-          <w:ilvl w:val="0"/>
-          <w:numId w:val="12"/>
-        </w:numPr>
-        <w:spacing w:before="0" w:beforeAutospacing="0" w:after="0" w:afterAutospacing="0"/>
-        <w:ind w:left="-283" w:right="-510"/>
-        <w:jc w:val="both"/>
-        <w:textAlignment w:val="baseline"/>
+        <w:t>o passo 9</w:t>
+      </w:r>
+      <w:r>
         <w:rPr>
           <w:rStyle w:val="normaltextrun"/>
           <w:rFonts w:ascii="Calibri" w:hAnsi="Calibri" w:cs="Calibri"/>
           <w:sz w:val="22"/>
           <w:szCs w:val="22"/>
         </w:rPr>
-      </w:pPr>
-      <w:r>
+        <w:t>:</w:t>
+      </w:r>
+    </w:p>
+    <w:p>
+      <w:pPr>
+        <w:pStyle w:val="paragraph"/>
+        <w:numPr>
+          <w:ilvl w:val="0"/>
+          <w:numId w:val="12"/>
+        </w:numPr>
+        <w:spacing w:before="0" w:beforeAutospacing="0" w:after="0" w:afterAutospacing="0"/>
+        <w:ind w:left="-283" w:right="-510"/>
+        <w:jc w:val="both"/>
+        <w:textAlignment w:val="baseline"/>
         <w:rPr>
           <w:rStyle w:val="normaltextrun"/>
           <w:rFonts w:ascii="Calibri" w:hAnsi="Calibri" w:cs="Calibri"/>
           <w:sz w:val="22"/>
           <w:szCs w:val="22"/>
         </w:rPr>
-        <w:t xml:space="preserve">Realizar o </w:t>
-      </w:r>
-      <w:proofErr w:type="spellStart"/>
+      </w:pPr>
       <w:r>
         <w:rPr>
           <w:rStyle w:val="normaltextrun"/>
@@ -536,9 +495,8 @@
           <w:sz w:val="22"/>
           <w:szCs w:val="22"/>
         </w:rPr>
-        <w:t>calculo</w:t>
-      </w:r>
-      <w:proofErr w:type="spellEnd"/>
+        <w:t xml:space="preserve">Apresentar a </w:t>
+      </w:r>
       <w:r>
         <w:rPr>
           <w:rStyle w:val="normaltextrun"/>
@@ -546,9 +504,8 @@
           <w:sz w:val="22"/>
           <w:szCs w:val="22"/>
         </w:rPr>
-        <w:t xml:space="preserve"> da media </w:t>
-      </w:r>
-      <w:proofErr w:type="spellStart"/>
+        <w:t>mensagem:” o</w:t>
+      </w:r>
       <w:r>
         <w:rPr>
           <w:rStyle w:val="normaltextrun"/>
@@ -556,9 +513,8 @@
           <w:sz w:val="22"/>
           <w:szCs w:val="22"/>
         </w:rPr>
-        <w:t>ultilizando</w:t>
-      </w:r>
-      <w:proofErr w:type="spellEnd"/>
+        <w:t xml:space="preserve"> aluno </w:t>
+      </w:r>
       <w:r>
         <w:rPr>
           <w:rStyle w:val="normaltextrun"/>
@@ -566,9 +522,8 @@
           <w:sz w:val="22"/>
           <w:szCs w:val="22"/>
         </w:rPr>
-        <w:t xml:space="preserve"> a formula: </w:t>
-      </w:r>
-      <w:proofErr w:type="spellStart"/>
+        <w:t>está</w:t>
+      </w:r>
       <w:r>
         <w:rPr>
           <w:rStyle w:val="normaltextrun"/>
@@ -576,37 +531,36 @@
           <w:sz w:val="22"/>
           <w:szCs w:val="22"/>
         </w:rPr>
-        <w:t>vmedia</w:t>
-      </w:r>
-      <w:proofErr w:type="spellEnd"/>
-      <w:r>
+        <w:t xml:space="preserve"> aprovado”</w:t>
+      </w:r>
+    </w:p>
+    <w:p>
+      <w:pPr>
+        <w:pStyle w:val="paragraph"/>
+        <w:numPr>
+          <w:ilvl w:val="0"/>
+          <w:numId w:val="12"/>
+        </w:numPr>
+        <w:spacing w:before="0" w:beforeAutospacing="0" w:after="0" w:afterAutospacing="0"/>
+        <w:ind w:left="-283" w:right="-510"/>
+        <w:jc w:val="both"/>
+        <w:textAlignment w:val="baseline"/>
         <w:rPr>
           <w:rStyle w:val="normaltextrun"/>
           <w:rFonts w:ascii="Calibri" w:hAnsi="Calibri" w:cs="Calibri"/>
           <w:sz w:val="22"/>
           <w:szCs w:val="22"/>
         </w:rPr>
-        <w:t xml:space="preserve"> = total / 5</w:t>
-      </w:r>
-    </w:p>
-    <w:p>
-      <w:pPr>
-        <w:pStyle w:val="paragraph"/>
-        <w:numPr>
-          <w:ilvl w:val="0"/>
-          <w:numId w:val="12"/>
-        </w:numPr>
-        <w:spacing w:before="0" w:beforeAutospacing="0" w:after="0" w:afterAutospacing="0"/>
-        <w:ind w:left="-283" w:right="-510"/>
-        <w:jc w:val="both"/>
-        <w:textAlignment w:val="baseline"/>
+      </w:pPr>
+      <w:r>
         <w:rPr>
           <w:rStyle w:val="normaltextrun"/>
           <w:rFonts w:ascii="Calibri" w:hAnsi="Calibri" w:cs="Calibri"/>
           <w:sz w:val="22"/>
           <w:szCs w:val="22"/>
         </w:rPr>
-      </w:pPr>
+        <w:t xml:space="preserve">Se não se </w:t>
+      </w:r>
       <w:r>
         <w:rPr>
           <w:rStyle w:val="normaltextrun"/>
@@ -614,9 +568,8 @@
           <w:sz w:val="22"/>
           <w:szCs w:val="22"/>
         </w:rPr>
-        <w:t xml:space="preserve">Se </w:t>
-      </w:r>
-      <w:proofErr w:type="spellStart"/>
+        <w:t>media</w:t>
+      </w:r>
       <w:r>
         <w:rPr>
           <w:rStyle w:val="normaltextrun"/>
@@ -624,9 +577,8 @@
           <w:sz w:val="22"/>
           <w:szCs w:val="22"/>
         </w:rPr>
-        <w:t>vMediaNota</w:t>
-      </w:r>
-      <w:proofErr w:type="spellEnd"/>
+        <w:t xml:space="preserve"> for maior ou igual a cinco realizar o passo 1</w:t>
+      </w:r>
       <w:r>
         <w:rPr>
           <w:rStyle w:val="normaltextrun"/>
@@ -634,17 +586,27 @@
           <w:sz w:val="22"/>
           <w:szCs w:val="22"/>
         </w:rPr>
-        <w:t xml:space="preserve"> for maior que 7 realizar </w:t>
-      </w:r>
-      <w:r>
+        <w:t>1</w:t>
+      </w:r>
+    </w:p>
+    <w:p>
+      <w:pPr>
+        <w:pStyle w:val="paragraph"/>
+        <w:numPr>
+          <w:ilvl w:val="0"/>
+          <w:numId w:val="12"/>
+        </w:numPr>
+        <w:spacing w:before="0" w:beforeAutospacing="0" w:after="0" w:afterAutospacing="0"/>
+        <w:ind w:left="-283" w:right="-510"/>
+        <w:jc w:val="both"/>
+        <w:textAlignment w:val="baseline"/>
         <w:rPr>
           <w:rStyle w:val="normaltextrun"/>
           <w:rFonts w:ascii="Calibri" w:hAnsi="Calibri" w:cs="Calibri"/>
           <w:sz w:val="22"/>
           <w:szCs w:val="22"/>
         </w:rPr>
-        <w:t>o passo 9</w:t>
-      </w:r>
+      </w:pPr>
       <w:r>
         <w:rPr>
           <w:rStyle w:val="normaltextrun"/>
@@ -652,27 +614,17 @@
           <w:sz w:val="22"/>
           <w:szCs w:val="22"/>
         </w:rPr>
-        <w:t>:</w:t>
-      </w:r>
-    </w:p>
-    <w:p>
-      <w:pPr>
-        <w:pStyle w:val="paragraph"/>
-        <w:numPr>
-          <w:ilvl w:val="0"/>
-          <w:numId w:val="12"/>
-        </w:numPr>
-        <w:spacing w:before="0" w:beforeAutospacing="0" w:after="0" w:afterAutospacing="0"/>
-        <w:ind w:left="-283" w:right="-510"/>
-        <w:jc w:val="both"/>
-        <w:textAlignment w:val="baseline"/>
+        <w:t xml:space="preserve">Apresentar a </w:t>
+      </w:r>
+      <w:r>
         <w:rPr>
           <w:rStyle w:val="normaltextrun"/>
           <w:rFonts w:ascii="Calibri" w:hAnsi="Calibri" w:cs="Calibri"/>
           <w:sz w:val="22"/>
           <w:szCs w:val="22"/>
         </w:rPr>
-      </w:pPr>
+        <w:t>mensagem: “o</w:t>
+      </w:r>
       <w:r>
         <w:rPr>
           <w:rStyle w:val="normaltextrun"/>
@@ -680,9 +632,8 @@
           <w:sz w:val="22"/>
           <w:szCs w:val="22"/>
         </w:rPr>
-        <w:t xml:space="preserve">Apresentar a </w:t>
-      </w:r>
-      <w:proofErr w:type="gramStart"/>
+        <w:t xml:space="preserve"> aluno </w:t>
+      </w:r>
       <w:r>
         <w:rPr>
           <w:rStyle w:val="normaltextrun"/>
@@ -690,9 +641,8 @@
           <w:sz w:val="22"/>
           <w:szCs w:val="22"/>
         </w:rPr>
-        <w:t>mensagem :</w:t>
-      </w:r>
-      <w:proofErr w:type="gramEnd"/>
+        <w:t>está</w:t>
+      </w:r>
       <w:r>
         <w:rPr>
           <w:rStyle w:val="normaltextrun"/>
@@ -700,19 +650,27 @@
           <w:sz w:val="22"/>
           <w:szCs w:val="22"/>
         </w:rPr>
-        <w:t xml:space="preserve">”o aluno </w:t>
-      </w:r>
-      <w:proofErr w:type="spellStart"/>
-      <w:r>
+        <w:t xml:space="preserve"> de recuperação”</w:t>
+      </w:r>
+    </w:p>
+    <w:p>
+      <w:pPr>
+        <w:pStyle w:val="paragraph"/>
+        <w:numPr>
+          <w:ilvl w:val="0"/>
+          <w:numId w:val="12"/>
+        </w:numPr>
+        <w:spacing w:before="0" w:beforeAutospacing="0" w:after="0" w:afterAutospacing="0"/>
+        <w:ind w:left="-283" w:right="-510"/>
+        <w:jc w:val="both"/>
+        <w:textAlignment w:val="baseline"/>
         <w:rPr>
           <w:rStyle w:val="normaltextrun"/>
           <w:rFonts w:ascii="Calibri" w:hAnsi="Calibri" w:cs="Calibri"/>
           <w:sz w:val="22"/>
           <w:szCs w:val="22"/>
         </w:rPr>
-        <w:t>eesta</w:t>
-      </w:r>
-      <w:proofErr w:type="spellEnd"/>
+      </w:pPr>
       <w:r>
         <w:rPr>
           <w:rStyle w:val="normaltextrun"/>
@@ -720,7 +678,7 @@
           <w:sz w:val="22"/>
           <w:szCs w:val="22"/>
         </w:rPr>
-        <w:t xml:space="preserve"> aprovado”</w:t>
+        <w:t>Senão:</w:t>
       </w:r>
     </w:p>
     <w:p>
@@ -748,9 +706,8 @@
           <w:sz w:val="22"/>
           <w:szCs w:val="22"/>
         </w:rPr>
-        <w:t xml:space="preserve">Se não se </w:t>
-      </w:r>
-      <w:proofErr w:type="spellStart"/>
+        <w:t xml:space="preserve">Apresentar a </w:t>
+      </w:r>
       <w:r>
         <w:rPr>
           <w:rStyle w:val="normaltextrun"/>
@@ -758,9 +715,8 @@
           <w:sz w:val="22"/>
           <w:szCs w:val="22"/>
         </w:rPr>
-        <w:t>vmedianota</w:t>
-      </w:r>
-      <w:proofErr w:type="spellEnd"/>
+        <w:t>mensagem:</w:t>
+      </w:r>
       <w:r>
         <w:rPr>
           <w:rStyle w:val="normaltextrun"/>
@@ -768,7 +724,7 @@
           <w:sz w:val="22"/>
           <w:szCs w:val="22"/>
         </w:rPr>
-        <w:t xml:space="preserve"> for maior ou igual a cinco realizar o passo 1</w:t>
+        <w:t xml:space="preserve"> “o aluno </w:t>
       </w:r>
       <w:r>
         <w:rPr>
@@ -777,195 +733,3134 @@
           <w:sz w:val="22"/>
           <w:szCs w:val="22"/>
         </w:rPr>
-        <w:t>1</w:t>
-      </w:r>
-    </w:p>
-    <w:p>
-      <w:pPr>
-        <w:pStyle w:val="paragraph"/>
-        <w:numPr>
-          <w:ilvl w:val="0"/>
-          <w:numId w:val="12"/>
-        </w:numPr>
-        <w:spacing w:before="0" w:beforeAutospacing="0" w:after="0" w:afterAutospacing="0"/>
-        <w:ind w:left="-283" w:right="-510"/>
-        <w:jc w:val="both"/>
-        <w:textAlignment w:val="baseline"/>
+        <w:t>está</w:t>
+      </w:r>
+      <w:r>
         <w:rPr>
           <w:rStyle w:val="normaltextrun"/>
           <w:rFonts w:ascii="Calibri" w:hAnsi="Calibri" w:cs="Calibri"/>
           <w:sz w:val="22"/>
           <w:szCs w:val="22"/>
         </w:rPr>
-      </w:pPr>
-      <w:r>
-        <w:rPr>
-          <w:rStyle w:val="normaltextrun"/>
+        <w:t xml:space="preserve"> reprovado”.</w:t>
+      </w:r>
+    </w:p>
+    <w:p>
+      <w:pPr>
+        <w:pStyle w:val="paragraph"/>
+        <w:spacing w:before="0" w:beforeAutospacing="0" w:after="0" w:afterAutospacing="0"/>
+        <w:ind w:left="-283" w:right="-510" w:firstLine="50"/>
+        <w:jc w:val="both"/>
+        <w:textAlignment w:val="baseline"/>
+        <w:rPr>
           <w:rFonts w:ascii="Calibri" w:hAnsi="Calibri" w:cs="Calibri"/>
           <w:sz w:val="22"/>
           <w:szCs w:val="22"/>
         </w:rPr>
-        <w:t xml:space="preserve">Apresentar a </w:t>
-      </w:r>
-      <w:proofErr w:type="spellStart"/>
-      <w:r>
-        <w:rPr>
-          <w:rStyle w:val="normaltextrun"/>
+      </w:pPr>
+      <w:r>
+        <w:rPr>
           <w:rFonts w:ascii="Calibri" w:hAnsi="Calibri" w:cs="Calibri"/>
           <w:sz w:val="22"/>
           <w:szCs w:val="22"/>
         </w:rPr>
-        <w:t>mensagem</w:t>
-      </w:r>
-      <w:proofErr w:type="gramStart"/>
-      <w:r>
-        <w:rPr>
-          <w:rStyle w:val="normaltextrun"/>
+        <w:drawing>
+          <wp:inline distT="0" distB="0" distL="0" distR="0" wp14:anchorId="0DE3DB91" wp14:editId="2C9B742F">
+            <wp:extent cx="5400040" cy="3693160"/>
+            <wp:effectExtent l="0" t="0" r="0" b="2540"/>
+            <wp:docPr id="1" name="Imagem 1"/>
+            <wp:cNvGraphicFramePr>
+              <a:graphicFrameLocks xmlns:a="http://schemas.openxmlformats.org/drawingml/2006/main" noChangeAspect="1"/>
+            </wp:cNvGraphicFramePr>
+            <a:graphic xmlns:a="http://schemas.openxmlformats.org/drawingml/2006/main">
+              <a:graphicData uri="http://schemas.openxmlformats.org/drawingml/2006/picture">
+                <pic:pic xmlns:pic="http://schemas.openxmlformats.org/drawingml/2006/picture">
+                  <pic:nvPicPr>
+                    <pic:cNvPr id="1" name=""/>
+                    <pic:cNvPicPr/>
+                  </pic:nvPicPr>
+                  <pic:blipFill>
+                    <a:blip r:embed="rId8"/>
+                    <a:stretch>
+                      <a:fillRect/>
+                    </a:stretch>
+                  </pic:blipFill>
+                  <pic:spPr>
+                    <a:xfrm>
+                      <a:off x="0" y="0"/>
+                      <a:ext cx="5400040" cy="3693160"/>
+                    </a:xfrm>
+                    <a:prstGeom prst="rect">
+                      <a:avLst/>
+                    </a:prstGeom>
+                  </pic:spPr>
+                </pic:pic>
+              </a:graphicData>
+            </a:graphic>
+          </wp:inline>
+        </w:drawing>
+      </w:r>
+    </w:p>
+    <w:p>
+      <w:pPr>
+        <w:pStyle w:val="paragraph"/>
+        <w:spacing w:before="0" w:beforeAutospacing="0" w:after="0" w:afterAutospacing="0"/>
+        <w:ind w:left="-283" w:right="-510" w:firstLine="50"/>
+        <w:jc w:val="both"/>
+        <w:textAlignment w:val="baseline"/>
+        <w:rPr>
           <w:rFonts w:ascii="Calibri" w:hAnsi="Calibri" w:cs="Calibri"/>
           <w:sz w:val="22"/>
           <w:szCs w:val="22"/>
         </w:rPr>
-        <w:t>:”o</w:t>
-      </w:r>
-      <w:proofErr w:type="spellEnd"/>
-      <w:proofErr w:type="gramEnd"/>
+      </w:pPr>
+    </w:p>
+    <w:p>
+      <w:pPr>
+        <w:pStyle w:val="paragraph"/>
+        <w:numPr>
+          <w:ilvl w:val="0"/>
+          <w:numId w:val="11"/>
+        </w:numPr>
+        <w:spacing w:before="0" w:beforeAutospacing="0" w:after="0" w:afterAutospacing="0"/>
+        <w:ind w:left="-283" w:right="-510"/>
+        <w:jc w:val="both"/>
+        <w:textAlignment w:val="baseline"/>
+        <w:rPr>
+          <w:rStyle w:val="eop"/>
+          <w:rFonts w:ascii="Calibri" w:hAnsi="Calibri" w:cs="Calibri"/>
+          <w:i/>
+          <w:iCs/>
+        </w:rPr>
+      </w:pPr>
       <w:r>
         <w:rPr>
           <w:rStyle w:val="normaltextrun"/>
           <w:rFonts w:ascii="Calibri" w:hAnsi="Calibri" w:cs="Calibri"/>
-          <w:sz w:val="22"/>
-          <w:szCs w:val="22"/>
-        </w:rPr>
-        <w:t xml:space="preserve"> aluno </w:t>
-      </w:r>
-      <w:proofErr w:type="spellStart"/>
+          <w:i/>
+          <w:iCs/>
+          <w:lang w:val="pt-PT"/>
+        </w:rPr>
+        <w:lastRenderedPageBreak/>
+        <w:t>Desenvolva um algoritmo que permita a entrada de 20 números reais em uma lista. Percorra a lista, calcule e apresente as seguintes informações: a) quantidade de números negativos na lista; b) a soma dos números positivos;</w:t>
+      </w:r>
+      <w:r>
+        <w:rPr>
+          <w:rStyle w:val="eop"/>
+          <w:rFonts w:ascii="Calibri" w:hAnsi="Calibri" w:cs="Calibri"/>
+          <w:i/>
+          <w:iCs/>
+        </w:rPr>
+        <w:t> </w:t>
+      </w:r>
+    </w:p>
+    <w:p>
+      <w:pPr>
+        <w:pStyle w:val="paragraph"/>
+        <w:numPr>
+          <w:ilvl w:val="0"/>
+          <w:numId w:val="16"/>
+        </w:numPr>
+        <w:spacing w:before="0" w:beforeAutospacing="0" w:after="0" w:afterAutospacing="0"/>
+        <w:ind w:right="-510"/>
+        <w:jc w:val="both"/>
+        <w:textAlignment w:val="baseline"/>
+        <w:rPr>
+          <w:rStyle w:val="eop"/>
+          <w:rFonts w:ascii="Calibri" w:hAnsi="Calibri" w:cs="Calibri"/>
+          <w:i/>
+          <w:iCs/>
+        </w:rPr>
+      </w:pPr>
+      <w:r>
+        <w:rPr>
+          <w:rStyle w:val="eop"/>
+          <w:rFonts w:ascii="Calibri" w:hAnsi="Calibri" w:cs="Calibri"/>
+        </w:rPr>
+        <w:t xml:space="preserve">Declara e inicializar as variáveis </w:t>
+      </w:r>
+      <w:r>
+        <w:rPr>
+          <w:rStyle w:val="eop"/>
+          <w:rFonts w:ascii="Calibri" w:hAnsi="Calibri" w:cs="Calibri"/>
+        </w:rPr>
+        <w:t>número</w:t>
+      </w:r>
+      <w:r>
+        <w:rPr>
+          <w:rStyle w:val="eop"/>
+          <w:rFonts w:ascii="Calibri" w:hAnsi="Calibri" w:cs="Calibri"/>
+        </w:rPr>
+        <w:t xml:space="preserve"> números= [], contnegativo, somapositivos</w:t>
+      </w:r>
+    </w:p>
+    <w:p>
+      <w:pPr>
+        <w:pStyle w:val="paragraph"/>
+        <w:numPr>
+          <w:ilvl w:val="0"/>
+          <w:numId w:val="16"/>
+        </w:numPr>
+        <w:spacing w:before="0" w:beforeAutospacing="0" w:after="0" w:afterAutospacing="0"/>
+        <w:ind w:right="-510"/>
+        <w:jc w:val="both"/>
+        <w:textAlignment w:val="baseline"/>
+        <w:rPr>
+          <w:rStyle w:val="eop"/>
+          <w:rFonts w:ascii="Calibri" w:hAnsi="Calibri" w:cs="Calibri"/>
+          <w:i/>
+          <w:iCs/>
+        </w:rPr>
+      </w:pPr>
+      <w:r>
+        <w:rPr>
+          <w:rStyle w:val="eop"/>
+          <w:rFonts w:ascii="Calibri" w:hAnsi="Calibri" w:cs="Calibri"/>
+        </w:rPr>
+        <w:t>Para i de em um raio de 0 até 19 realizar o</w:t>
+      </w:r>
+      <w:r>
+        <w:rPr>
+          <w:rStyle w:val="eop"/>
+          <w:rFonts w:ascii="Calibri" w:hAnsi="Calibri" w:cs="Calibri"/>
+        </w:rPr>
+        <w:t xml:space="preserve"> passo 3</w:t>
+      </w:r>
+    </w:p>
+    <w:p>
+      <w:pPr>
+        <w:pStyle w:val="paragraph"/>
+        <w:numPr>
+          <w:ilvl w:val="0"/>
+          <w:numId w:val="16"/>
+        </w:numPr>
+        <w:spacing w:before="0" w:beforeAutospacing="0" w:after="0" w:afterAutospacing="0"/>
+        <w:ind w:right="-510"/>
+        <w:jc w:val="both"/>
+        <w:textAlignment w:val="baseline"/>
+        <w:rPr>
+          <w:rStyle w:val="eop"/>
+          <w:rFonts w:ascii="Calibri" w:hAnsi="Calibri" w:cs="Calibri"/>
+          <w:i/>
+          <w:iCs/>
+        </w:rPr>
+      </w:pPr>
+      <w:r>
+        <w:rPr>
+          <w:rStyle w:val="eop"/>
+          <w:rFonts w:ascii="Calibri" w:hAnsi="Calibri" w:cs="Calibri"/>
+        </w:rPr>
+        <w:t>Ler e armazenar um valor do tipo real na variável vNumero.</w:t>
+      </w:r>
+    </w:p>
+    <w:p>
+      <w:pPr>
+        <w:pStyle w:val="paragraph"/>
+        <w:numPr>
+          <w:ilvl w:val="0"/>
+          <w:numId w:val="16"/>
+        </w:numPr>
+        <w:spacing w:before="0" w:beforeAutospacing="0" w:after="0" w:afterAutospacing="0"/>
+        <w:ind w:right="-510"/>
+        <w:jc w:val="both"/>
+        <w:textAlignment w:val="baseline"/>
+        <w:rPr>
+          <w:rStyle w:val="eop"/>
+          <w:rFonts w:ascii="Calibri" w:hAnsi="Calibri" w:cs="Calibri"/>
+          <w:i/>
+          <w:iCs/>
+        </w:rPr>
+      </w:pPr>
+      <w:r>
+        <w:rPr>
+          <w:rStyle w:val="eop"/>
+          <w:rFonts w:ascii="Calibri" w:hAnsi="Calibri" w:cs="Calibri"/>
+        </w:rPr>
+        <w:t>Adicionar vnumero dentro da lista.</w:t>
+      </w:r>
+    </w:p>
+    <w:p>
+      <w:pPr>
+        <w:pStyle w:val="paragraph"/>
+        <w:numPr>
+          <w:ilvl w:val="0"/>
+          <w:numId w:val="16"/>
+        </w:numPr>
+        <w:spacing w:before="0" w:beforeAutospacing="0" w:after="0" w:afterAutospacing="0"/>
+        <w:ind w:right="-510"/>
+        <w:jc w:val="both"/>
+        <w:textAlignment w:val="baseline"/>
+        <w:rPr>
+          <w:rStyle w:val="eop"/>
+          <w:rFonts w:ascii="Calibri" w:hAnsi="Calibri" w:cs="Calibri"/>
+          <w:i/>
+          <w:iCs/>
+        </w:rPr>
+      </w:pPr>
+      <w:r>
+        <w:rPr>
+          <w:rStyle w:val="eop"/>
+          <w:rFonts w:ascii="Calibri" w:hAnsi="Calibri" w:cs="Calibri"/>
+        </w:rPr>
+        <w:t>Para i do inicio da lista números até oi final da lista realizar os passos de 4 até:</w:t>
+      </w:r>
+    </w:p>
+    <w:p>
+      <w:pPr>
+        <w:pStyle w:val="paragraph"/>
+        <w:numPr>
+          <w:ilvl w:val="0"/>
+          <w:numId w:val="16"/>
+        </w:numPr>
+        <w:spacing w:before="0" w:beforeAutospacing="0" w:after="0" w:afterAutospacing="0"/>
+        <w:ind w:right="-510"/>
+        <w:jc w:val="both"/>
+        <w:textAlignment w:val="baseline"/>
+        <w:rPr>
+          <w:rStyle w:val="eop"/>
+          <w:rFonts w:ascii="Calibri" w:hAnsi="Calibri" w:cs="Calibri"/>
+          <w:i/>
+          <w:iCs/>
+        </w:rPr>
+      </w:pPr>
+      <w:r>
+        <w:rPr>
+          <w:rStyle w:val="eop"/>
+          <w:rFonts w:ascii="Calibri" w:hAnsi="Calibri" w:cs="Calibri"/>
+        </w:rPr>
+        <w:t>Se i for menor que 0 realizar o passo 7</w:t>
+      </w:r>
+    </w:p>
+    <w:p>
+      <w:pPr>
+        <w:pStyle w:val="paragraph"/>
+        <w:numPr>
+          <w:ilvl w:val="0"/>
+          <w:numId w:val="16"/>
+        </w:numPr>
+        <w:spacing w:before="0" w:beforeAutospacing="0" w:after="0" w:afterAutospacing="0"/>
+        <w:ind w:right="-510"/>
+        <w:jc w:val="both"/>
+        <w:textAlignment w:val="baseline"/>
+        <w:rPr>
+          <w:rStyle w:val="eop"/>
+          <w:rFonts w:ascii="Calibri" w:hAnsi="Calibri" w:cs="Calibri"/>
+          <w:i/>
+          <w:iCs/>
+        </w:rPr>
+      </w:pPr>
+      <w:r>
+        <w:rPr>
+          <w:rStyle w:val="eop"/>
+          <w:rFonts w:ascii="Calibri" w:hAnsi="Calibri" w:cs="Calibri"/>
+        </w:rPr>
+        <w:t>Acumular mais um a variável contnegativo</w:t>
+      </w:r>
+    </w:p>
+    <w:p>
+      <w:pPr>
+        <w:pStyle w:val="paragraph"/>
+        <w:numPr>
+          <w:ilvl w:val="0"/>
+          <w:numId w:val="16"/>
+        </w:numPr>
+        <w:spacing w:before="0" w:beforeAutospacing="0" w:after="0" w:afterAutospacing="0"/>
+        <w:ind w:right="-510"/>
+        <w:jc w:val="both"/>
+        <w:textAlignment w:val="baseline"/>
+        <w:rPr>
+          <w:rStyle w:val="eop"/>
+          <w:rFonts w:ascii="Calibri" w:hAnsi="Calibri" w:cs="Calibri"/>
+          <w:i/>
+          <w:iCs/>
+        </w:rPr>
+      </w:pPr>
+      <w:r>
+        <w:rPr>
+          <w:rStyle w:val="eop"/>
+          <w:rFonts w:ascii="Calibri" w:hAnsi="Calibri" w:cs="Calibri"/>
+        </w:rPr>
+        <w:t>Senão realizar o passo 9:</w:t>
+      </w:r>
+    </w:p>
+    <w:p>
+      <w:pPr>
+        <w:pStyle w:val="paragraph"/>
+        <w:numPr>
+          <w:ilvl w:val="0"/>
+          <w:numId w:val="16"/>
+        </w:numPr>
+        <w:spacing w:before="0" w:beforeAutospacing="0" w:after="0" w:afterAutospacing="0"/>
+        <w:ind w:right="-510"/>
+        <w:jc w:val="both"/>
+        <w:textAlignment w:val="baseline"/>
+        <w:rPr>
+          <w:rStyle w:val="eop"/>
+          <w:rFonts w:ascii="Calibri" w:hAnsi="Calibri" w:cs="Calibri"/>
+          <w:i/>
+          <w:iCs/>
+        </w:rPr>
+      </w:pPr>
+      <w:r>
+        <w:rPr>
+          <w:rStyle w:val="eop"/>
+          <w:rFonts w:ascii="Calibri" w:hAnsi="Calibri" w:cs="Calibri"/>
+        </w:rPr>
+        <w:t>Acumular o valor da variável i em vsomapositivos</w:t>
+      </w:r>
+    </w:p>
+    <w:p>
+      <w:pPr>
+        <w:pStyle w:val="paragraph"/>
+        <w:numPr>
+          <w:ilvl w:val="0"/>
+          <w:numId w:val="16"/>
+        </w:numPr>
+        <w:spacing w:before="0" w:beforeAutospacing="0" w:after="0" w:afterAutospacing="0"/>
+        <w:ind w:right="-510"/>
+        <w:jc w:val="both"/>
+        <w:textAlignment w:val="baseline"/>
+        <w:rPr>
+          <w:rStyle w:val="eop"/>
+          <w:rFonts w:ascii="Calibri" w:hAnsi="Calibri" w:cs="Calibri"/>
+          <w:i/>
+          <w:iCs/>
+        </w:rPr>
+      </w:pPr>
+      <w:r>
+        <w:rPr>
+          <w:rStyle w:val="eop"/>
+          <w:rFonts w:ascii="Calibri" w:hAnsi="Calibri" w:cs="Calibri"/>
+        </w:rPr>
+        <w:t>Apresenta a quantidade de números negativos na lista</w:t>
+      </w:r>
+    </w:p>
+    <w:p>
+      <w:pPr>
+        <w:pStyle w:val="paragraph"/>
+        <w:numPr>
+          <w:ilvl w:val="0"/>
+          <w:numId w:val="16"/>
+        </w:numPr>
+        <w:spacing w:before="0" w:beforeAutospacing="0" w:after="0" w:afterAutospacing="0"/>
+        <w:ind w:right="-510"/>
+        <w:jc w:val="both"/>
+        <w:textAlignment w:val="baseline"/>
+        <w:rPr>
+          <w:rStyle w:val="eop"/>
+          <w:rFonts w:ascii="Calibri" w:hAnsi="Calibri" w:cs="Calibri"/>
+          <w:i/>
+          <w:iCs/>
+        </w:rPr>
+      </w:pPr>
+      <w:r>
+        <w:rPr>
+          <w:rStyle w:val="eop"/>
+          <w:rFonts w:ascii="Calibri" w:hAnsi="Calibri" w:cs="Calibri"/>
+        </w:rPr>
+        <w:t xml:space="preserve">Apresentar a soma dos números positivos </w:t>
+      </w:r>
+      <w:r>
+        <w:rPr>
+          <w:rStyle w:val="eop"/>
+          <w:rFonts w:ascii="Calibri" w:hAnsi="Calibri" w:cs="Calibri"/>
+        </w:rPr>
+        <w:t>das listas</w:t>
+      </w:r>
+    </w:p>
+    <w:p>
+      <w:pPr>
+        <w:pStyle w:val="paragraph"/>
+        <w:numPr>
+          <w:ilvl w:val="0"/>
+          <w:numId w:val="16"/>
+        </w:numPr>
+        <w:spacing w:before="0" w:beforeAutospacing="0" w:after="0" w:afterAutospacing="0"/>
+        <w:ind w:right="-510"/>
+        <w:jc w:val="both"/>
+        <w:textAlignment w:val="baseline"/>
+        <w:rPr>
+          <w:rStyle w:val="eop"/>
+          <w:rFonts w:ascii="Calibri" w:hAnsi="Calibri" w:cs="Calibri"/>
+          <w:i/>
+          <w:iCs/>
+        </w:rPr>
+      </w:pPr>
+    </w:p>
+    <w:p>
+      <w:pPr>
+        <w:pStyle w:val="paragraph"/>
+        <w:spacing w:before="0" w:beforeAutospacing="0" w:after="0" w:afterAutospacing="0"/>
+        <w:ind w:right="-510"/>
+        <w:jc w:val="both"/>
+        <w:textAlignment w:val="baseline"/>
+        <w:rPr>
+          <w:rFonts w:ascii="Calibri" w:hAnsi="Calibri" w:cs="Calibri"/>
+          <w:i/>
+          <w:iCs/>
+        </w:rPr>
+      </w:pPr>
+      <w:r>
+        <w:rPr>
+          <w:rFonts w:ascii="Calibri" w:hAnsi="Calibri" w:cs="Calibri"/>
+          <w:i/>
+          <w:iCs/>
+        </w:rPr>
+        <w:drawing>
+          <wp:inline distT="0" distB="0" distL="0" distR="0" wp14:anchorId="23C1230C" wp14:editId="0AA45EA2">
+            <wp:extent cx="5400040" cy="2635250"/>
+            <wp:effectExtent l="0" t="0" r="0" b="0"/>
+            <wp:docPr id="2" name="Imagem 2"/>
+            <wp:cNvGraphicFramePr>
+              <a:graphicFrameLocks xmlns:a="http://schemas.openxmlformats.org/drawingml/2006/main" noChangeAspect="1"/>
+            </wp:cNvGraphicFramePr>
+            <a:graphic xmlns:a="http://schemas.openxmlformats.org/drawingml/2006/main">
+              <a:graphicData uri="http://schemas.openxmlformats.org/drawingml/2006/picture">
+                <pic:pic xmlns:pic="http://schemas.openxmlformats.org/drawingml/2006/picture">
+                  <pic:nvPicPr>
+                    <pic:cNvPr id="1" name=""/>
+                    <pic:cNvPicPr/>
+                  </pic:nvPicPr>
+                  <pic:blipFill>
+                    <a:blip r:embed="rId9"/>
+                    <a:stretch>
+                      <a:fillRect/>
+                    </a:stretch>
+                  </pic:blipFill>
+                  <pic:spPr>
+                    <a:xfrm>
+                      <a:off x="0" y="0"/>
+                      <a:ext cx="5400040" cy="2635250"/>
+                    </a:xfrm>
+                    <a:prstGeom prst="rect">
+                      <a:avLst/>
+                    </a:prstGeom>
+                  </pic:spPr>
+                </pic:pic>
+              </a:graphicData>
+            </a:graphic>
+          </wp:inline>
+        </w:drawing>
+      </w:r>
+    </w:p>
+    <w:p>
+      <w:pPr>
+        <w:pStyle w:val="paragraph"/>
+        <w:spacing w:before="0" w:beforeAutospacing="0" w:after="0" w:afterAutospacing="0"/>
+        <w:ind w:right="-510"/>
+        <w:jc w:val="both"/>
+        <w:textAlignment w:val="baseline"/>
+        <w:rPr>
+          <w:rFonts w:ascii="Calibri" w:hAnsi="Calibri" w:cs="Calibri"/>
+          <w:i/>
+          <w:iCs/>
+        </w:rPr>
+      </w:pPr>
+    </w:p>
+    <w:p>
+      <w:pPr>
+        <w:pStyle w:val="paragraph"/>
+        <w:spacing w:before="0" w:beforeAutospacing="0" w:after="0" w:afterAutospacing="0"/>
+        <w:ind w:right="-510"/>
+        <w:jc w:val="both"/>
+        <w:textAlignment w:val="baseline"/>
+        <w:rPr>
+          <w:rFonts w:ascii="Calibri" w:hAnsi="Calibri" w:cs="Calibri"/>
+          <w:i/>
+          <w:iCs/>
+        </w:rPr>
+      </w:pPr>
+    </w:p>
+    <w:p>
+      <w:pPr>
+        <w:pStyle w:val="paragraph"/>
+        <w:spacing w:before="0" w:beforeAutospacing="0" w:after="0" w:afterAutospacing="0"/>
+        <w:ind w:right="-510"/>
+        <w:jc w:val="both"/>
+        <w:textAlignment w:val="baseline"/>
+        <w:rPr>
+          <w:rFonts w:ascii="Calibri" w:hAnsi="Calibri" w:cs="Calibri"/>
+          <w:i/>
+          <w:iCs/>
+        </w:rPr>
+      </w:pPr>
+    </w:p>
+    <w:p>
+      <w:pPr>
+        <w:pStyle w:val="paragraph"/>
+        <w:spacing w:before="0" w:beforeAutospacing="0" w:after="0" w:afterAutospacing="0"/>
+        <w:ind w:right="-510"/>
+        <w:jc w:val="both"/>
+        <w:textAlignment w:val="baseline"/>
+        <w:rPr>
+          <w:rFonts w:ascii="Calibri" w:hAnsi="Calibri" w:cs="Calibri"/>
+          <w:i/>
+          <w:iCs/>
+        </w:rPr>
+      </w:pPr>
+    </w:p>
+    <w:p>
+      <w:pPr>
+        <w:pStyle w:val="paragraph"/>
+        <w:spacing w:before="0" w:beforeAutospacing="0" w:after="0" w:afterAutospacing="0"/>
+        <w:ind w:right="-510"/>
+        <w:jc w:val="both"/>
+        <w:textAlignment w:val="baseline"/>
+        <w:rPr>
+          <w:rFonts w:ascii="Calibri" w:hAnsi="Calibri" w:cs="Calibri"/>
+          <w:i/>
+          <w:iCs/>
+        </w:rPr>
+      </w:pPr>
+    </w:p>
+    <w:p>
+      <w:pPr>
+        <w:pStyle w:val="paragraph"/>
+        <w:numPr>
+          <w:ilvl w:val="0"/>
+          <w:numId w:val="11"/>
+        </w:numPr>
+        <w:spacing w:before="0" w:beforeAutospacing="0" w:after="0" w:afterAutospacing="0"/>
+        <w:ind w:left="-283" w:right="-510"/>
+        <w:jc w:val="both"/>
+        <w:textAlignment w:val="baseline"/>
+        <w:rPr>
+          <w:rStyle w:val="eop"/>
+          <w:rFonts w:ascii="Calibri" w:hAnsi="Calibri" w:cs="Calibri"/>
+          <w:i/>
+          <w:iCs/>
+        </w:rPr>
+      </w:pPr>
       <w:r>
         <w:rPr>
           <w:rStyle w:val="normaltextrun"/>
           <w:rFonts w:ascii="Calibri" w:hAnsi="Calibri" w:cs="Calibri"/>
-          <w:sz w:val="22"/>
-          <w:szCs w:val="22"/>
-        </w:rPr>
-        <w:t>esta</w:t>
-      </w:r>
-      <w:proofErr w:type="spellEnd"/>
+          <w:i/>
+          <w:iCs/>
+          <w:lang w:val="pt-PT"/>
+        </w:rPr>
+        <w:t>Desenvolva um algoritmo que permita a entrada de 10 números inteiros em uma lista. Percorra a lista, encontre e informe em qual posição da lista está o maior valor armazenado na lista sem utilização de métodos prontos.</w:t>
+      </w:r>
+      <w:r>
+        <w:rPr>
+          <w:rStyle w:val="eop"/>
+          <w:rFonts w:ascii="Calibri" w:hAnsi="Calibri" w:cs="Calibri"/>
+          <w:i/>
+          <w:iCs/>
+        </w:rPr>
+        <w:t> </w:t>
+      </w:r>
+    </w:p>
+    <w:p>
+      <w:pPr>
+        <w:pStyle w:val="paragraph"/>
+        <w:numPr>
+          <w:ilvl w:val="0"/>
+          <w:numId w:val="17"/>
+        </w:numPr>
+        <w:spacing w:before="0" w:beforeAutospacing="0" w:after="0" w:afterAutospacing="0"/>
+        <w:ind w:left="-377" w:right="-510"/>
+        <w:jc w:val="both"/>
+        <w:textAlignment w:val="baseline"/>
+        <w:rPr>
+          <w:rStyle w:val="eop"/>
+          <w:rFonts w:ascii="Calibri" w:hAnsi="Calibri" w:cs="Calibri"/>
+          <w:i/>
+          <w:iCs/>
+        </w:rPr>
+      </w:pPr>
+      <w:r>
+        <w:rPr>
+          <w:rStyle w:val="eop"/>
+          <w:rFonts w:ascii="Calibri" w:hAnsi="Calibri" w:cs="Calibri"/>
+          <w:i/>
+          <w:iCs/>
+        </w:rPr>
+        <w:t>Declarar e inicializar as variáveis vnumero vnumeros = [], index e vMaiorAtual.</w:t>
+      </w:r>
+    </w:p>
+    <w:p>
+      <w:pPr>
+        <w:pStyle w:val="paragraph"/>
+        <w:numPr>
+          <w:ilvl w:val="0"/>
+          <w:numId w:val="17"/>
+        </w:numPr>
+        <w:spacing w:before="0" w:beforeAutospacing="0" w:after="0" w:afterAutospacing="0"/>
+        <w:ind w:left="-377" w:right="-510"/>
+        <w:jc w:val="both"/>
+        <w:textAlignment w:val="baseline"/>
+        <w:rPr>
+          <w:rStyle w:val="eop"/>
+          <w:rFonts w:ascii="Calibri" w:hAnsi="Calibri" w:cs="Calibri"/>
+          <w:i/>
+          <w:iCs/>
+        </w:rPr>
+      </w:pPr>
+      <w:r>
+        <w:rPr>
+          <w:rStyle w:val="eop"/>
+          <w:rFonts w:ascii="Calibri" w:hAnsi="Calibri" w:cs="Calibri"/>
+          <w:i/>
+          <w:iCs/>
+        </w:rPr>
+        <w:t>Declarar</w:t>
+      </w:r>
+      <w:r>
+        <w:rPr>
+          <w:rStyle w:val="eop"/>
+          <w:rFonts w:ascii="Calibri" w:hAnsi="Calibri" w:cs="Calibri"/>
+          <w:i/>
+          <w:iCs/>
+        </w:rPr>
+        <w:t xml:space="preserve"> a variável index igual a 0</w:t>
+      </w:r>
+    </w:p>
+    <w:p>
+      <w:pPr>
+        <w:pStyle w:val="paragraph"/>
+        <w:numPr>
+          <w:ilvl w:val="0"/>
+          <w:numId w:val="17"/>
+        </w:numPr>
+        <w:spacing w:before="0" w:beforeAutospacing="0" w:after="0" w:afterAutospacing="0"/>
+        <w:ind w:left="-377" w:right="-510"/>
+        <w:jc w:val="both"/>
+        <w:textAlignment w:val="baseline"/>
+        <w:rPr>
+          <w:rStyle w:val="eop"/>
+          <w:rFonts w:ascii="Calibri" w:hAnsi="Calibri" w:cs="Calibri"/>
+          <w:i/>
+          <w:iCs/>
+        </w:rPr>
+      </w:pPr>
+      <w:r>
+        <w:rPr>
+          <w:rStyle w:val="eop"/>
+          <w:rFonts w:ascii="Calibri" w:hAnsi="Calibri" w:cs="Calibri"/>
+          <w:i/>
+          <w:iCs/>
+        </w:rPr>
+        <w:t>Para i em um raio de 0 a 9 com inclemento de um realiza os passo de 2 até 4:</w:t>
+      </w:r>
+    </w:p>
+    <w:p>
+      <w:pPr>
+        <w:pStyle w:val="paragraph"/>
+        <w:numPr>
+          <w:ilvl w:val="0"/>
+          <w:numId w:val="17"/>
+        </w:numPr>
+        <w:spacing w:before="0" w:beforeAutospacing="0" w:after="0" w:afterAutospacing="0"/>
+        <w:ind w:left="-377" w:right="-510"/>
+        <w:jc w:val="both"/>
+        <w:textAlignment w:val="baseline"/>
+        <w:rPr>
+          <w:rStyle w:val="eop"/>
+          <w:rFonts w:ascii="Calibri" w:hAnsi="Calibri" w:cs="Calibri"/>
+          <w:i/>
+          <w:iCs/>
+        </w:rPr>
+      </w:pPr>
+      <w:r>
+        <w:rPr>
+          <w:rStyle w:val="eop"/>
+          <w:rFonts w:ascii="Calibri" w:hAnsi="Calibri" w:cs="Calibri"/>
+          <w:i/>
+          <w:iCs/>
+        </w:rPr>
+        <w:t>Ler um valor do tipo inteiro e armazenar em vnumero.</w:t>
+      </w:r>
+    </w:p>
+    <w:p>
+      <w:pPr>
+        <w:pStyle w:val="paragraph"/>
+        <w:numPr>
+          <w:ilvl w:val="0"/>
+          <w:numId w:val="17"/>
+        </w:numPr>
+        <w:spacing w:before="0" w:beforeAutospacing="0" w:after="0" w:afterAutospacing="0"/>
+        <w:ind w:left="-377" w:right="-510"/>
+        <w:jc w:val="both"/>
+        <w:textAlignment w:val="baseline"/>
+        <w:rPr>
+          <w:rStyle w:val="eop"/>
+          <w:rFonts w:ascii="Calibri" w:hAnsi="Calibri" w:cs="Calibri"/>
+          <w:i/>
+          <w:iCs/>
+        </w:rPr>
+      </w:pPr>
+      <w:r>
+        <w:rPr>
+          <w:rStyle w:val="eop"/>
+          <w:rFonts w:ascii="Calibri" w:hAnsi="Calibri" w:cs="Calibri"/>
+          <w:i/>
+          <w:iCs/>
+        </w:rPr>
+        <w:t>Adicionar o valor da variável vnumero dentro da lista.</w:t>
+      </w:r>
+    </w:p>
+    <w:p>
+      <w:pPr>
+        <w:pStyle w:val="paragraph"/>
+        <w:numPr>
+          <w:ilvl w:val="0"/>
+          <w:numId w:val="17"/>
+        </w:numPr>
+        <w:spacing w:before="0" w:beforeAutospacing="0" w:after="0" w:afterAutospacing="0"/>
+        <w:ind w:left="-377" w:right="-510"/>
+        <w:jc w:val="both"/>
+        <w:textAlignment w:val="baseline"/>
+        <w:rPr>
+          <w:rStyle w:val="eop"/>
+          <w:rFonts w:ascii="Calibri" w:hAnsi="Calibri" w:cs="Calibri"/>
+          <w:i/>
+          <w:iCs/>
+        </w:rPr>
+      </w:pPr>
+      <w:r>
+        <w:rPr>
+          <w:rStyle w:val="eop"/>
+          <w:rFonts w:ascii="Calibri" w:hAnsi="Calibri" w:cs="Calibri"/>
+          <w:i/>
+          <w:iCs/>
+        </w:rPr>
+        <w:t>Declarar a variável cMAiorAtual como a primeira posição da lista</w:t>
+      </w:r>
+    </w:p>
+    <w:p>
+      <w:pPr>
+        <w:pStyle w:val="paragraph"/>
+        <w:numPr>
+          <w:ilvl w:val="0"/>
+          <w:numId w:val="17"/>
+        </w:numPr>
+        <w:spacing w:before="0" w:beforeAutospacing="0" w:after="0" w:afterAutospacing="0"/>
+        <w:ind w:left="-377" w:right="-510"/>
+        <w:jc w:val="both"/>
+        <w:textAlignment w:val="baseline"/>
+        <w:rPr>
+          <w:rStyle w:val="eop"/>
+          <w:rFonts w:ascii="Calibri" w:hAnsi="Calibri" w:cs="Calibri"/>
+          <w:i/>
+          <w:iCs/>
+        </w:rPr>
+      </w:pPr>
+      <w:r>
+        <w:rPr>
+          <w:rStyle w:val="eop"/>
+          <w:rFonts w:ascii="Calibri" w:hAnsi="Calibri" w:cs="Calibri"/>
+          <w:i/>
+          <w:iCs/>
+        </w:rPr>
+        <w:t>Para n do começo ao final da lista realizar os passos de 5 até :</w:t>
+      </w:r>
+    </w:p>
+    <w:p>
+      <w:pPr>
+        <w:pStyle w:val="paragraph"/>
+        <w:numPr>
+          <w:ilvl w:val="0"/>
+          <w:numId w:val="17"/>
+        </w:numPr>
+        <w:spacing w:before="0" w:beforeAutospacing="0" w:after="0" w:afterAutospacing="0"/>
+        <w:ind w:left="-377" w:right="-510"/>
+        <w:jc w:val="both"/>
+        <w:textAlignment w:val="baseline"/>
+        <w:rPr>
+          <w:rFonts w:ascii="Calibri" w:hAnsi="Calibri" w:cs="Calibri"/>
+          <w:i/>
+          <w:iCs/>
+        </w:rPr>
+      </w:pPr>
+      <w:r>
+        <w:rPr>
+          <w:rFonts w:ascii="Calibri" w:hAnsi="Calibri" w:cs="Calibri"/>
+          <w:i/>
+          <w:iCs/>
+        </w:rPr>
+        <w:t>Se n for maior que vMaiorAtual realizar o passo 7</w:t>
+      </w:r>
+    </w:p>
+    <w:p>
+      <w:pPr>
+        <w:pStyle w:val="paragraph"/>
+        <w:numPr>
+          <w:ilvl w:val="0"/>
+          <w:numId w:val="17"/>
+        </w:numPr>
+        <w:spacing w:before="0" w:beforeAutospacing="0" w:after="0" w:afterAutospacing="0"/>
+        <w:ind w:left="-377" w:right="-510"/>
+        <w:jc w:val="both"/>
+        <w:textAlignment w:val="baseline"/>
+        <w:rPr>
+          <w:rFonts w:ascii="Calibri" w:hAnsi="Calibri" w:cs="Calibri"/>
+          <w:i/>
+          <w:iCs/>
+        </w:rPr>
+      </w:pPr>
+      <w:r>
+        <w:rPr>
+          <w:rFonts w:ascii="Calibri" w:hAnsi="Calibri" w:cs="Calibri"/>
+          <w:i/>
+          <w:iCs/>
+        </w:rPr>
+        <w:t>Acumular o valor da variável n em vMaiorAtual</w:t>
+      </w:r>
+    </w:p>
+    <w:p>
+      <w:pPr>
+        <w:pStyle w:val="paragraph"/>
+        <w:numPr>
+          <w:ilvl w:val="0"/>
+          <w:numId w:val="17"/>
+        </w:numPr>
+        <w:spacing w:before="0" w:beforeAutospacing="0" w:after="0" w:afterAutospacing="0"/>
+        <w:ind w:left="-377" w:right="-510"/>
+        <w:jc w:val="both"/>
+        <w:textAlignment w:val="baseline"/>
+        <w:rPr>
+          <w:rFonts w:ascii="Calibri" w:hAnsi="Calibri" w:cs="Calibri"/>
+          <w:i/>
+          <w:iCs/>
+        </w:rPr>
+      </w:pPr>
+      <w:r>
+        <w:rPr>
+          <w:rFonts w:ascii="Calibri" w:hAnsi="Calibri" w:cs="Calibri"/>
+          <w:i/>
+          <w:iCs/>
+        </w:rPr>
+        <w:t>Acumular mais 1 a variável index</w:t>
+      </w:r>
+    </w:p>
+    <w:p>
+      <w:pPr>
+        <w:pStyle w:val="paragraph"/>
+        <w:numPr>
+          <w:ilvl w:val="0"/>
+          <w:numId w:val="17"/>
+        </w:numPr>
+        <w:spacing w:before="0" w:beforeAutospacing="0" w:after="0" w:afterAutospacing="0"/>
+        <w:ind w:left="-377" w:right="-510"/>
+        <w:jc w:val="both"/>
+        <w:textAlignment w:val="baseline"/>
+        <w:rPr>
+          <w:rFonts w:ascii="Calibri" w:hAnsi="Calibri" w:cs="Calibri"/>
+          <w:i/>
+          <w:iCs/>
+        </w:rPr>
+      </w:pPr>
+      <w:r>
+        <w:rPr>
+          <w:rFonts w:ascii="Calibri" w:hAnsi="Calibri" w:cs="Calibri"/>
+          <w:i/>
+          <w:iCs/>
+        </w:rPr>
+        <w:lastRenderedPageBreak/>
+        <w:t>Apresentar o índice e o maior numero da lista.</w:t>
+      </w:r>
+    </w:p>
+    <w:p>
+      <w:pPr>
+        <w:pStyle w:val="paragraph"/>
+        <w:spacing w:before="0" w:beforeAutospacing="0" w:after="0" w:afterAutospacing="0"/>
+        <w:ind w:right="-510"/>
+        <w:jc w:val="both"/>
+        <w:textAlignment w:val="baseline"/>
+        <w:rPr>
+          <w:rFonts w:ascii="Calibri" w:hAnsi="Calibri" w:cs="Calibri"/>
+          <w:i/>
+          <w:iCs/>
+        </w:rPr>
+      </w:pPr>
+      <w:r>
+        <w:rPr>
+          <w:rFonts w:ascii="Calibri" w:hAnsi="Calibri" w:cs="Calibri"/>
+          <w:i/>
+          <w:iCs/>
+        </w:rPr>
+        <w:drawing>
+          <wp:inline distT="0" distB="0" distL="0" distR="0" wp14:anchorId="594CF934" wp14:editId="51BDB9A3">
+            <wp:extent cx="5400040" cy="2063750"/>
+            <wp:effectExtent l="0" t="0" r="0" b="0"/>
+            <wp:docPr id="3" name="Imagem 3"/>
+            <wp:cNvGraphicFramePr>
+              <a:graphicFrameLocks xmlns:a="http://schemas.openxmlformats.org/drawingml/2006/main" noChangeAspect="1"/>
+            </wp:cNvGraphicFramePr>
+            <a:graphic xmlns:a="http://schemas.openxmlformats.org/drawingml/2006/main">
+              <a:graphicData uri="http://schemas.openxmlformats.org/drawingml/2006/picture">
+                <pic:pic xmlns:pic="http://schemas.openxmlformats.org/drawingml/2006/picture">
+                  <pic:nvPicPr>
+                    <pic:cNvPr id="1" name=""/>
+                    <pic:cNvPicPr/>
+                  </pic:nvPicPr>
+                  <pic:blipFill>
+                    <a:blip r:embed="rId10"/>
+                    <a:stretch>
+                      <a:fillRect/>
+                    </a:stretch>
+                  </pic:blipFill>
+                  <pic:spPr>
+                    <a:xfrm>
+                      <a:off x="0" y="0"/>
+                      <a:ext cx="5400040" cy="2063750"/>
+                    </a:xfrm>
+                    <a:prstGeom prst="rect">
+                      <a:avLst/>
+                    </a:prstGeom>
+                  </pic:spPr>
+                </pic:pic>
+              </a:graphicData>
+            </a:graphic>
+          </wp:inline>
+        </w:drawing>
+      </w:r>
+    </w:p>
+    <w:p>
+      <w:pPr>
+        <w:pStyle w:val="paragraph"/>
+        <w:numPr>
+          <w:ilvl w:val="0"/>
+          <w:numId w:val="11"/>
+        </w:numPr>
+        <w:spacing w:before="0" w:beforeAutospacing="0" w:after="0" w:afterAutospacing="0"/>
+        <w:ind w:left="-283" w:right="-510"/>
+        <w:jc w:val="both"/>
+        <w:textAlignment w:val="baseline"/>
+        <w:rPr>
+          <w:rStyle w:val="eop"/>
+          <w:rFonts w:ascii="Calibri" w:hAnsi="Calibri" w:cs="Calibri"/>
+          <w:i/>
+          <w:iCs/>
+        </w:rPr>
+      </w:pPr>
       <w:r>
         <w:rPr>
           <w:rStyle w:val="normaltextrun"/>
           <w:rFonts w:ascii="Calibri" w:hAnsi="Calibri" w:cs="Calibri"/>
-          <w:sz w:val="22"/>
-          <w:szCs w:val="22"/>
-        </w:rPr>
-        <w:t xml:space="preserve"> de recuperação”</w:t>
-      </w:r>
-    </w:p>
-    <w:p>
-      <w:pPr>
-        <w:pStyle w:val="paragraph"/>
-        <w:numPr>
-          <w:ilvl w:val="0"/>
-          <w:numId w:val="12"/>
+          <w:i/>
+          <w:iCs/>
+          <w:lang w:val="pt-PT"/>
+        </w:rPr>
+        <w:t>Desenvolva um algoritmo que permita o preenchimento completo de uma matriz 3 x 3. Percorra a matriz e calcule e apresente quantos números existentes na matriz são maiores do que o número 10. </w:t>
+      </w:r>
+    </w:p>
+    <w:p>
+      <w:pPr>
+        <w:pStyle w:val="paragraph"/>
+        <w:numPr>
+          <w:ilvl w:val="0"/>
+          <w:numId w:val="18"/>
+        </w:numPr>
+        <w:spacing w:before="0" w:beforeAutospacing="0" w:after="0" w:afterAutospacing="0"/>
+        <w:ind w:left="-377" w:right="-510"/>
+        <w:jc w:val="both"/>
+        <w:textAlignment w:val="baseline"/>
+        <w:rPr>
+          <w:rStyle w:val="eop"/>
+          <w:rFonts w:ascii="Calibri" w:hAnsi="Calibri" w:cs="Calibri"/>
+          <w:i/>
+          <w:iCs/>
+        </w:rPr>
+      </w:pPr>
+      <w:r>
+        <w:rPr>
+          <w:rStyle w:val="eop"/>
+          <w:rFonts w:ascii="Calibri" w:hAnsi="Calibri" w:cs="Calibri"/>
+        </w:rPr>
+        <w:t>Declarar</w:t>
+      </w:r>
+      <w:r>
+        <w:rPr>
+          <w:rStyle w:val="eop"/>
+          <w:rFonts w:ascii="Calibri" w:hAnsi="Calibri" w:cs="Calibri"/>
+        </w:rPr>
+        <w:t xml:space="preserve"> e inicializar as variáveis matriz = [], vcontNumerosMairoesQueDez, linha = [], valor.</w:t>
+      </w:r>
+    </w:p>
+    <w:p>
+      <w:pPr>
+        <w:pStyle w:val="paragraph"/>
+        <w:numPr>
+          <w:ilvl w:val="0"/>
+          <w:numId w:val="18"/>
+        </w:numPr>
+        <w:spacing w:before="0" w:beforeAutospacing="0" w:after="0" w:afterAutospacing="0"/>
+        <w:ind w:left="-377" w:right="-510"/>
+        <w:jc w:val="both"/>
+        <w:textAlignment w:val="baseline"/>
+        <w:rPr>
+          <w:rStyle w:val="eop"/>
+          <w:rFonts w:ascii="Calibri" w:hAnsi="Calibri" w:cs="Calibri"/>
+          <w:i/>
+          <w:iCs/>
+        </w:rPr>
+      </w:pPr>
+      <w:r>
+        <w:rPr>
+          <w:rStyle w:val="eop"/>
+          <w:rFonts w:ascii="Calibri" w:hAnsi="Calibri" w:cs="Calibri"/>
+        </w:rPr>
+        <w:t>Para i em um raio de 3 realizar ops passos de 2 até:</w:t>
+      </w:r>
+    </w:p>
+    <w:p>
+      <w:pPr>
+        <w:pStyle w:val="paragraph"/>
+        <w:numPr>
+          <w:ilvl w:val="0"/>
+          <w:numId w:val="18"/>
+        </w:numPr>
+        <w:spacing w:before="0" w:beforeAutospacing="0" w:after="0" w:afterAutospacing="0"/>
+        <w:ind w:left="-377" w:right="-510"/>
+        <w:jc w:val="both"/>
+        <w:textAlignment w:val="baseline"/>
+        <w:rPr>
+          <w:rStyle w:val="eop"/>
+          <w:rFonts w:ascii="Calibri" w:hAnsi="Calibri" w:cs="Calibri"/>
+          <w:i/>
+          <w:iCs/>
+        </w:rPr>
+      </w:pPr>
+      <w:r>
+        <w:rPr>
+          <w:rStyle w:val="eop"/>
+          <w:rFonts w:ascii="Calibri" w:hAnsi="Calibri" w:cs="Calibri"/>
+        </w:rPr>
+        <w:t>Criar a lista linha</w:t>
+      </w:r>
+    </w:p>
+    <w:p>
+      <w:pPr>
+        <w:pStyle w:val="paragraph"/>
+        <w:numPr>
+          <w:ilvl w:val="0"/>
+          <w:numId w:val="18"/>
+        </w:numPr>
+        <w:spacing w:before="0" w:beforeAutospacing="0" w:after="0" w:afterAutospacing="0"/>
+        <w:ind w:left="-377" w:right="-510"/>
+        <w:jc w:val="both"/>
+        <w:textAlignment w:val="baseline"/>
+        <w:rPr>
+          <w:rStyle w:val="eop"/>
+          <w:rFonts w:ascii="Calibri" w:hAnsi="Calibri" w:cs="Calibri"/>
+          <w:i/>
+          <w:iCs/>
+        </w:rPr>
+      </w:pPr>
+      <w:r>
+        <w:rPr>
+          <w:rStyle w:val="eop"/>
+          <w:rFonts w:ascii="Calibri" w:hAnsi="Calibri" w:cs="Calibri"/>
+        </w:rPr>
+        <w:t>Para j em re raio de 3 rtealizar os passos de 4 até :</w:t>
+      </w:r>
+    </w:p>
+    <w:p>
+      <w:pPr>
+        <w:pStyle w:val="paragraph"/>
+        <w:numPr>
+          <w:ilvl w:val="0"/>
+          <w:numId w:val="18"/>
+        </w:numPr>
+        <w:spacing w:before="0" w:beforeAutospacing="0" w:after="0" w:afterAutospacing="0"/>
+        <w:ind w:left="-377" w:right="-510"/>
+        <w:jc w:val="both"/>
+        <w:textAlignment w:val="baseline"/>
+        <w:rPr>
+          <w:rStyle w:val="eop"/>
+          <w:rFonts w:ascii="Calibri" w:hAnsi="Calibri" w:cs="Calibri"/>
+          <w:i/>
+          <w:iCs/>
+        </w:rPr>
+      </w:pPr>
+      <w:r>
+        <w:rPr>
+          <w:rStyle w:val="eop"/>
+          <w:rFonts w:ascii="Calibri" w:hAnsi="Calibri" w:cs="Calibri"/>
+        </w:rPr>
+        <w:t>Ler um valor do tipo ionteiro e armazenar em valor.</w:t>
+      </w:r>
+    </w:p>
+    <w:p>
+      <w:pPr>
+        <w:pStyle w:val="paragraph"/>
+        <w:numPr>
+          <w:ilvl w:val="0"/>
+          <w:numId w:val="18"/>
+        </w:numPr>
+        <w:spacing w:before="0" w:beforeAutospacing="0" w:after="0" w:afterAutospacing="0"/>
+        <w:ind w:left="-377" w:right="-510"/>
+        <w:jc w:val="both"/>
+        <w:textAlignment w:val="baseline"/>
+        <w:rPr>
+          <w:rStyle w:val="eop"/>
+          <w:rFonts w:ascii="Calibri" w:hAnsi="Calibri" w:cs="Calibri"/>
+          <w:i/>
+          <w:iCs/>
+        </w:rPr>
+      </w:pPr>
+      <w:r>
+        <w:rPr>
+          <w:rStyle w:val="eop"/>
+          <w:rFonts w:ascii="Calibri" w:hAnsi="Calibri" w:cs="Calibri"/>
+        </w:rPr>
+        <w:t>Adicionar a variável valor dentro da lista linha</w:t>
+      </w:r>
+    </w:p>
+    <w:p>
+      <w:pPr>
+        <w:pStyle w:val="paragraph"/>
+        <w:numPr>
+          <w:ilvl w:val="0"/>
+          <w:numId w:val="18"/>
+        </w:numPr>
+        <w:spacing w:before="0" w:beforeAutospacing="0" w:after="0" w:afterAutospacing="0"/>
+        <w:ind w:left="-377" w:right="-510"/>
+        <w:jc w:val="both"/>
+        <w:textAlignment w:val="baseline"/>
+        <w:rPr>
+          <w:rStyle w:val="eop"/>
+          <w:rFonts w:ascii="Calibri" w:hAnsi="Calibri" w:cs="Calibri"/>
+          <w:i/>
+          <w:iCs/>
+        </w:rPr>
+      </w:pPr>
+      <w:r>
+        <w:rPr>
+          <w:rStyle w:val="eop"/>
+          <w:rFonts w:ascii="Calibri" w:hAnsi="Calibri" w:cs="Calibri"/>
+        </w:rPr>
+        <w:t>Se valor for mairo que dez realizar os passo de 7 até :</w:t>
+      </w:r>
+    </w:p>
+    <w:p>
+      <w:pPr>
+        <w:pStyle w:val="paragraph"/>
+        <w:numPr>
+          <w:ilvl w:val="0"/>
+          <w:numId w:val="18"/>
+        </w:numPr>
+        <w:spacing w:before="0" w:beforeAutospacing="0" w:after="0" w:afterAutospacing="0"/>
+        <w:ind w:left="-377" w:right="-510"/>
+        <w:jc w:val="both"/>
+        <w:textAlignment w:val="baseline"/>
+        <w:rPr>
+          <w:rStyle w:val="eop"/>
+          <w:rFonts w:ascii="Calibri" w:hAnsi="Calibri" w:cs="Calibri"/>
+          <w:i/>
+          <w:iCs/>
+        </w:rPr>
+      </w:pPr>
+      <w:r>
+        <w:rPr>
+          <w:rStyle w:val="eop"/>
+          <w:rFonts w:ascii="Calibri" w:hAnsi="Calibri" w:cs="Calibri"/>
+        </w:rPr>
+        <w:t>Acumular mais um a  variável vcontNuemrosMaiorQueDez.</w:t>
+      </w:r>
+    </w:p>
+    <w:p>
+      <w:pPr>
+        <w:pStyle w:val="paragraph"/>
+        <w:numPr>
+          <w:ilvl w:val="0"/>
+          <w:numId w:val="18"/>
+        </w:numPr>
+        <w:spacing w:before="0" w:beforeAutospacing="0" w:after="0" w:afterAutospacing="0"/>
+        <w:ind w:left="-377" w:right="-510"/>
+        <w:jc w:val="both"/>
+        <w:textAlignment w:val="baseline"/>
+        <w:rPr>
+          <w:rStyle w:val="eop"/>
+          <w:rFonts w:ascii="Calibri" w:hAnsi="Calibri" w:cs="Calibri"/>
+          <w:i/>
+          <w:iCs/>
+        </w:rPr>
+      </w:pPr>
+      <w:r>
+        <w:rPr>
+          <w:rStyle w:val="eop"/>
+          <w:rFonts w:ascii="Calibri" w:hAnsi="Calibri" w:cs="Calibri"/>
+          <w:i/>
+          <w:iCs/>
+        </w:rPr>
+        <w:t>Adicionar a lista linha dentro da lista matriz.</w:t>
+      </w:r>
+    </w:p>
+    <w:p>
+      <w:pPr>
+        <w:pStyle w:val="paragraph"/>
+        <w:numPr>
+          <w:ilvl w:val="0"/>
+          <w:numId w:val="18"/>
+        </w:numPr>
+        <w:spacing w:before="0" w:beforeAutospacing="0" w:after="0" w:afterAutospacing="0"/>
+        <w:ind w:left="-377" w:right="-510"/>
+        <w:jc w:val="both"/>
+        <w:textAlignment w:val="baseline"/>
+        <w:rPr>
+          <w:rStyle w:val="eop"/>
+          <w:rFonts w:ascii="Calibri" w:hAnsi="Calibri" w:cs="Calibri"/>
+          <w:i/>
+          <w:iCs/>
+        </w:rPr>
+      </w:pPr>
+      <w:r>
+        <w:rPr>
+          <w:rStyle w:val="eop"/>
+          <w:rFonts w:ascii="Calibri" w:hAnsi="Calibri" w:cs="Calibri"/>
+          <w:i/>
+          <w:iCs/>
+        </w:rPr>
+        <w:t>Exibiur a quantidade de números maiores que dez.</w:t>
+      </w:r>
+    </w:p>
+    <w:p>
+      <w:pPr>
+        <w:pStyle w:val="paragraph"/>
+        <w:spacing w:before="0" w:beforeAutospacing="0" w:after="0" w:afterAutospacing="0"/>
+        <w:ind w:right="-510"/>
+        <w:jc w:val="both"/>
+        <w:textAlignment w:val="baseline"/>
+        <w:rPr>
+          <w:rFonts w:ascii="Calibri" w:hAnsi="Calibri" w:cs="Calibri"/>
+          <w:i/>
+          <w:iCs/>
+        </w:rPr>
+      </w:pPr>
+      <w:r>
+        <w:rPr>
+          <w:rFonts w:ascii="Calibri" w:hAnsi="Calibri" w:cs="Calibri"/>
+          <w:i/>
+          <w:iCs/>
+        </w:rPr>
+        <w:drawing>
+          <wp:inline distT="0" distB="0" distL="0" distR="0" wp14:anchorId="28A083E5" wp14:editId="53361A0C">
+            <wp:extent cx="5400040" cy="2826385"/>
+            <wp:effectExtent l="0" t="0" r="0" b="0"/>
+            <wp:docPr id="4" name="Imagem 4"/>
+            <wp:cNvGraphicFramePr>
+              <a:graphicFrameLocks xmlns:a="http://schemas.openxmlformats.org/drawingml/2006/main" noChangeAspect="1"/>
+            </wp:cNvGraphicFramePr>
+            <a:graphic xmlns:a="http://schemas.openxmlformats.org/drawingml/2006/main">
+              <a:graphicData uri="http://schemas.openxmlformats.org/drawingml/2006/picture">
+                <pic:pic xmlns:pic="http://schemas.openxmlformats.org/drawingml/2006/picture">
+                  <pic:nvPicPr>
+                    <pic:cNvPr id="1" name=""/>
+                    <pic:cNvPicPr/>
+                  </pic:nvPicPr>
+                  <pic:blipFill>
+                    <a:blip r:embed="rId11"/>
+                    <a:stretch>
+                      <a:fillRect/>
+                    </a:stretch>
+                  </pic:blipFill>
+                  <pic:spPr>
+                    <a:xfrm>
+                      <a:off x="0" y="0"/>
+                      <a:ext cx="5400040" cy="2826385"/>
+                    </a:xfrm>
+                    <a:prstGeom prst="rect">
+                      <a:avLst/>
+                    </a:prstGeom>
+                  </pic:spPr>
+                </pic:pic>
+              </a:graphicData>
+            </a:graphic>
+          </wp:inline>
+        </w:drawing>
+      </w:r>
+    </w:p>
+    <w:p>
+      <w:pPr>
+        <w:pStyle w:val="paragraph"/>
+        <w:spacing w:before="0" w:beforeAutospacing="0" w:after="0" w:afterAutospacing="0"/>
+        <w:ind w:right="-510"/>
+        <w:jc w:val="both"/>
+        <w:textAlignment w:val="baseline"/>
+        <w:rPr>
+          <w:rFonts w:ascii="Calibri" w:hAnsi="Calibri" w:cs="Calibri"/>
+          <w:i/>
+          <w:iCs/>
+        </w:rPr>
+      </w:pPr>
+    </w:p>
+    <w:p>
+      <w:pPr>
+        <w:pStyle w:val="paragraph"/>
+        <w:spacing w:before="0" w:beforeAutospacing="0" w:after="0" w:afterAutospacing="0"/>
+        <w:ind w:right="-510"/>
+        <w:jc w:val="both"/>
+        <w:textAlignment w:val="baseline"/>
+        <w:rPr>
+          <w:rFonts w:ascii="Calibri" w:hAnsi="Calibri" w:cs="Calibri"/>
+          <w:i/>
+          <w:iCs/>
+        </w:rPr>
+      </w:pPr>
+    </w:p>
+    <w:p>
+      <w:pPr>
+        <w:pStyle w:val="paragraph"/>
+        <w:spacing w:before="0" w:beforeAutospacing="0" w:after="0" w:afterAutospacing="0"/>
+        <w:ind w:right="-510"/>
+        <w:jc w:val="both"/>
+        <w:textAlignment w:val="baseline"/>
+        <w:rPr>
+          <w:rFonts w:ascii="Calibri" w:hAnsi="Calibri" w:cs="Calibri"/>
+          <w:i/>
+          <w:iCs/>
+        </w:rPr>
+      </w:pPr>
+    </w:p>
+    <w:p>
+      <w:pPr>
+        <w:pStyle w:val="paragraph"/>
+        <w:spacing w:before="0" w:beforeAutospacing="0" w:after="0" w:afterAutospacing="0"/>
+        <w:ind w:right="-510"/>
+        <w:jc w:val="both"/>
+        <w:textAlignment w:val="baseline"/>
+        <w:rPr>
+          <w:rFonts w:ascii="Calibri" w:hAnsi="Calibri" w:cs="Calibri"/>
+          <w:i/>
+          <w:iCs/>
+        </w:rPr>
+      </w:pPr>
+    </w:p>
+    <w:p>
+      <w:pPr>
+        <w:pStyle w:val="paragraph"/>
+        <w:spacing w:before="0" w:beforeAutospacing="0" w:after="0" w:afterAutospacing="0"/>
+        <w:ind w:right="-510"/>
+        <w:jc w:val="both"/>
+        <w:textAlignment w:val="baseline"/>
+        <w:rPr>
+          <w:rFonts w:ascii="Calibri" w:hAnsi="Calibri" w:cs="Calibri"/>
+          <w:i/>
+          <w:iCs/>
+        </w:rPr>
+      </w:pPr>
+    </w:p>
+    <w:p>
+      <w:pPr>
+        <w:pStyle w:val="paragraph"/>
+        <w:spacing w:before="0" w:beforeAutospacing="0" w:after="0" w:afterAutospacing="0"/>
+        <w:ind w:right="-510"/>
+        <w:jc w:val="both"/>
+        <w:textAlignment w:val="baseline"/>
+        <w:rPr>
+          <w:rFonts w:ascii="Calibri" w:hAnsi="Calibri" w:cs="Calibri"/>
+          <w:i/>
+          <w:iCs/>
+        </w:rPr>
+      </w:pPr>
+    </w:p>
+    <w:p>
+      <w:pPr>
+        <w:pStyle w:val="paragraph"/>
+        <w:numPr>
+          <w:ilvl w:val="0"/>
+          <w:numId w:val="11"/>
         </w:numPr>
         <w:spacing w:before="0" w:beforeAutospacing="0" w:after="0" w:afterAutospacing="0"/>
         <w:ind w:left="-283" w:right="-510"/>
         <w:jc w:val="both"/>
         <w:textAlignment w:val="baseline"/>
         <w:rPr>
+          <w:rStyle w:val="eop"/>
+          <w:rFonts w:ascii="Calibri" w:hAnsi="Calibri" w:cs="Calibri"/>
+          <w:i/>
+          <w:iCs/>
+        </w:rPr>
+      </w:pPr>
+      <w:r>
+        <w:rPr>
           <w:rStyle w:val="normaltextrun"/>
           <w:rFonts w:ascii="Calibri" w:hAnsi="Calibri" w:cs="Calibri"/>
-          <w:sz w:val="22"/>
-          <w:szCs w:val="22"/>
+          <w:i/>
+          <w:iCs/>
+          <w:lang w:val="pt-PT"/>
+        </w:rPr>
+        <w:lastRenderedPageBreak/>
+        <w:t>Desenvolva um programa que permita a entrada de números para preencher uma matriz de 3 x 3. Calcule e apresente a soma dos números que estão acima da diagonal principal da matriz.</w:t>
+      </w:r>
+      <w:r>
+        <w:rPr>
+          <w:rStyle w:val="eop"/>
+          <w:rFonts w:ascii="Calibri" w:hAnsi="Calibri" w:cs="Calibri"/>
+          <w:i/>
+          <w:iCs/>
+        </w:rPr>
+        <w:t> </w:t>
+      </w:r>
+    </w:p>
+    <w:p>
+      <w:pPr>
+        <w:pStyle w:val="paragraph"/>
+        <w:numPr>
+          <w:ilvl w:val="0"/>
+          <w:numId w:val="21"/>
+        </w:numPr>
+        <w:spacing w:before="0" w:beforeAutospacing="0" w:after="0" w:afterAutospacing="0"/>
+        <w:ind w:left="-377" w:right="-510"/>
+        <w:jc w:val="both"/>
+        <w:textAlignment w:val="baseline"/>
+        <w:rPr>
+          <w:rStyle w:val="eop"/>
+          <w:rFonts w:ascii="Calibri" w:hAnsi="Calibri" w:cs="Calibri"/>
+          <w:i/>
+          <w:iCs/>
+        </w:rPr>
+      </w:pPr>
+      <w:r>
+        <w:rPr>
+          <w:rStyle w:val="eop"/>
+          <w:rFonts w:ascii="Calibri" w:hAnsi="Calibri" w:cs="Calibri"/>
+        </w:rPr>
+        <w:t>Declarar</w:t>
+      </w:r>
+      <w:r>
+        <w:rPr>
+          <w:rStyle w:val="eop"/>
+          <w:rFonts w:ascii="Calibri" w:hAnsi="Calibri" w:cs="Calibri"/>
+        </w:rPr>
+        <w:t xml:space="preserve"> e inicializar as variáveis matriz = [],</w:t>
+      </w:r>
+      <w:r>
+        <w:rPr>
+          <w:rStyle w:val="eop"/>
+          <w:rFonts w:ascii="Calibri" w:hAnsi="Calibri" w:cs="Calibri"/>
+        </w:rPr>
+        <w:t xml:space="preserve"> soma</w:t>
+      </w:r>
+      <w:r>
+        <w:rPr>
+          <w:rStyle w:val="eop"/>
+          <w:rFonts w:ascii="Calibri" w:hAnsi="Calibri" w:cs="Calibri"/>
+        </w:rPr>
+        <w:t>, linha = [], valor.</w:t>
+      </w:r>
+    </w:p>
+    <w:p>
+      <w:pPr>
+        <w:pStyle w:val="paragraph"/>
+        <w:numPr>
+          <w:ilvl w:val="0"/>
+          <w:numId w:val="21"/>
+        </w:numPr>
+        <w:spacing w:before="0" w:beforeAutospacing="0" w:after="0" w:afterAutospacing="0"/>
+        <w:ind w:left="-377" w:right="-510"/>
+        <w:jc w:val="both"/>
+        <w:textAlignment w:val="baseline"/>
+        <w:rPr>
+          <w:rStyle w:val="eop"/>
+          <w:rFonts w:ascii="Calibri" w:hAnsi="Calibri" w:cs="Calibri"/>
+          <w:i/>
+          <w:iCs/>
+        </w:rPr>
+      </w:pPr>
+      <w:r>
+        <w:rPr>
+          <w:rStyle w:val="eop"/>
+          <w:rFonts w:ascii="Calibri" w:hAnsi="Calibri" w:cs="Calibri"/>
+        </w:rPr>
+        <w:t>Para i em um raio de 3 realizar ops passos de 2 até:</w:t>
+      </w:r>
+    </w:p>
+    <w:p>
+      <w:pPr>
+        <w:pStyle w:val="paragraph"/>
+        <w:numPr>
+          <w:ilvl w:val="0"/>
+          <w:numId w:val="21"/>
+        </w:numPr>
+        <w:spacing w:before="0" w:beforeAutospacing="0" w:after="0" w:afterAutospacing="0"/>
+        <w:ind w:left="-377" w:right="-510"/>
+        <w:jc w:val="both"/>
+        <w:textAlignment w:val="baseline"/>
+        <w:rPr>
+          <w:rStyle w:val="eop"/>
+          <w:rFonts w:ascii="Calibri" w:hAnsi="Calibri" w:cs="Calibri"/>
+          <w:i/>
+          <w:iCs/>
+        </w:rPr>
+      </w:pPr>
+      <w:r>
+        <w:rPr>
+          <w:rStyle w:val="eop"/>
+          <w:rFonts w:ascii="Calibri" w:hAnsi="Calibri" w:cs="Calibri"/>
+        </w:rPr>
+        <w:t>Criar a lista linha</w:t>
+      </w:r>
+    </w:p>
+    <w:p>
+      <w:pPr>
+        <w:pStyle w:val="paragraph"/>
+        <w:numPr>
+          <w:ilvl w:val="0"/>
+          <w:numId w:val="21"/>
+        </w:numPr>
+        <w:spacing w:before="0" w:beforeAutospacing="0" w:after="0" w:afterAutospacing="0"/>
+        <w:ind w:left="-377" w:right="-510"/>
+        <w:jc w:val="both"/>
+        <w:textAlignment w:val="baseline"/>
+        <w:rPr>
+          <w:rStyle w:val="eop"/>
+          <w:rFonts w:ascii="Calibri" w:hAnsi="Calibri" w:cs="Calibri"/>
+          <w:i/>
+          <w:iCs/>
+        </w:rPr>
+      </w:pPr>
+      <w:r>
+        <w:rPr>
+          <w:rStyle w:val="eop"/>
+          <w:rFonts w:ascii="Calibri" w:hAnsi="Calibri" w:cs="Calibri"/>
+        </w:rPr>
+        <w:t>Para j em re raio de 3 rtealizar os passos de 4 até :</w:t>
+      </w:r>
+    </w:p>
+    <w:p>
+      <w:pPr>
+        <w:pStyle w:val="paragraph"/>
+        <w:numPr>
+          <w:ilvl w:val="0"/>
+          <w:numId w:val="21"/>
+        </w:numPr>
+        <w:spacing w:before="0" w:beforeAutospacing="0" w:after="0" w:afterAutospacing="0"/>
+        <w:ind w:left="-377" w:right="-510"/>
+        <w:jc w:val="both"/>
+        <w:textAlignment w:val="baseline"/>
+        <w:rPr>
+          <w:rStyle w:val="eop"/>
+          <w:rFonts w:ascii="Calibri" w:hAnsi="Calibri" w:cs="Calibri"/>
+          <w:i/>
+          <w:iCs/>
+        </w:rPr>
+      </w:pPr>
+      <w:r>
+        <w:rPr>
+          <w:rStyle w:val="eop"/>
+          <w:rFonts w:ascii="Calibri" w:hAnsi="Calibri" w:cs="Calibri"/>
+        </w:rPr>
+        <w:t>Ler um valor do tipo ionteiro e armazenar em valor</w:t>
+      </w:r>
+      <w:r>
+        <w:rPr>
+          <w:rStyle w:val="eop"/>
+          <w:rFonts w:ascii="Calibri" w:hAnsi="Calibri" w:cs="Calibri"/>
+        </w:rPr>
+        <w:t>:</w:t>
+      </w:r>
+    </w:p>
+    <w:p>
+      <w:pPr>
+        <w:pStyle w:val="paragraph"/>
+        <w:numPr>
+          <w:ilvl w:val="0"/>
+          <w:numId w:val="21"/>
+        </w:numPr>
+        <w:spacing w:before="0" w:beforeAutospacing="0" w:after="0" w:afterAutospacing="0"/>
+        <w:ind w:left="-377" w:right="-510"/>
+        <w:jc w:val="both"/>
+        <w:textAlignment w:val="baseline"/>
+        <w:rPr>
+          <w:rStyle w:val="eop"/>
+          <w:rFonts w:ascii="Calibri" w:hAnsi="Calibri" w:cs="Calibri"/>
+          <w:i/>
+          <w:iCs/>
+        </w:rPr>
+      </w:pPr>
+      <w:r>
+        <w:rPr>
+          <w:rStyle w:val="eop"/>
+          <w:rFonts w:ascii="Calibri" w:hAnsi="Calibri" w:cs="Calibri"/>
+        </w:rPr>
+        <w:t>Adicionar a  lista linha dentro da lista matriz.</w:t>
+      </w:r>
+    </w:p>
+    <w:p>
+      <w:pPr>
+        <w:pStyle w:val="paragraph"/>
+        <w:numPr>
+          <w:ilvl w:val="0"/>
+          <w:numId w:val="21"/>
+        </w:numPr>
+        <w:spacing w:before="0" w:beforeAutospacing="0" w:after="0" w:afterAutospacing="0"/>
+        <w:ind w:left="-377" w:right="-510"/>
+        <w:jc w:val="both"/>
+        <w:textAlignment w:val="baseline"/>
+        <w:rPr>
+          <w:rStyle w:val="eop"/>
+          <w:rFonts w:ascii="Calibri" w:hAnsi="Calibri" w:cs="Calibri"/>
+          <w:i/>
+          <w:iCs/>
+        </w:rPr>
+      </w:pPr>
+      <w:r>
+        <w:rPr>
+          <w:rStyle w:val="eop"/>
+          <w:rFonts w:ascii="Calibri" w:hAnsi="Calibri" w:cs="Calibri"/>
+        </w:rPr>
+        <w:t>Declarar a variável soma como 0.</w:t>
+      </w:r>
+    </w:p>
+    <w:p>
+      <w:pPr>
+        <w:pStyle w:val="paragraph"/>
+        <w:numPr>
+          <w:ilvl w:val="0"/>
+          <w:numId w:val="21"/>
+        </w:numPr>
+        <w:spacing w:before="0" w:beforeAutospacing="0" w:after="0" w:afterAutospacing="0"/>
+        <w:ind w:left="-377" w:right="-510"/>
+        <w:jc w:val="both"/>
+        <w:textAlignment w:val="baseline"/>
+        <w:rPr>
+          <w:rStyle w:val="eop"/>
+          <w:rFonts w:ascii="Calibri" w:hAnsi="Calibri" w:cs="Calibri"/>
+          <w:i/>
+          <w:iCs/>
+        </w:rPr>
+      </w:pPr>
+      <w:r>
+        <w:rPr>
+          <w:rStyle w:val="eop"/>
+          <w:rFonts w:ascii="Calibri" w:hAnsi="Calibri" w:cs="Calibri"/>
+        </w:rPr>
+        <w:t>Para i em um raio de 3 realizar os passos de 8 até :</w:t>
+      </w:r>
+    </w:p>
+    <w:p>
+      <w:pPr>
+        <w:pStyle w:val="paragraph"/>
+        <w:numPr>
+          <w:ilvl w:val="0"/>
+          <w:numId w:val="21"/>
+        </w:numPr>
+        <w:spacing w:before="0" w:beforeAutospacing="0" w:after="0" w:afterAutospacing="0"/>
+        <w:ind w:left="-377" w:right="-510"/>
+        <w:jc w:val="both"/>
+        <w:textAlignment w:val="baseline"/>
+        <w:rPr>
+          <w:rStyle w:val="eop"/>
+          <w:rFonts w:ascii="Calibri" w:hAnsi="Calibri" w:cs="Calibri"/>
+          <w:i/>
+          <w:iCs/>
+        </w:rPr>
+      </w:pPr>
+      <w:r>
+        <w:rPr>
+          <w:rStyle w:val="eop"/>
+          <w:rFonts w:ascii="Calibri" w:hAnsi="Calibri" w:cs="Calibri"/>
+        </w:rPr>
+        <w:t>Para j em um raio de 3 realizar os passo de 9 até :</w:t>
+      </w:r>
+    </w:p>
+    <w:p>
+      <w:pPr>
+        <w:pStyle w:val="paragraph"/>
+        <w:numPr>
+          <w:ilvl w:val="0"/>
+          <w:numId w:val="21"/>
+        </w:numPr>
+        <w:spacing w:before="0" w:beforeAutospacing="0" w:after="0" w:afterAutospacing="0"/>
+        <w:ind w:left="-377" w:right="-510"/>
+        <w:jc w:val="both"/>
+        <w:textAlignment w:val="baseline"/>
+        <w:rPr>
+          <w:rStyle w:val="eop"/>
+          <w:rFonts w:ascii="Calibri" w:hAnsi="Calibri" w:cs="Calibri"/>
+          <w:i/>
+          <w:iCs/>
+        </w:rPr>
+      </w:pPr>
+      <w:r>
+        <w:rPr>
+          <w:rStyle w:val="eop"/>
+          <w:rFonts w:ascii="Calibri" w:hAnsi="Calibri" w:cs="Calibri"/>
+        </w:rPr>
+        <w:t>Se j for mairo que i realizar o passo 11:</w:t>
+      </w:r>
+    </w:p>
+    <w:p>
+      <w:pPr>
+        <w:pStyle w:val="paragraph"/>
+        <w:numPr>
+          <w:ilvl w:val="0"/>
+          <w:numId w:val="21"/>
+        </w:numPr>
+        <w:spacing w:before="0" w:beforeAutospacing="0" w:after="0" w:afterAutospacing="0"/>
+        <w:ind w:left="-377" w:right="-510"/>
+        <w:jc w:val="both"/>
+        <w:textAlignment w:val="baseline"/>
+        <w:rPr>
+          <w:rStyle w:val="eop"/>
+          <w:rFonts w:ascii="Calibri" w:hAnsi="Calibri" w:cs="Calibri"/>
+          <w:i/>
+          <w:iCs/>
+        </w:rPr>
+      </w:pPr>
+      <w:r>
+        <w:rPr>
+          <w:rStyle w:val="eop"/>
+          <w:rFonts w:ascii="Calibri" w:hAnsi="Calibri" w:cs="Calibri"/>
+        </w:rPr>
+        <w:t>Acumular o valor da posição i j da matriz na vairavel soma.</w:t>
+      </w:r>
+    </w:p>
+    <w:p>
+      <w:pPr>
+        <w:pStyle w:val="paragraph"/>
+        <w:numPr>
+          <w:ilvl w:val="0"/>
+          <w:numId w:val="21"/>
+        </w:numPr>
+        <w:spacing w:before="0" w:beforeAutospacing="0" w:after="0" w:afterAutospacing="0"/>
+        <w:ind w:left="-377" w:right="-510"/>
+        <w:jc w:val="both"/>
+        <w:textAlignment w:val="baseline"/>
+        <w:rPr>
+          <w:rStyle w:val="eop"/>
+          <w:rFonts w:ascii="Calibri" w:hAnsi="Calibri" w:cs="Calibri"/>
+          <w:i/>
+          <w:iCs/>
+        </w:rPr>
+      </w:pPr>
+      <w:r>
+        <w:rPr>
+          <w:rStyle w:val="eop"/>
+          <w:rFonts w:ascii="Calibri" w:hAnsi="Calibri" w:cs="Calibri"/>
+        </w:rPr>
+        <w:t>Apresentar o valor da soam dos números acima da diagonar principal.</w:t>
+      </w:r>
+    </w:p>
+    <w:p>
+      <w:pPr>
+        <w:pStyle w:val="paragraph"/>
+        <w:spacing w:before="0" w:beforeAutospacing="0" w:after="0" w:afterAutospacing="0"/>
+        <w:ind w:right="-510"/>
+        <w:jc w:val="both"/>
+        <w:textAlignment w:val="baseline"/>
+        <w:rPr>
+          <w:rStyle w:val="eop"/>
+          <w:rFonts w:ascii="Calibri" w:hAnsi="Calibri" w:cs="Calibri"/>
+        </w:rPr>
+      </w:pPr>
+    </w:p>
+    <w:p>
+      <w:pPr>
+        <w:pStyle w:val="paragraph"/>
+        <w:spacing w:before="0" w:beforeAutospacing="0" w:after="0" w:afterAutospacing="0"/>
+        <w:ind w:right="-510"/>
+        <w:jc w:val="both"/>
+        <w:textAlignment w:val="baseline"/>
+        <w:rPr>
+          <w:rStyle w:val="eop"/>
+          <w:rFonts w:ascii="Calibri" w:hAnsi="Calibri" w:cs="Calibri"/>
+        </w:rPr>
+      </w:pPr>
+    </w:p>
+    <w:p>
+      <w:pPr>
+        <w:pStyle w:val="paragraph"/>
+        <w:spacing w:before="0" w:beforeAutospacing="0" w:after="0" w:afterAutospacing="0"/>
+        <w:ind w:right="-510"/>
+        <w:jc w:val="both"/>
+        <w:textAlignment w:val="baseline"/>
+        <w:rPr>
+          <w:rStyle w:val="eop"/>
+          <w:rFonts w:ascii="Calibri" w:hAnsi="Calibri" w:cs="Calibri"/>
+        </w:rPr>
+      </w:pPr>
+      <w:r>
+        <w:rPr>
+          <w:rStyle w:val="eop"/>
+          <w:rFonts w:ascii="Calibri" w:hAnsi="Calibri" w:cs="Calibri"/>
+        </w:rPr>
+        <w:drawing>
+          <wp:inline distT="0" distB="0" distL="0" distR="0" wp14:anchorId="6ED3C142" wp14:editId="7BD94399">
+            <wp:extent cx="5400040" cy="4300855"/>
+            <wp:effectExtent l="0" t="0" r="0" b="4445"/>
+            <wp:docPr id="5" name="Imagem 5"/>
+            <wp:cNvGraphicFramePr>
+              <a:graphicFrameLocks xmlns:a="http://schemas.openxmlformats.org/drawingml/2006/main" noChangeAspect="1"/>
+            </wp:cNvGraphicFramePr>
+            <a:graphic xmlns:a="http://schemas.openxmlformats.org/drawingml/2006/main">
+              <a:graphicData uri="http://schemas.openxmlformats.org/drawingml/2006/picture">
+                <pic:pic xmlns:pic="http://schemas.openxmlformats.org/drawingml/2006/picture">
+                  <pic:nvPicPr>
+                    <pic:cNvPr id="1" name=""/>
+                    <pic:cNvPicPr/>
+                  </pic:nvPicPr>
+                  <pic:blipFill>
+                    <a:blip r:embed="rId12"/>
+                    <a:stretch>
+                      <a:fillRect/>
+                    </a:stretch>
+                  </pic:blipFill>
+                  <pic:spPr>
+                    <a:xfrm>
+                      <a:off x="0" y="0"/>
+                      <a:ext cx="5400040" cy="4300855"/>
+                    </a:xfrm>
+                    <a:prstGeom prst="rect">
+                      <a:avLst/>
+                    </a:prstGeom>
+                  </pic:spPr>
+                </pic:pic>
+              </a:graphicData>
+            </a:graphic>
+          </wp:inline>
+        </w:drawing>
+      </w:r>
+    </w:p>
+    <w:p>
+      <w:pPr>
+        <w:pStyle w:val="paragraph"/>
+        <w:spacing w:before="0" w:beforeAutospacing="0" w:after="0" w:afterAutospacing="0"/>
+        <w:ind w:right="-510"/>
+        <w:jc w:val="both"/>
+        <w:textAlignment w:val="baseline"/>
+        <w:rPr>
+          <w:rStyle w:val="eop"/>
+          <w:rFonts w:ascii="Calibri" w:hAnsi="Calibri" w:cs="Calibri"/>
+        </w:rPr>
+      </w:pPr>
+    </w:p>
+    <w:p>
+      <w:pPr>
+        <w:pStyle w:val="paragraph"/>
+        <w:spacing w:before="0" w:beforeAutospacing="0" w:after="0" w:afterAutospacing="0"/>
+        <w:ind w:right="-510"/>
+        <w:jc w:val="both"/>
+        <w:textAlignment w:val="baseline"/>
+        <w:rPr>
+          <w:rFonts w:ascii="Calibri" w:hAnsi="Calibri" w:cs="Calibri"/>
+          <w:i/>
+          <w:iCs/>
+        </w:rPr>
+      </w:pPr>
+    </w:p>
+    <w:p>
+      <w:pPr>
+        <w:pStyle w:val="paragraph"/>
+        <w:spacing w:before="0" w:beforeAutospacing="0" w:after="0" w:afterAutospacing="0"/>
+        <w:ind w:right="-510"/>
+        <w:jc w:val="both"/>
+        <w:textAlignment w:val="baseline"/>
+        <w:rPr>
+          <w:rFonts w:ascii="Calibri" w:hAnsi="Calibri" w:cs="Calibri"/>
+          <w:i/>
+          <w:iCs/>
+        </w:rPr>
+      </w:pPr>
+    </w:p>
+    <w:p>
+      <w:pPr>
+        <w:pStyle w:val="paragraph"/>
+        <w:spacing w:before="0" w:beforeAutospacing="0" w:after="0" w:afterAutospacing="0"/>
+        <w:ind w:right="-510"/>
+        <w:jc w:val="both"/>
+        <w:textAlignment w:val="baseline"/>
+        <w:rPr>
+          <w:rFonts w:ascii="Calibri" w:hAnsi="Calibri" w:cs="Calibri"/>
+          <w:i/>
+          <w:iCs/>
+        </w:rPr>
+      </w:pPr>
+    </w:p>
+    <w:p>
+      <w:pPr>
+        <w:pStyle w:val="paragraph"/>
+        <w:spacing w:before="0" w:beforeAutospacing="0" w:after="0" w:afterAutospacing="0"/>
+        <w:ind w:right="-510"/>
+        <w:jc w:val="both"/>
+        <w:textAlignment w:val="baseline"/>
+        <w:rPr>
+          <w:rFonts w:ascii="Calibri" w:hAnsi="Calibri" w:cs="Calibri"/>
+          <w:i/>
+          <w:iCs/>
+        </w:rPr>
+      </w:pPr>
+    </w:p>
+    <w:p>
+      <w:pPr>
+        <w:pStyle w:val="paragraph"/>
+        <w:spacing w:before="0" w:beforeAutospacing="0" w:after="0" w:afterAutospacing="0"/>
+        <w:ind w:right="-510"/>
+        <w:jc w:val="both"/>
+        <w:textAlignment w:val="baseline"/>
+        <w:rPr>
+          <w:rFonts w:ascii="Calibri" w:hAnsi="Calibri" w:cs="Calibri"/>
+          <w:i/>
+          <w:iCs/>
+        </w:rPr>
+      </w:pPr>
+    </w:p>
+    <w:p>
+      <w:pPr>
+        <w:pStyle w:val="paragraph"/>
+        <w:spacing w:before="0" w:beforeAutospacing="0" w:after="0" w:afterAutospacing="0"/>
+        <w:ind w:right="-510"/>
+        <w:jc w:val="both"/>
+        <w:textAlignment w:val="baseline"/>
+        <w:rPr>
+          <w:rFonts w:ascii="Calibri" w:hAnsi="Calibri" w:cs="Calibri"/>
+          <w:i/>
+          <w:iCs/>
+        </w:rPr>
+      </w:pPr>
+    </w:p>
+    <w:p>
+      <w:pPr>
+        <w:pStyle w:val="paragraph"/>
+        <w:spacing w:before="0" w:beforeAutospacing="0" w:after="0" w:afterAutospacing="0"/>
+        <w:ind w:right="-510"/>
+        <w:jc w:val="both"/>
+        <w:textAlignment w:val="baseline"/>
+        <w:rPr>
+          <w:rFonts w:ascii="Calibri" w:hAnsi="Calibri" w:cs="Calibri"/>
+          <w:i/>
+          <w:iCs/>
+        </w:rPr>
+      </w:pPr>
+    </w:p>
+    <w:p>
+      <w:pPr>
+        <w:pStyle w:val="paragraph"/>
+        <w:numPr>
+          <w:ilvl w:val="0"/>
+          <w:numId w:val="11"/>
+        </w:numPr>
+        <w:spacing w:before="0" w:beforeAutospacing="0" w:after="0" w:afterAutospacing="0"/>
+        <w:ind w:left="-207" w:right="-510"/>
+        <w:jc w:val="both"/>
+        <w:textAlignment w:val="baseline"/>
+        <w:rPr>
+          <w:rStyle w:val="eop"/>
+          <w:rFonts w:ascii="Calibri" w:hAnsi="Calibri" w:cs="Calibri"/>
+          <w:i/>
+          <w:iCs/>
         </w:rPr>
       </w:pPr>
       <w:r>
         <w:rPr>
           <w:rStyle w:val="normaltextrun"/>
           <w:rFonts w:ascii="Calibri" w:hAnsi="Calibri" w:cs="Calibri"/>
-          <w:sz w:val="22"/>
-          <w:szCs w:val="22"/>
-        </w:rPr>
-        <w:t>Senão:</w:t>
-      </w:r>
-    </w:p>
-    <w:p>
-      <w:pPr>
-        <w:pStyle w:val="paragraph"/>
-        <w:numPr>
-          <w:ilvl w:val="0"/>
-          <w:numId w:val="12"/>
+          <w:i/>
+          <w:iCs/>
+          <w:lang w:val="pt-PT"/>
+        </w:rPr>
+        <w:lastRenderedPageBreak/>
+        <w:t>Desenvolva um algoritmo que permita a entrada de 20 números inteiros em uma lista. Percorra, calcule e apresente quantos elementos existentes na lista são pares e quantos são ímpares.</w:t>
+      </w:r>
+      <w:r>
+        <w:rPr>
+          <w:rStyle w:val="eop"/>
+          <w:rFonts w:ascii="Calibri" w:hAnsi="Calibri" w:cs="Calibri"/>
+          <w:i/>
+          <w:iCs/>
+        </w:rPr>
+        <w:t> </w:t>
+      </w:r>
+    </w:p>
+    <w:p>
+      <w:pPr>
+        <w:pStyle w:val="paragraph"/>
+        <w:numPr>
+          <w:ilvl w:val="0"/>
+          <w:numId w:val="23"/>
+        </w:numPr>
+        <w:spacing w:before="0" w:beforeAutospacing="0" w:after="0" w:afterAutospacing="0"/>
+        <w:ind w:right="-510"/>
+        <w:jc w:val="both"/>
+        <w:textAlignment w:val="baseline"/>
+        <w:rPr>
+          <w:rStyle w:val="eop"/>
+          <w:rFonts w:ascii="Calibri" w:hAnsi="Calibri" w:cs="Calibri"/>
+          <w:i/>
+          <w:iCs/>
+        </w:rPr>
+      </w:pPr>
+      <w:r>
+        <w:rPr>
+          <w:rStyle w:val="eop"/>
+          <w:rFonts w:ascii="Calibri" w:hAnsi="Calibri" w:cs="Calibri"/>
+          <w:i/>
+          <w:iCs/>
+        </w:rPr>
+        <w:t>Declarar e inicializar as variáveis, números = [],vcontNuemroPAr,  vcontNuimeroImpar, valor</w:t>
+      </w:r>
+    </w:p>
+    <w:p>
+      <w:pPr>
+        <w:pStyle w:val="paragraph"/>
+        <w:numPr>
+          <w:ilvl w:val="0"/>
+          <w:numId w:val="23"/>
+        </w:numPr>
+        <w:spacing w:before="0" w:beforeAutospacing="0" w:after="0" w:afterAutospacing="0"/>
+        <w:ind w:right="-510"/>
+        <w:jc w:val="both"/>
+        <w:textAlignment w:val="baseline"/>
+        <w:rPr>
+          <w:rStyle w:val="eop"/>
+          <w:rFonts w:ascii="Calibri" w:hAnsi="Calibri" w:cs="Calibri"/>
+          <w:i/>
+          <w:iCs/>
+        </w:rPr>
+      </w:pPr>
+      <w:r>
+        <w:rPr>
+          <w:rStyle w:val="eop"/>
+          <w:rFonts w:ascii="Calibri" w:hAnsi="Calibri" w:cs="Calibri"/>
+          <w:i/>
+          <w:iCs/>
+        </w:rPr>
+        <w:t>Para i em um raio de 20 realizar os passo de 2 até:</w:t>
+      </w:r>
+    </w:p>
+    <w:p>
+      <w:pPr>
+        <w:pStyle w:val="paragraph"/>
+        <w:numPr>
+          <w:ilvl w:val="0"/>
+          <w:numId w:val="23"/>
+        </w:numPr>
+        <w:spacing w:before="0" w:beforeAutospacing="0" w:after="0" w:afterAutospacing="0"/>
+        <w:ind w:right="-510"/>
+        <w:jc w:val="both"/>
+        <w:textAlignment w:val="baseline"/>
+        <w:rPr>
+          <w:rStyle w:val="eop"/>
+          <w:rFonts w:ascii="Calibri" w:hAnsi="Calibri" w:cs="Calibri"/>
+          <w:i/>
+          <w:iCs/>
+        </w:rPr>
+      </w:pPr>
+      <w:r>
+        <w:rPr>
+          <w:rStyle w:val="eop"/>
+          <w:rFonts w:ascii="Calibri" w:hAnsi="Calibri" w:cs="Calibri"/>
+          <w:i/>
+          <w:iCs/>
+        </w:rPr>
+        <w:t>Ler um valor do tipo inteiro e arm,azenar em valor.</w:t>
+      </w:r>
+    </w:p>
+    <w:p>
+      <w:pPr>
+        <w:pStyle w:val="paragraph"/>
+        <w:numPr>
+          <w:ilvl w:val="0"/>
+          <w:numId w:val="23"/>
+        </w:numPr>
+        <w:spacing w:before="0" w:beforeAutospacing="0" w:after="0" w:afterAutospacing="0"/>
+        <w:ind w:right="-510"/>
+        <w:jc w:val="both"/>
+        <w:textAlignment w:val="baseline"/>
+        <w:rPr>
+          <w:rStyle w:val="eop"/>
+          <w:rFonts w:ascii="Calibri" w:hAnsi="Calibri" w:cs="Calibri"/>
+          <w:i/>
+          <w:iCs/>
+        </w:rPr>
+      </w:pPr>
+      <w:r>
+        <w:rPr>
+          <w:rStyle w:val="eop"/>
+          <w:rFonts w:ascii="Calibri" w:hAnsi="Calibri" w:cs="Calibri"/>
+          <w:i/>
+          <w:iCs/>
+        </w:rPr>
+        <w:t>Adicionar o valor na posição i da lista números.</w:t>
+      </w:r>
+    </w:p>
+    <w:p>
+      <w:pPr>
+        <w:pStyle w:val="paragraph"/>
+        <w:numPr>
+          <w:ilvl w:val="0"/>
+          <w:numId w:val="23"/>
+        </w:numPr>
+        <w:spacing w:before="0" w:beforeAutospacing="0" w:after="0" w:afterAutospacing="0"/>
+        <w:ind w:right="-510"/>
+        <w:jc w:val="both"/>
+        <w:textAlignment w:val="baseline"/>
+        <w:rPr>
+          <w:rStyle w:val="eop"/>
+          <w:rFonts w:ascii="Calibri" w:hAnsi="Calibri" w:cs="Calibri"/>
+          <w:i/>
+          <w:iCs/>
+        </w:rPr>
+      </w:pPr>
+      <w:r>
+        <w:rPr>
+          <w:rStyle w:val="eop"/>
+          <w:rFonts w:ascii="Calibri" w:hAnsi="Calibri" w:cs="Calibri"/>
+          <w:i/>
+          <w:iCs/>
+        </w:rPr>
+        <w:t>Para numero dentro de números realizar os passo de 5 até :</w:t>
+      </w:r>
+    </w:p>
+    <w:p>
+      <w:pPr>
+        <w:pStyle w:val="paragraph"/>
+        <w:numPr>
+          <w:ilvl w:val="0"/>
+          <w:numId w:val="23"/>
+        </w:numPr>
+        <w:spacing w:before="0" w:beforeAutospacing="0" w:after="0" w:afterAutospacing="0"/>
+        <w:ind w:right="-510"/>
+        <w:jc w:val="both"/>
+        <w:textAlignment w:val="baseline"/>
+        <w:rPr>
+          <w:rStyle w:val="eop"/>
+          <w:rFonts w:ascii="Calibri" w:hAnsi="Calibri" w:cs="Calibri"/>
+          <w:i/>
+          <w:iCs/>
+        </w:rPr>
+      </w:pPr>
+      <w:r>
+        <w:rPr>
+          <w:rStyle w:val="eop"/>
+          <w:rFonts w:ascii="Calibri" w:hAnsi="Calibri" w:cs="Calibri"/>
+          <w:i/>
+          <w:iCs/>
+        </w:rPr>
+        <w:t>Se modulov por 2 do numero for igual a zero realizar o passo 7:</w:t>
+      </w:r>
+    </w:p>
+    <w:p>
+      <w:pPr>
+        <w:pStyle w:val="paragraph"/>
+        <w:numPr>
+          <w:ilvl w:val="0"/>
+          <w:numId w:val="23"/>
+        </w:numPr>
+        <w:spacing w:before="0" w:beforeAutospacing="0" w:after="0" w:afterAutospacing="0"/>
+        <w:ind w:right="-510"/>
+        <w:jc w:val="both"/>
+        <w:textAlignment w:val="baseline"/>
+        <w:rPr>
+          <w:rStyle w:val="eop"/>
+          <w:rFonts w:ascii="Calibri" w:hAnsi="Calibri" w:cs="Calibri"/>
+          <w:i/>
+          <w:iCs/>
+        </w:rPr>
+      </w:pPr>
+      <w:r>
+        <w:rPr>
+          <w:rStyle w:val="eop"/>
+          <w:rFonts w:ascii="Calibri" w:hAnsi="Calibri" w:cs="Calibri"/>
+          <w:i/>
+          <w:iCs/>
+        </w:rPr>
+        <w:t>Acumular mais 1 a variável vcontNumerosPar</w:t>
+      </w:r>
+    </w:p>
+    <w:p>
+      <w:pPr>
+        <w:pStyle w:val="paragraph"/>
+        <w:numPr>
+          <w:ilvl w:val="0"/>
+          <w:numId w:val="23"/>
+        </w:numPr>
+        <w:spacing w:before="0" w:beforeAutospacing="0" w:after="0" w:afterAutospacing="0"/>
+        <w:ind w:right="-510"/>
+        <w:jc w:val="both"/>
+        <w:textAlignment w:val="baseline"/>
+        <w:rPr>
+          <w:rStyle w:val="eop"/>
+          <w:rFonts w:ascii="Calibri" w:hAnsi="Calibri" w:cs="Calibri"/>
+          <w:i/>
+          <w:iCs/>
+        </w:rPr>
+      </w:pPr>
+      <w:r>
+        <w:rPr>
+          <w:rStyle w:val="eop"/>
+          <w:rFonts w:ascii="Calibri" w:hAnsi="Calibri" w:cs="Calibri"/>
+          <w:i/>
+          <w:iCs/>
+        </w:rPr>
+        <w:t>Senão acumular mais um a variavbel vContnumeroImpar.</w:t>
+      </w:r>
+    </w:p>
+    <w:p>
+      <w:pPr>
+        <w:pStyle w:val="paragraph"/>
+        <w:numPr>
+          <w:ilvl w:val="0"/>
+          <w:numId w:val="23"/>
+        </w:numPr>
+        <w:spacing w:before="0" w:beforeAutospacing="0" w:after="0" w:afterAutospacing="0"/>
+        <w:ind w:right="-510"/>
+        <w:jc w:val="both"/>
+        <w:textAlignment w:val="baseline"/>
+        <w:rPr>
+          <w:rStyle w:val="eop"/>
+          <w:rFonts w:ascii="Calibri" w:hAnsi="Calibri" w:cs="Calibri"/>
+          <w:i/>
+          <w:iCs/>
+        </w:rPr>
+      </w:pPr>
+      <w:r>
+        <w:rPr>
+          <w:rStyle w:val="eop"/>
+          <w:rFonts w:ascii="Calibri" w:hAnsi="Calibri" w:cs="Calibri"/>
+          <w:i/>
+          <w:iCs/>
+        </w:rPr>
+        <w:t>Apresentar o resultrado dos númerospares e impares.</w:t>
+      </w:r>
+    </w:p>
+    <w:p>
+      <w:pPr>
+        <w:pStyle w:val="paragraph"/>
+        <w:spacing w:before="0" w:beforeAutospacing="0" w:after="0" w:afterAutospacing="0"/>
+        <w:ind w:right="-510"/>
+        <w:jc w:val="both"/>
+        <w:textAlignment w:val="baseline"/>
+        <w:rPr>
+          <w:rStyle w:val="eop"/>
+          <w:rFonts w:ascii="Calibri" w:hAnsi="Calibri" w:cs="Calibri"/>
+          <w:i/>
+          <w:iCs/>
+        </w:rPr>
+      </w:pPr>
+    </w:p>
+    <w:p>
+      <w:pPr>
+        <w:pStyle w:val="paragraph"/>
+        <w:spacing w:before="0" w:beforeAutospacing="0" w:after="0" w:afterAutospacing="0"/>
+        <w:ind w:right="-510"/>
+        <w:jc w:val="both"/>
+        <w:textAlignment w:val="baseline"/>
+        <w:rPr>
+          <w:rStyle w:val="eop"/>
+          <w:rFonts w:ascii="Calibri" w:hAnsi="Calibri" w:cs="Calibri"/>
+          <w:i/>
+          <w:iCs/>
+        </w:rPr>
+      </w:pPr>
+      <w:r>
+        <w:rPr>
+          <w:rStyle w:val="eop"/>
+          <w:rFonts w:ascii="Calibri" w:hAnsi="Calibri" w:cs="Calibri"/>
+          <w:i/>
+          <w:iCs/>
+        </w:rPr>
+        <w:drawing>
+          <wp:inline distT="0" distB="0" distL="0" distR="0" wp14:anchorId="2F687A7B" wp14:editId="0CF87B8F">
+            <wp:extent cx="5400040" cy="2804160"/>
+            <wp:effectExtent l="0" t="0" r="0" b="0"/>
+            <wp:docPr id="6" name="Imagem 6"/>
+            <wp:cNvGraphicFramePr>
+              <a:graphicFrameLocks xmlns:a="http://schemas.openxmlformats.org/drawingml/2006/main" noChangeAspect="1"/>
+            </wp:cNvGraphicFramePr>
+            <a:graphic xmlns:a="http://schemas.openxmlformats.org/drawingml/2006/main">
+              <a:graphicData uri="http://schemas.openxmlformats.org/drawingml/2006/picture">
+                <pic:pic xmlns:pic="http://schemas.openxmlformats.org/drawingml/2006/picture">
+                  <pic:nvPicPr>
+                    <pic:cNvPr id="1" name=""/>
+                    <pic:cNvPicPr/>
+                  </pic:nvPicPr>
+                  <pic:blipFill>
+                    <a:blip r:embed="rId13"/>
+                    <a:stretch>
+                      <a:fillRect/>
+                    </a:stretch>
+                  </pic:blipFill>
+                  <pic:spPr>
+                    <a:xfrm>
+                      <a:off x="0" y="0"/>
+                      <a:ext cx="5400040" cy="2804160"/>
+                    </a:xfrm>
+                    <a:prstGeom prst="rect">
+                      <a:avLst/>
+                    </a:prstGeom>
+                  </pic:spPr>
+                </pic:pic>
+              </a:graphicData>
+            </a:graphic>
+          </wp:inline>
+        </w:drawing>
+      </w:r>
+    </w:p>
+    <w:p>
+      <w:pPr>
+        <w:pStyle w:val="paragraph"/>
+        <w:spacing w:before="0" w:beforeAutospacing="0" w:after="0" w:afterAutospacing="0"/>
+        <w:ind w:right="-510"/>
+        <w:jc w:val="both"/>
+        <w:textAlignment w:val="baseline"/>
+        <w:rPr>
+          <w:rStyle w:val="eop"/>
+          <w:rFonts w:ascii="Calibri" w:hAnsi="Calibri" w:cs="Calibri"/>
+          <w:i/>
+          <w:iCs/>
+        </w:rPr>
+      </w:pPr>
+    </w:p>
+    <w:p>
+      <w:pPr>
+        <w:pStyle w:val="paragraph"/>
+        <w:spacing w:before="0" w:beforeAutospacing="0" w:after="0" w:afterAutospacing="0"/>
+        <w:ind w:right="-510"/>
+        <w:jc w:val="both"/>
+        <w:textAlignment w:val="baseline"/>
+        <w:rPr>
+          <w:rStyle w:val="eop"/>
+          <w:rFonts w:ascii="Calibri" w:hAnsi="Calibri" w:cs="Calibri"/>
+          <w:i/>
+          <w:iCs/>
+        </w:rPr>
+      </w:pPr>
+    </w:p>
+    <w:p>
+      <w:pPr>
+        <w:pStyle w:val="paragraph"/>
+        <w:spacing w:before="0" w:beforeAutospacing="0" w:after="0" w:afterAutospacing="0"/>
+        <w:ind w:right="-510"/>
+        <w:jc w:val="both"/>
+        <w:textAlignment w:val="baseline"/>
+        <w:rPr>
+          <w:rStyle w:val="eop"/>
+          <w:rFonts w:ascii="Calibri" w:hAnsi="Calibri" w:cs="Calibri"/>
+          <w:i/>
+          <w:iCs/>
+        </w:rPr>
+      </w:pPr>
+    </w:p>
+    <w:p>
+      <w:pPr>
+        <w:pStyle w:val="paragraph"/>
+        <w:spacing w:before="0" w:beforeAutospacing="0" w:after="0" w:afterAutospacing="0"/>
+        <w:ind w:right="-510"/>
+        <w:jc w:val="both"/>
+        <w:textAlignment w:val="baseline"/>
+        <w:rPr>
+          <w:rStyle w:val="eop"/>
+          <w:rFonts w:ascii="Calibri" w:hAnsi="Calibri" w:cs="Calibri"/>
+          <w:i/>
+          <w:iCs/>
+        </w:rPr>
+      </w:pPr>
+    </w:p>
+    <w:p>
+      <w:pPr>
+        <w:pStyle w:val="paragraph"/>
+        <w:spacing w:before="0" w:beforeAutospacing="0" w:after="0" w:afterAutospacing="0"/>
+        <w:ind w:right="-510"/>
+        <w:jc w:val="both"/>
+        <w:textAlignment w:val="baseline"/>
+        <w:rPr>
+          <w:rStyle w:val="eop"/>
+          <w:rFonts w:ascii="Calibri" w:hAnsi="Calibri" w:cs="Calibri"/>
+          <w:i/>
+          <w:iCs/>
+        </w:rPr>
+      </w:pPr>
+    </w:p>
+    <w:p>
+      <w:pPr>
+        <w:pStyle w:val="paragraph"/>
+        <w:spacing w:before="0" w:beforeAutospacing="0" w:after="0" w:afterAutospacing="0"/>
+        <w:ind w:right="-510"/>
+        <w:jc w:val="both"/>
+        <w:textAlignment w:val="baseline"/>
+        <w:rPr>
+          <w:rStyle w:val="eop"/>
+          <w:rFonts w:ascii="Calibri" w:hAnsi="Calibri" w:cs="Calibri"/>
+          <w:i/>
+          <w:iCs/>
+        </w:rPr>
+      </w:pPr>
+    </w:p>
+    <w:p>
+      <w:pPr>
+        <w:pStyle w:val="paragraph"/>
+        <w:spacing w:before="0" w:beforeAutospacing="0" w:after="0" w:afterAutospacing="0"/>
+        <w:ind w:right="-510"/>
+        <w:jc w:val="both"/>
+        <w:textAlignment w:val="baseline"/>
+        <w:rPr>
+          <w:rStyle w:val="eop"/>
+          <w:rFonts w:ascii="Calibri" w:hAnsi="Calibri" w:cs="Calibri"/>
+          <w:i/>
+          <w:iCs/>
+        </w:rPr>
+      </w:pPr>
+    </w:p>
+    <w:p>
+      <w:pPr>
+        <w:pStyle w:val="paragraph"/>
+        <w:spacing w:before="0" w:beforeAutospacing="0" w:after="0" w:afterAutospacing="0"/>
+        <w:ind w:right="-510"/>
+        <w:jc w:val="both"/>
+        <w:textAlignment w:val="baseline"/>
+        <w:rPr>
+          <w:rStyle w:val="eop"/>
+          <w:rFonts w:ascii="Calibri" w:hAnsi="Calibri" w:cs="Calibri"/>
+          <w:i/>
+          <w:iCs/>
+        </w:rPr>
+      </w:pPr>
+    </w:p>
+    <w:p>
+      <w:pPr>
+        <w:pStyle w:val="paragraph"/>
+        <w:spacing w:before="0" w:beforeAutospacing="0" w:after="0" w:afterAutospacing="0"/>
+        <w:ind w:right="-510"/>
+        <w:jc w:val="both"/>
+        <w:textAlignment w:val="baseline"/>
+        <w:rPr>
+          <w:rStyle w:val="eop"/>
+          <w:rFonts w:ascii="Calibri" w:hAnsi="Calibri" w:cs="Calibri"/>
+          <w:i/>
+          <w:iCs/>
+        </w:rPr>
+      </w:pPr>
+    </w:p>
+    <w:p>
+      <w:pPr>
+        <w:pStyle w:val="paragraph"/>
+        <w:spacing w:before="0" w:beforeAutospacing="0" w:after="0" w:afterAutospacing="0"/>
+        <w:ind w:right="-510"/>
+        <w:jc w:val="both"/>
+        <w:textAlignment w:val="baseline"/>
+        <w:rPr>
+          <w:rStyle w:val="eop"/>
+          <w:rFonts w:ascii="Calibri" w:hAnsi="Calibri" w:cs="Calibri"/>
+          <w:i/>
+          <w:iCs/>
+        </w:rPr>
+      </w:pPr>
+    </w:p>
+    <w:p>
+      <w:pPr>
+        <w:pStyle w:val="paragraph"/>
+        <w:spacing w:before="0" w:beforeAutospacing="0" w:after="0" w:afterAutospacing="0"/>
+        <w:ind w:right="-510"/>
+        <w:jc w:val="both"/>
+        <w:textAlignment w:val="baseline"/>
+        <w:rPr>
+          <w:rStyle w:val="eop"/>
+          <w:rFonts w:ascii="Calibri" w:hAnsi="Calibri" w:cs="Calibri"/>
+          <w:i/>
+          <w:iCs/>
+        </w:rPr>
+      </w:pPr>
+    </w:p>
+    <w:p>
+      <w:pPr>
+        <w:pStyle w:val="paragraph"/>
+        <w:spacing w:before="0" w:beforeAutospacing="0" w:after="0" w:afterAutospacing="0"/>
+        <w:ind w:right="-510"/>
+        <w:jc w:val="both"/>
+        <w:textAlignment w:val="baseline"/>
+        <w:rPr>
+          <w:rStyle w:val="eop"/>
+          <w:rFonts w:ascii="Calibri" w:hAnsi="Calibri" w:cs="Calibri"/>
+          <w:i/>
+          <w:iCs/>
+        </w:rPr>
+      </w:pPr>
+    </w:p>
+    <w:p>
+      <w:pPr>
+        <w:pStyle w:val="paragraph"/>
+        <w:spacing w:before="0" w:beforeAutospacing="0" w:after="0" w:afterAutospacing="0"/>
+        <w:ind w:right="-510"/>
+        <w:jc w:val="both"/>
+        <w:textAlignment w:val="baseline"/>
+        <w:rPr>
+          <w:rFonts w:ascii="Calibri" w:hAnsi="Calibri" w:cs="Calibri"/>
+          <w:i/>
+          <w:iCs/>
+        </w:rPr>
+      </w:pPr>
+    </w:p>
+    <w:p>
+      <w:pPr>
+        <w:pStyle w:val="paragraph"/>
+        <w:spacing w:before="0" w:beforeAutospacing="0" w:after="0" w:afterAutospacing="0"/>
+        <w:ind w:right="-510"/>
+        <w:jc w:val="both"/>
+        <w:textAlignment w:val="baseline"/>
+        <w:rPr>
+          <w:rFonts w:ascii="Calibri" w:hAnsi="Calibri" w:cs="Calibri"/>
+          <w:i/>
+          <w:iCs/>
+        </w:rPr>
+      </w:pPr>
+    </w:p>
+    <w:p>
+      <w:pPr>
+        <w:pStyle w:val="paragraph"/>
+        <w:spacing w:before="0" w:beforeAutospacing="0" w:after="0" w:afterAutospacing="0"/>
+        <w:ind w:right="-510"/>
+        <w:jc w:val="both"/>
+        <w:textAlignment w:val="baseline"/>
+        <w:rPr>
+          <w:rFonts w:ascii="Calibri" w:hAnsi="Calibri" w:cs="Calibri"/>
+          <w:i/>
+          <w:iCs/>
+        </w:rPr>
+      </w:pPr>
+    </w:p>
+    <w:p>
+      <w:pPr>
+        <w:pStyle w:val="paragraph"/>
+        <w:spacing w:before="0" w:beforeAutospacing="0" w:after="0" w:afterAutospacing="0"/>
+        <w:ind w:right="-510"/>
+        <w:jc w:val="both"/>
+        <w:textAlignment w:val="baseline"/>
+        <w:rPr>
+          <w:rFonts w:ascii="Calibri" w:hAnsi="Calibri" w:cs="Calibri"/>
+          <w:i/>
+          <w:iCs/>
+        </w:rPr>
+      </w:pPr>
+    </w:p>
+    <w:p>
+      <w:pPr>
+        <w:pStyle w:val="paragraph"/>
+        <w:spacing w:before="0" w:beforeAutospacing="0" w:after="0" w:afterAutospacing="0"/>
+        <w:ind w:right="-510"/>
+        <w:jc w:val="both"/>
+        <w:textAlignment w:val="baseline"/>
+        <w:rPr>
+          <w:rFonts w:ascii="Calibri" w:hAnsi="Calibri" w:cs="Calibri"/>
+          <w:i/>
+          <w:iCs/>
+        </w:rPr>
+      </w:pPr>
+    </w:p>
+    <w:p>
+      <w:pPr>
+        <w:pStyle w:val="paragraph"/>
+        <w:spacing w:before="0" w:beforeAutospacing="0" w:after="0" w:afterAutospacing="0"/>
+        <w:ind w:right="-510"/>
+        <w:jc w:val="both"/>
+        <w:textAlignment w:val="baseline"/>
+        <w:rPr>
+          <w:rFonts w:ascii="Calibri" w:hAnsi="Calibri" w:cs="Calibri"/>
+          <w:i/>
+          <w:iCs/>
+        </w:rPr>
+      </w:pPr>
+    </w:p>
+    <w:p>
+      <w:pPr>
+        <w:pStyle w:val="paragraph"/>
+        <w:spacing w:before="0" w:beforeAutospacing="0" w:after="0" w:afterAutospacing="0"/>
+        <w:ind w:right="-510"/>
+        <w:jc w:val="both"/>
+        <w:textAlignment w:val="baseline"/>
+        <w:rPr>
+          <w:rFonts w:ascii="Calibri" w:hAnsi="Calibri" w:cs="Calibri"/>
+          <w:i/>
+          <w:iCs/>
+        </w:rPr>
+      </w:pPr>
+    </w:p>
+    <w:p>
+      <w:pPr>
+        <w:pStyle w:val="paragraph"/>
+        <w:numPr>
+          <w:ilvl w:val="0"/>
+          <w:numId w:val="11"/>
         </w:numPr>
         <w:spacing w:before="0" w:beforeAutospacing="0" w:after="0" w:afterAutospacing="0"/>
         <w:ind w:left="-283" w:right="-510"/>
         <w:jc w:val="both"/>
         <w:textAlignment w:val="baseline"/>
         <w:rPr>
+          <w:rStyle w:val="eop"/>
+          <w:rFonts w:ascii="Calibri" w:hAnsi="Calibri" w:cs="Calibri"/>
+          <w:i/>
+          <w:iCs/>
+        </w:rPr>
+      </w:pPr>
+      <w:r>
+        <w:rPr>
           <w:rStyle w:val="normaltextrun"/>
           <w:rFonts w:ascii="Calibri" w:hAnsi="Calibri" w:cs="Calibri"/>
-          <w:sz w:val="22"/>
-          <w:szCs w:val="22"/>
-        </w:rPr>
-      </w:pPr>
-      <w:r>
+          <w:i/>
+          <w:iCs/>
+          <w:lang w:val="pt-PT"/>
+        </w:rPr>
+        <w:lastRenderedPageBreak/>
+        <w:t>Desenvolva um algoritmo que permita a entrada de 10 números inteiros em uma lista. Calcule a média dos cinco primeiros elementos e a média dos últimos cinco elementos da lista. Apresente as médias calculadas.</w:t>
+      </w:r>
+    </w:p>
+    <w:p>
+      <w:pPr>
+        <w:pStyle w:val="paragraph"/>
+        <w:numPr>
+          <w:ilvl w:val="0"/>
+          <w:numId w:val="24"/>
+        </w:numPr>
+        <w:spacing w:before="0" w:beforeAutospacing="0" w:after="0" w:afterAutospacing="0"/>
+        <w:ind w:left="-377" w:right="-510"/>
+        <w:jc w:val="both"/>
+        <w:textAlignment w:val="baseline"/>
+        <w:rPr>
+          <w:rStyle w:val="eop"/>
+          <w:rFonts w:ascii="Calibri" w:hAnsi="Calibri" w:cs="Calibri"/>
+          <w:i/>
+          <w:iCs/>
+        </w:rPr>
+      </w:pPr>
+      <w:r>
+        <w:rPr>
+          <w:rStyle w:val="eop"/>
+          <w:rFonts w:ascii="Calibri" w:hAnsi="Calibri" w:cs="Calibri"/>
+          <w:i/>
+          <w:iCs/>
+        </w:rPr>
+        <w:t>Declarar</w:t>
+      </w:r>
+      <w:r>
+        <w:rPr>
+          <w:rStyle w:val="eop"/>
+          <w:rFonts w:ascii="Calibri" w:hAnsi="Calibri" w:cs="Calibri"/>
+          <w:i/>
+          <w:iCs/>
+        </w:rPr>
+        <w:t xml:space="preserve">  e inicializar as variáveis números = [], somacincoPrimeiros=  0, somacincoUltimos = 0</w:t>
+      </w:r>
+    </w:p>
+    <w:p>
+      <w:pPr>
+        <w:pStyle w:val="paragraph"/>
+        <w:numPr>
+          <w:ilvl w:val="0"/>
+          <w:numId w:val="24"/>
+        </w:numPr>
+        <w:spacing w:before="0" w:beforeAutospacing="0" w:after="0" w:afterAutospacing="0"/>
+        <w:ind w:left="-377" w:right="-510"/>
+        <w:jc w:val="both"/>
+        <w:textAlignment w:val="baseline"/>
+        <w:rPr>
+          <w:rStyle w:val="eop"/>
+          <w:rFonts w:ascii="Calibri" w:hAnsi="Calibri" w:cs="Calibri"/>
+          <w:i/>
+          <w:iCs/>
+        </w:rPr>
+      </w:pPr>
+      <w:r>
+        <w:rPr>
+          <w:rStyle w:val="eop"/>
+          <w:rFonts w:ascii="Calibri" w:hAnsi="Calibri" w:cs="Calibri"/>
+          <w:i/>
+          <w:iCs/>
+        </w:rPr>
+        <w:t xml:space="preserve">Para i em um raio de </w:t>
+      </w:r>
+      <w:r>
+        <w:rPr>
+          <w:rStyle w:val="eop"/>
+          <w:rFonts w:ascii="Calibri" w:hAnsi="Calibri" w:cs="Calibri"/>
+          <w:i/>
+          <w:iCs/>
+        </w:rPr>
+        <w:t>1</w:t>
+      </w:r>
+      <w:r>
+        <w:rPr>
+          <w:rStyle w:val="eop"/>
+          <w:rFonts w:ascii="Calibri" w:hAnsi="Calibri" w:cs="Calibri"/>
+          <w:i/>
+          <w:iCs/>
+        </w:rPr>
+        <w:t>0 realizar os passo de 2 até:</w:t>
+      </w:r>
+    </w:p>
+    <w:p>
+      <w:pPr>
+        <w:pStyle w:val="paragraph"/>
+        <w:numPr>
+          <w:ilvl w:val="0"/>
+          <w:numId w:val="24"/>
+        </w:numPr>
+        <w:spacing w:before="0" w:beforeAutospacing="0" w:after="0" w:afterAutospacing="0"/>
+        <w:ind w:left="-377" w:right="-510"/>
+        <w:jc w:val="both"/>
+        <w:textAlignment w:val="baseline"/>
+        <w:rPr>
+          <w:rStyle w:val="eop"/>
+          <w:rFonts w:ascii="Calibri" w:hAnsi="Calibri" w:cs="Calibri"/>
+          <w:i/>
+          <w:iCs/>
+        </w:rPr>
+      </w:pPr>
+      <w:r>
+        <w:rPr>
+          <w:rStyle w:val="eop"/>
+          <w:rFonts w:ascii="Calibri" w:hAnsi="Calibri" w:cs="Calibri"/>
+          <w:i/>
+          <w:iCs/>
+        </w:rPr>
+        <w:t>Ler um valor do tipo inteiro e arm,azenar em valor.</w:t>
+      </w:r>
+    </w:p>
+    <w:p>
+      <w:pPr>
+        <w:pStyle w:val="paragraph"/>
+        <w:numPr>
+          <w:ilvl w:val="0"/>
+          <w:numId w:val="24"/>
+        </w:numPr>
+        <w:spacing w:before="0" w:beforeAutospacing="0" w:after="0" w:afterAutospacing="0"/>
+        <w:ind w:left="-377" w:right="-510"/>
+        <w:jc w:val="both"/>
+        <w:textAlignment w:val="baseline"/>
+        <w:rPr>
+          <w:rStyle w:val="eop"/>
+          <w:rFonts w:ascii="Calibri" w:hAnsi="Calibri" w:cs="Calibri"/>
+          <w:i/>
+          <w:iCs/>
+        </w:rPr>
+      </w:pPr>
+      <w:r>
+        <w:rPr>
+          <w:rStyle w:val="eop"/>
+          <w:rFonts w:ascii="Calibri" w:hAnsi="Calibri" w:cs="Calibri"/>
+          <w:i/>
+          <w:iCs/>
+        </w:rPr>
+        <w:t>Adicionar o valor na posição i da lista números.</w:t>
+      </w:r>
+    </w:p>
+    <w:p>
+      <w:pPr>
+        <w:pStyle w:val="paragraph"/>
+        <w:numPr>
+          <w:ilvl w:val="0"/>
+          <w:numId w:val="24"/>
+        </w:numPr>
+        <w:spacing w:before="0" w:beforeAutospacing="0" w:after="0" w:afterAutospacing="0"/>
+        <w:ind w:left="-377" w:right="-510"/>
+        <w:jc w:val="both"/>
+        <w:textAlignment w:val="baseline"/>
+        <w:rPr>
+          <w:rStyle w:val="eop"/>
+          <w:rFonts w:ascii="Calibri" w:hAnsi="Calibri" w:cs="Calibri"/>
+          <w:i/>
+          <w:iCs/>
+        </w:rPr>
+      </w:pPr>
+      <w:r>
+        <w:rPr>
+          <w:rStyle w:val="eop"/>
+          <w:rFonts w:ascii="Calibri" w:hAnsi="Calibri" w:cs="Calibri"/>
+          <w:i/>
+          <w:iCs/>
+        </w:rPr>
+        <w:t>Para i em um raio de 0 a cinco realizar passos de 5 até:</w:t>
+      </w:r>
+    </w:p>
+    <w:p>
+      <w:pPr>
+        <w:pStyle w:val="paragraph"/>
+        <w:numPr>
+          <w:ilvl w:val="0"/>
+          <w:numId w:val="24"/>
+        </w:numPr>
+        <w:spacing w:before="0" w:beforeAutospacing="0" w:after="0" w:afterAutospacing="0"/>
+        <w:ind w:left="-377" w:right="-510"/>
+        <w:jc w:val="both"/>
+        <w:textAlignment w:val="baseline"/>
+        <w:rPr>
+          <w:rStyle w:val="eop"/>
+          <w:rFonts w:ascii="Calibri" w:hAnsi="Calibri" w:cs="Calibri"/>
+          <w:i/>
+          <w:iCs/>
+        </w:rPr>
+      </w:pPr>
+      <w:r>
+        <w:rPr>
+          <w:rStyle w:val="eop"/>
+          <w:rFonts w:ascii="Calibri" w:hAnsi="Calibri" w:cs="Calibri"/>
+          <w:i/>
+          <w:iCs/>
+        </w:rPr>
+        <w:t>Acumular o valor da posição i da lista números em vsomacincoPrimeiros</w:t>
+      </w:r>
+    </w:p>
+    <w:p>
+      <w:pPr>
+        <w:pStyle w:val="paragraph"/>
+        <w:numPr>
+          <w:ilvl w:val="0"/>
+          <w:numId w:val="24"/>
+        </w:numPr>
+        <w:spacing w:before="0" w:beforeAutospacing="0" w:after="0" w:afterAutospacing="0"/>
+        <w:ind w:left="-377" w:right="-510"/>
+        <w:jc w:val="both"/>
+        <w:textAlignment w:val="baseline"/>
+        <w:rPr>
+          <w:rStyle w:val="eop"/>
+          <w:rFonts w:ascii="Calibri" w:hAnsi="Calibri" w:cs="Calibri"/>
+          <w:i/>
+          <w:iCs/>
+        </w:rPr>
+      </w:pPr>
+      <w:r>
+        <w:rPr>
+          <w:rStyle w:val="eop"/>
+          <w:rFonts w:ascii="Calibri" w:hAnsi="Calibri" w:cs="Calibri"/>
+          <w:i/>
+          <w:iCs/>
+        </w:rPr>
+        <w:t>Para i em um raio de 5 até 10 realizar os passos de 7 até:</w:t>
+      </w:r>
+    </w:p>
+    <w:p>
+      <w:pPr>
+        <w:pStyle w:val="paragraph"/>
+        <w:numPr>
+          <w:ilvl w:val="0"/>
+          <w:numId w:val="24"/>
+        </w:numPr>
+        <w:spacing w:before="0" w:beforeAutospacing="0" w:after="0" w:afterAutospacing="0"/>
+        <w:ind w:left="-377" w:right="-510"/>
+        <w:jc w:val="both"/>
+        <w:textAlignment w:val="baseline"/>
+        <w:rPr>
+          <w:rStyle w:val="eop"/>
+          <w:rFonts w:ascii="Calibri" w:hAnsi="Calibri" w:cs="Calibri"/>
+          <w:i/>
+          <w:iCs/>
+        </w:rPr>
+      </w:pPr>
+      <w:r>
+        <w:rPr>
+          <w:rStyle w:val="eop"/>
+          <w:rFonts w:ascii="Calibri" w:hAnsi="Calibri" w:cs="Calibri"/>
+          <w:i/>
+          <w:iCs/>
+        </w:rPr>
+        <w:t>Acumular o valor da posição i da lista números em vsomacinco</w:t>
+      </w:r>
+      <w:r>
+        <w:rPr>
+          <w:rStyle w:val="eop"/>
+          <w:rFonts w:ascii="Calibri" w:hAnsi="Calibri" w:cs="Calibri"/>
+          <w:i/>
+          <w:iCs/>
+        </w:rPr>
+        <w:t>ultimos.</w:t>
+      </w:r>
+    </w:p>
+    <w:p>
+      <w:pPr>
+        <w:pStyle w:val="paragraph"/>
+        <w:numPr>
+          <w:ilvl w:val="0"/>
+          <w:numId w:val="24"/>
+        </w:numPr>
+        <w:spacing w:before="0" w:beforeAutospacing="0" w:after="0" w:afterAutospacing="0"/>
+        <w:ind w:left="-377" w:right="-510"/>
+        <w:jc w:val="both"/>
+        <w:textAlignment w:val="baseline"/>
+        <w:rPr>
+          <w:rStyle w:val="eop"/>
+          <w:rFonts w:ascii="Calibri" w:hAnsi="Calibri" w:cs="Calibri"/>
+          <w:i/>
+          <w:iCs/>
+        </w:rPr>
+      </w:pPr>
+      <w:r>
+        <w:rPr>
+          <w:rStyle w:val="eop"/>
+          <w:rFonts w:ascii="Calibri" w:hAnsi="Calibri" w:cs="Calibri"/>
+          <w:i/>
+          <w:iCs/>
+        </w:rPr>
+        <w:t>Apresentar o valor da soma dos 5 preimeiros numero e dos 5 ultimos números da lista.</w:t>
+      </w:r>
+    </w:p>
+    <w:p>
+      <w:pPr>
+        <w:pStyle w:val="paragraph"/>
+        <w:spacing w:before="0" w:beforeAutospacing="0" w:after="0" w:afterAutospacing="0"/>
+        <w:ind w:right="-510"/>
+        <w:jc w:val="both"/>
+        <w:textAlignment w:val="baseline"/>
+        <w:rPr>
+          <w:rStyle w:val="eop"/>
+          <w:rFonts w:ascii="Calibri" w:hAnsi="Calibri" w:cs="Calibri"/>
+          <w:i/>
+          <w:iCs/>
+        </w:rPr>
+      </w:pPr>
+    </w:p>
+    <w:p>
+      <w:pPr>
+        <w:pStyle w:val="paragraph"/>
+        <w:spacing w:before="0" w:beforeAutospacing="0" w:after="0" w:afterAutospacing="0"/>
+        <w:ind w:right="-510"/>
+        <w:jc w:val="both"/>
+        <w:textAlignment w:val="baseline"/>
+        <w:rPr>
+          <w:rStyle w:val="eop"/>
+          <w:rFonts w:ascii="Calibri" w:hAnsi="Calibri" w:cs="Calibri"/>
+          <w:i/>
+          <w:iCs/>
+        </w:rPr>
+      </w:pPr>
+    </w:p>
+    <w:p>
+      <w:pPr>
+        <w:pStyle w:val="paragraph"/>
+        <w:spacing w:before="0" w:beforeAutospacing="0" w:after="0" w:afterAutospacing="0"/>
+        <w:ind w:right="-510"/>
+        <w:jc w:val="both"/>
+        <w:textAlignment w:val="baseline"/>
+        <w:rPr>
+          <w:rFonts w:ascii="Calibri" w:hAnsi="Calibri" w:cs="Calibri"/>
+          <w:i/>
+          <w:iCs/>
+        </w:rPr>
+      </w:pPr>
+    </w:p>
+    <w:p>
+      <w:pPr>
+        <w:pStyle w:val="paragraph"/>
+        <w:spacing w:before="0" w:beforeAutospacing="0" w:after="0" w:afterAutospacing="0"/>
+        <w:ind w:right="-510"/>
+        <w:jc w:val="both"/>
+        <w:textAlignment w:val="baseline"/>
         <w:rPr>
           <w:rStyle w:val="normaltextrun"/>
           <w:rFonts w:ascii="Calibri" w:hAnsi="Calibri" w:cs="Calibri"/>
-          <w:sz w:val="22"/>
-          <w:szCs w:val="22"/>
-        </w:rPr>
-        <w:t xml:space="preserve">Apresentar a </w:t>
-      </w:r>
-      <w:proofErr w:type="gramStart"/>
+          <w:i/>
+          <w:iCs/>
+        </w:rPr>
+      </w:pPr>
       <w:r>
         <w:rPr>
           <w:rStyle w:val="normaltextrun"/>
           <w:rFonts w:ascii="Calibri" w:hAnsi="Calibri" w:cs="Calibri"/>
-          <w:sz w:val="22"/>
-          <w:szCs w:val="22"/>
-        </w:rPr>
-        <w:t>mensagem :</w:t>
-      </w:r>
-      <w:proofErr w:type="gramEnd"/>
-      <w:r>
+          <w:i/>
+          <w:iCs/>
+        </w:rPr>
+        <w:drawing>
+          <wp:inline distT="0" distB="0" distL="0" distR="0" wp14:anchorId="436107A6" wp14:editId="57B750C2">
+            <wp:extent cx="5400040" cy="4942840"/>
+            <wp:effectExtent l="0" t="0" r="0" b="0"/>
+            <wp:docPr id="7" name="Imagem 7"/>
+            <wp:cNvGraphicFramePr>
+              <a:graphicFrameLocks xmlns:a="http://schemas.openxmlformats.org/drawingml/2006/main" noChangeAspect="1"/>
+            </wp:cNvGraphicFramePr>
+            <a:graphic xmlns:a="http://schemas.openxmlformats.org/drawingml/2006/main">
+              <a:graphicData uri="http://schemas.openxmlformats.org/drawingml/2006/picture">
+                <pic:pic xmlns:pic="http://schemas.openxmlformats.org/drawingml/2006/picture">
+                  <pic:nvPicPr>
+                    <pic:cNvPr id="1" name=""/>
+                    <pic:cNvPicPr/>
+                  </pic:nvPicPr>
+                  <pic:blipFill>
+                    <a:blip r:embed="rId14"/>
+                    <a:stretch>
+                      <a:fillRect/>
+                    </a:stretch>
+                  </pic:blipFill>
+                  <pic:spPr>
+                    <a:xfrm>
+                      <a:off x="0" y="0"/>
+                      <a:ext cx="5400040" cy="4942840"/>
+                    </a:xfrm>
+                    <a:prstGeom prst="rect">
+                      <a:avLst/>
+                    </a:prstGeom>
+                  </pic:spPr>
+                </pic:pic>
+              </a:graphicData>
+            </a:graphic>
+          </wp:inline>
+        </w:drawing>
+      </w:r>
+    </w:p>
+    <w:p>
+      <w:pPr>
+        <w:pStyle w:val="paragraph"/>
+        <w:spacing w:before="0" w:beforeAutospacing="0" w:after="0" w:afterAutospacing="0"/>
+        <w:ind w:right="-510"/>
+        <w:jc w:val="both"/>
+        <w:textAlignment w:val="baseline"/>
         <w:rPr>
           <w:rStyle w:val="normaltextrun"/>
           <w:rFonts w:ascii="Calibri" w:hAnsi="Calibri" w:cs="Calibri"/>
-          <w:sz w:val="22"/>
-          <w:szCs w:val="22"/>
-        </w:rPr>
-        <w:t xml:space="preserve"> “o aluno </w:t>
-      </w:r>
-      <w:proofErr w:type="spellStart"/>
-      <w:r>
+          <w:i/>
+          <w:iCs/>
+        </w:rPr>
+      </w:pPr>
+    </w:p>
+    <w:p>
+      <w:pPr>
+        <w:pStyle w:val="paragraph"/>
+        <w:spacing w:before="0" w:beforeAutospacing="0" w:after="0" w:afterAutospacing="0"/>
+        <w:ind w:right="-510"/>
+        <w:jc w:val="both"/>
+        <w:textAlignment w:val="baseline"/>
         <w:rPr>
           <w:rStyle w:val="normaltextrun"/>
           <w:rFonts w:ascii="Calibri" w:hAnsi="Calibri" w:cs="Calibri"/>
-          <w:sz w:val="22"/>
-          <w:szCs w:val="22"/>
-        </w:rPr>
-        <w:t>etsa</w:t>
-      </w:r>
-      <w:proofErr w:type="spellEnd"/>
-      <w:r>
+          <w:i/>
+          <w:iCs/>
+        </w:rPr>
+      </w:pPr>
+    </w:p>
+    <w:p>
+      <w:pPr>
+        <w:pStyle w:val="paragraph"/>
+        <w:spacing w:before="0" w:beforeAutospacing="0" w:after="0" w:afterAutospacing="0"/>
+        <w:ind w:right="-510"/>
+        <w:jc w:val="both"/>
+        <w:textAlignment w:val="baseline"/>
         <w:rPr>
           <w:rStyle w:val="normaltextrun"/>
           <w:rFonts w:ascii="Calibri" w:hAnsi="Calibri" w:cs="Calibri"/>
-          <w:sz w:val="22"/>
-          <w:szCs w:val="22"/>
-        </w:rPr>
-        <w:t xml:space="preserve"> reprovado”.</w:t>
-      </w:r>
-    </w:p>
-    <w:p>
-      <w:pPr>
-        <w:pStyle w:val="paragraph"/>
-        <w:spacing w:before="0" w:beforeAutospacing="0" w:after="0" w:afterAutospacing="0"/>
-        <w:ind w:left="-283" w:right="-510" w:firstLine="50"/>
-        <w:jc w:val="both"/>
-        <w:textAlignment w:val="baseline"/>
-        <w:rPr>
-          <w:rFonts w:ascii="Calibri" w:hAnsi="Calibri" w:cs="Calibri"/>
-          <w:sz w:val="22"/>
-          <w:szCs w:val="22"/>
+          <w:i/>
+          <w:iCs/>
+        </w:rPr>
+      </w:pPr>
+    </w:p>
+    <w:p>
+      <w:pPr>
+        <w:pStyle w:val="paragraph"/>
+        <w:spacing w:before="0" w:beforeAutospacing="0" w:after="0" w:afterAutospacing="0"/>
+        <w:ind w:right="-510"/>
+        <w:jc w:val="both"/>
+        <w:textAlignment w:val="baseline"/>
+        <w:rPr>
+          <w:rStyle w:val="normaltextrun"/>
+          <w:rFonts w:ascii="Calibri" w:hAnsi="Calibri" w:cs="Calibri"/>
+          <w:i/>
+          <w:iCs/>
+        </w:rPr>
+      </w:pPr>
+    </w:p>
+    <w:p>
+      <w:pPr>
+        <w:pStyle w:val="paragraph"/>
+        <w:spacing w:before="0" w:beforeAutospacing="0" w:after="0" w:afterAutospacing="0"/>
+        <w:ind w:right="-510"/>
+        <w:jc w:val="both"/>
+        <w:textAlignment w:val="baseline"/>
+        <w:rPr>
+          <w:rStyle w:val="normaltextrun"/>
+          <w:rFonts w:ascii="Calibri" w:hAnsi="Calibri" w:cs="Calibri"/>
+          <w:i/>
+          <w:iCs/>
         </w:rPr>
       </w:pPr>
     </w:p>
@@ -977,6 +3872,607 @@
           <w:numId w:val="11"/>
         </w:numPr>
         <w:spacing w:before="0" w:beforeAutospacing="0" w:after="0" w:afterAutospacing="0"/>
+        <w:ind w:left="-377" w:right="-510"/>
+        <w:jc w:val="both"/>
+        <w:textAlignment w:val="baseline"/>
+        <w:rPr>
+          <w:rStyle w:val="eop"/>
+          <w:rFonts w:ascii="Calibri" w:hAnsi="Calibri" w:cs="Calibri"/>
+          <w:i/>
+          <w:iCs/>
+        </w:rPr>
+      </w:pPr>
+      <w:r>
+        <w:rPr>
+          <w:rStyle w:val="normaltextrun"/>
+          <w:rFonts w:ascii="Calibri" w:hAnsi="Calibri" w:cs="Calibri"/>
+          <w:i/>
+          <w:iCs/>
+        </w:rPr>
+        <w:lastRenderedPageBreak/>
+        <w:t>Desenvolva um algoritmo que preencha uma lista de 20 posições com números inteiros aleatórios entre 1 e 50 (pesquise as funções em python que realizam essa tarefa). Permita a entrada de um valor em uma variável do tipo inteiro. Verifique se o valor da variável existe dentro da lista. Apresente a resposta e a lista completa ao final.</w:t>
+      </w:r>
+    </w:p>
+    <w:p>
+      <w:pPr>
+        <w:pStyle w:val="paragraph"/>
+        <w:numPr>
+          <w:ilvl w:val="0"/>
+          <w:numId w:val="26"/>
+        </w:numPr>
+        <w:spacing w:before="0" w:beforeAutospacing="0" w:after="0" w:afterAutospacing="0"/>
+        <w:ind w:right="-510"/>
+        <w:jc w:val="both"/>
+        <w:textAlignment w:val="baseline"/>
+        <w:rPr>
+          <w:rStyle w:val="eop"/>
+          <w:rFonts w:ascii="Calibri" w:hAnsi="Calibri" w:cs="Calibri"/>
+          <w:i/>
+          <w:iCs/>
+        </w:rPr>
+      </w:pPr>
+      <w:r>
+        <w:rPr>
+          <w:rStyle w:val="eop"/>
+          <w:rFonts w:ascii="Calibri" w:hAnsi="Calibri" w:cs="Calibri"/>
+          <w:i/>
+          <w:iCs/>
+        </w:rPr>
+        <w:t>Decalra e inicializar as variáveis lista=[], busca, encontrado</w:t>
+      </w:r>
+    </w:p>
+    <w:p>
+      <w:pPr>
+        <w:pStyle w:val="paragraph"/>
+        <w:numPr>
+          <w:ilvl w:val="0"/>
+          <w:numId w:val="26"/>
+        </w:numPr>
+        <w:spacing w:before="0" w:beforeAutospacing="0" w:after="0" w:afterAutospacing="0"/>
+        <w:ind w:right="-510"/>
+        <w:jc w:val="both"/>
+        <w:textAlignment w:val="baseline"/>
+        <w:rPr>
+          <w:rStyle w:val="eop"/>
+          <w:rFonts w:ascii="Calibri" w:hAnsi="Calibri" w:cs="Calibri"/>
+          <w:i/>
+          <w:iCs/>
+        </w:rPr>
+      </w:pPr>
+      <w:r>
+        <w:rPr>
+          <w:rStyle w:val="eop"/>
+          <w:rFonts w:ascii="Calibri" w:hAnsi="Calibri" w:cs="Calibri"/>
+          <w:i/>
+          <w:iCs/>
+        </w:rPr>
+        <w:t>Importar a biblioteca random.</w:t>
+      </w:r>
+    </w:p>
+    <w:p>
+      <w:pPr>
+        <w:pStyle w:val="paragraph"/>
+        <w:numPr>
+          <w:ilvl w:val="0"/>
+          <w:numId w:val="26"/>
+        </w:numPr>
+        <w:spacing w:before="0" w:beforeAutospacing="0" w:after="0" w:afterAutospacing="0"/>
+        <w:ind w:right="-510"/>
+        <w:jc w:val="both"/>
+        <w:textAlignment w:val="baseline"/>
+        <w:rPr>
+          <w:rStyle w:val="eop"/>
+          <w:rFonts w:ascii="Calibri" w:hAnsi="Calibri" w:cs="Calibri"/>
+          <w:i/>
+          <w:iCs/>
+        </w:rPr>
+      </w:pPr>
+      <w:r>
+        <w:rPr>
+          <w:rStyle w:val="eop"/>
+          <w:rFonts w:ascii="Calibri" w:hAnsi="Calibri" w:cs="Calibri"/>
+          <w:i/>
+          <w:iCs/>
+        </w:rPr>
+        <w:t>Declarar</w:t>
+      </w:r>
+      <w:r>
+        <w:rPr>
+          <w:rStyle w:val="eop"/>
+          <w:rFonts w:ascii="Calibri" w:hAnsi="Calibri" w:cs="Calibri"/>
+          <w:i/>
+          <w:iCs/>
+        </w:rPr>
+        <w:t xml:space="preserve"> a lista com a geração de números aleatórios entre 1 e 50, para _ em um raio de 50.</w:t>
+      </w:r>
+    </w:p>
+    <w:p>
+      <w:pPr>
+        <w:pStyle w:val="paragraph"/>
+        <w:numPr>
+          <w:ilvl w:val="0"/>
+          <w:numId w:val="26"/>
+        </w:numPr>
+        <w:spacing w:before="0" w:beforeAutospacing="0" w:after="0" w:afterAutospacing="0"/>
+        <w:ind w:right="-510"/>
+        <w:jc w:val="both"/>
+        <w:textAlignment w:val="baseline"/>
+        <w:rPr>
+          <w:rStyle w:val="eop"/>
+          <w:rFonts w:ascii="Calibri" w:hAnsi="Calibri" w:cs="Calibri"/>
+          <w:i/>
+          <w:iCs/>
+        </w:rPr>
+      </w:pPr>
+      <w:r>
+        <w:rPr>
+          <w:rStyle w:val="eop"/>
+          <w:rFonts w:ascii="Calibri" w:hAnsi="Calibri" w:cs="Calibri"/>
+          <w:i/>
+          <w:iCs/>
+        </w:rPr>
+        <w:t>Ler um valor do tipo inteiro e armazenar me busca</w:t>
+      </w:r>
+    </w:p>
+    <w:p>
+      <w:pPr>
+        <w:pStyle w:val="paragraph"/>
+        <w:numPr>
+          <w:ilvl w:val="0"/>
+          <w:numId w:val="26"/>
+        </w:numPr>
+        <w:spacing w:before="0" w:beforeAutospacing="0" w:after="0" w:afterAutospacing="0"/>
+        <w:ind w:right="-510"/>
+        <w:jc w:val="both"/>
+        <w:textAlignment w:val="baseline"/>
+        <w:rPr>
+          <w:rStyle w:val="eop"/>
+          <w:rFonts w:ascii="Calibri" w:hAnsi="Calibri" w:cs="Calibri"/>
+          <w:i/>
+          <w:iCs/>
+        </w:rPr>
+      </w:pPr>
+      <w:r>
+        <w:rPr>
+          <w:rStyle w:val="eop"/>
+          <w:rFonts w:ascii="Calibri" w:hAnsi="Calibri" w:cs="Calibri"/>
+          <w:i/>
+          <w:iCs/>
+        </w:rPr>
+        <w:t>Declarar a variável do encontrado do tipo boleano como falsa</w:t>
+      </w:r>
+    </w:p>
+    <w:p>
+      <w:pPr>
+        <w:pStyle w:val="paragraph"/>
+        <w:numPr>
+          <w:ilvl w:val="0"/>
+          <w:numId w:val="26"/>
+        </w:numPr>
+        <w:spacing w:before="0" w:beforeAutospacing="0" w:after="0" w:afterAutospacing="0"/>
+        <w:ind w:right="-510"/>
+        <w:jc w:val="both"/>
+        <w:textAlignment w:val="baseline"/>
+        <w:rPr>
+          <w:rStyle w:val="eop"/>
+          <w:rFonts w:ascii="Calibri" w:hAnsi="Calibri" w:cs="Calibri"/>
+          <w:i/>
+          <w:iCs/>
+        </w:rPr>
+      </w:pPr>
+      <w:r>
+        <w:rPr>
+          <w:rStyle w:val="eop"/>
+          <w:rFonts w:ascii="Calibri" w:hAnsi="Calibri" w:cs="Calibri"/>
+          <w:i/>
+          <w:iCs/>
+        </w:rPr>
+        <w:t>Para numero dentro da lista realizao os passo de 6 até:</w:t>
+      </w:r>
+    </w:p>
+    <w:p>
+      <w:pPr>
+        <w:pStyle w:val="paragraph"/>
+        <w:numPr>
+          <w:ilvl w:val="0"/>
+          <w:numId w:val="26"/>
+        </w:numPr>
+        <w:spacing w:before="0" w:beforeAutospacing="0" w:after="0" w:afterAutospacing="0"/>
+        <w:ind w:right="-510"/>
+        <w:jc w:val="both"/>
+        <w:textAlignment w:val="baseline"/>
+        <w:rPr>
+          <w:rStyle w:val="eop"/>
+          <w:rFonts w:ascii="Calibri" w:hAnsi="Calibri" w:cs="Calibri"/>
+          <w:i/>
+          <w:iCs/>
+        </w:rPr>
+      </w:pPr>
+      <w:r>
+        <w:rPr>
+          <w:rStyle w:val="eop"/>
+          <w:rFonts w:ascii="Calibri" w:hAnsi="Calibri" w:cs="Calibri"/>
+          <w:i/>
+          <w:iCs/>
+        </w:rPr>
+        <w:t>Se numero for igual a busca realizar os passo de 7 até 9:</w:t>
+      </w:r>
+    </w:p>
+    <w:p>
+      <w:pPr>
+        <w:pStyle w:val="paragraph"/>
+        <w:numPr>
+          <w:ilvl w:val="0"/>
+          <w:numId w:val="26"/>
+        </w:numPr>
+        <w:spacing w:before="0" w:beforeAutospacing="0" w:after="0" w:afterAutospacing="0"/>
+        <w:ind w:right="-510"/>
+        <w:jc w:val="both"/>
+        <w:textAlignment w:val="baseline"/>
+        <w:rPr>
+          <w:rStyle w:val="eop"/>
+          <w:rFonts w:ascii="Calibri" w:hAnsi="Calibri" w:cs="Calibri"/>
+          <w:i/>
+          <w:iCs/>
+        </w:rPr>
+      </w:pPr>
+      <w:r>
+        <w:rPr>
+          <w:rStyle w:val="eop"/>
+          <w:rFonts w:ascii="Calibri" w:hAnsi="Calibri" w:cs="Calibri"/>
+          <w:i/>
+          <w:iCs/>
+        </w:rPr>
+        <w:t>Declara a variável encontrado como verdadeiro</w:t>
+      </w:r>
+    </w:p>
+    <w:p>
+      <w:pPr>
+        <w:pStyle w:val="paragraph"/>
+        <w:numPr>
+          <w:ilvl w:val="0"/>
+          <w:numId w:val="26"/>
+        </w:numPr>
+        <w:spacing w:before="0" w:beforeAutospacing="0" w:after="0" w:afterAutospacing="0"/>
+        <w:ind w:right="-510"/>
+        <w:jc w:val="both"/>
+        <w:textAlignment w:val="baseline"/>
+        <w:rPr>
+          <w:rStyle w:val="eop"/>
+          <w:rFonts w:ascii="Calibri" w:hAnsi="Calibri" w:cs="Calibri"/>
+          <w:i/>
+          <w:iCs/>
+        </w:rPr>
+      </w:pPr>
+      <w:r>
+        <w:rPr>
+          <w:rStyle w:val="eop"/>
+          <w:rFonts w:ascii="Calibri" w:hAnsi="Calibri" w:cs="Calibri"/>
+          <w:i/>
+          <w:iCs/>
+        </w:rPr>
+        <w:t>Parar o loop</w:t>
+      </w:r>
+    </w:p>
+    <w:p>
+      <w:pPr>
+        <w:pStyle w:val="paragraph"/>
+        <w:numPr>
+          <w:ilvl w:val="0"/>
+          <w:numId w:val="26"/>
+        </w:numPr>
+        <w:spacing w:before="0" w:beforeAutospacing="0" w:after="0" w:afterAutospacing="0"/>
+        <w:ind w:right="-510"/>
+        <w:jc w:val="both"/>
+        <w:textAlignment w:val="baseline"/>
+        <w:rPr>
+          <w:rStyle w:val="eop"/>
+          <w:rFonts w:ascii="Calibri" w:hAnsi="Calibri" w:cs="Calibri"/>
+          <w:i/>
+          <w:iCs/>
+        </w:rPr>
+      </w:pPr>
+      <w:r>
+        <w:rPr>
+          <w:rStyle w:val="eop"/>
+          <w:rFonts w:ascii="Calibri" w:hAnsi="Calibri" w:cs="Calibri"/>
+          <w:i/>
+          <w:iCs/>
+        </w:rPr>
+        <w:t>Apresentar a lista completa com os 50 numeros aleatórios</w:t>
+      </w:r>
+    </w:p>
+    <w:p>
+      <w:pPr>
+        <w:pStyle w:val="paragraph"/>
+        <w:numPr>
+          <w:ilvl w:val="0"/>
+          <w:numId w:val="26"/>
+        </w:numPr>
+        <w:spacing w:before="0" w:beforeAutospacing="0" w:after="0" w:afterAutospacing="0"/>
+        <w:ind w:right="-510"/>
+        <w:jc w:val="both"/>
+        <w:textAlignment w:val="baseline"/>
+        <w:rPr>
+          <w:rStyle w:val="eop"/>
+          <w:rFonts w:ascii="Calibri" w:hAnsi="Calibri" w:cs="Calibri"/>
+          <w:i/>
+          <w:iCs/>
+        </w:rPr>
+      </w:pPr>
+      <w:r>
+        <w:rPr>
+          <w:rStyle w:val="eop"/>
+          <w:rFonts w:ascii="Calibri" w:hAnsi="Calibri" w:cs="Calibri"/>
+          <w:i/>
+          <w:iCs/>
+        </w:rPr>
+        <w:t>Se encontrado for verdadeiro realizar o passo 12:</w:t>
+      </w:r>
+    </w:p>
+    <w:p>
+      <w:pPr>
+        <w:pStyle w:val="paragraph"/>
+        <w:numPr>
+          <w:ilvl w:val="0"/>
+          <w:numId w:val="26"/>
+        </w:numPr>
+        <w:spacing w:before="0" w:beforeAutospacing="0" w:after="0" w:afterAutospacing="0"/>
+        <w:ind w:right="-510"/>
+        <w:jc w:val="both"/>
+        <w:textAlignment w:val="baseline"/>
+        <w:rPr>
+          <w:rStyle w:val="eop"/>
+          <w:rFonts w:ascii="Calibri" w:hAnsi="Calibri" w:cs="Calibri"/>
+          <w:i/>
+          <w:iCs/>
+        </w:rPr>
+      </w:pPr>
+      <w:r>
+        <w:rPr>
+          <w:rStyle w:val="eop"/>
+          <w:rFonts w:ascii="Calibri" w:hAnsi="Calibri" w:cs="Calibri"/>
+          <w:i/>
+          <w:iCs/>
+        </w:rPr>
+        <w:t>Apresentar a mensagem: “o numero esta na lista”</w:t>
+      </w:r>
+    </w:p>
+    <w:p>
+      <w:pPr>
+        <w:pStyle w:val="paragraph"/>
+        <w:numPr>
+          <w:ilvl w:val="0"/>
+          <w:numId w:val="26"/>
+        </w:numPr>
+        <w:spacing w:before="0" w:beforeAutospacing="0" w:after="0" w:afterAutospacing="0"/>
+        <w:ind w:right="-510"/>
+        <w:jc w:val="both"/>
+        <w:textAlignment w:val="baseline"/>
+        <w:rPr>
+          <w:rStyle w:val="eop"/>
+          <w:rFonts w:ascii="Calibri" w:hAnsi="Calibri" w:cs="Calibri"/>
+          <w:i/>
+          <w:iCs/>
+        </w:rPr>
+      </w:pPr>
+      <w:r>
+        <w:rPr>
+          <w:rStyle w:val="eop"/>
+          <w:rFonts w:ascii="Calibri" w:hAnsi="Calibri" w:cs="Calibri"/>
+          <w:i/>
+          <w:iCs/>
+        </w:rPr>
+        <w:t>Senão apresentar a mensagem: “o numero nn esta na list”</w:t>
+      </w:r>
+    </w:p>
+    <w:p>
+      <w:pPr>
+        <w:pStyle w:val="paragraph"/>
+        <w:spacing w:before="0" w:beforeAutospacing="0" w:after="0" w:afterAutospacing="0"/>
+        <w:ind w:right="-510"/>
+        <w:jc w:val="both"/>
+        <w:textAlignment w:val="baseline"/>
+        <w:rPr>
+          <w:rStyle w:val="eop"/>
+          <w:rFonts w:ascii="Calibri" w:hAnsi="Calibri" w:cs="Calibri"/>
+          <w:i/>
+          <w:iCs/>
+        </w:rPr>
+      </w:pPr>
+    </w:p>
+    <w:p>
+      <w:pPr>
+        <w:pStyle w:val="paragraph"/>
+        <w:spacing w:before="0" w:beforeAutospacing="0" w:after="0" w:afterAutospacing="0"/>
+        <w:ind w:right="-510"/>
+        <w:jc w:val="both"/>
+        <w:textAlignment w:val="baseline"/>
+        <w:rPr>
+          <w:rStyle w:val="eop"/>
+          <w:rFonts w:ascii="Calibri" w:hAnsi="Calibri" w:cs="Calibri"/>
+          <w:i/>
+          <w:iCs/>
+        </w:rPr>
+      </w:pPr>
+      <w:r>
+        <w:rPr>
+          <w:rStyle w:val="eop"/>
+          <w:rFonts w:ascii="Calibri" w:hAnsi="Calibri" w:cs="Calibri"/>
+          <w:i/>
+          <w:iCs/>
+        </w:rPr>
+        <w:drawing>
+          <wp:inline distT="0" distB="0" distL="0" distR="0" wp14:anchorId="41C75B60" wp14:editId="5A3F0540">
+            <wp:extent cx="5400040" cy="3594100"/>
+            <wp:effectExtent l="0" t="0" r="0" b="6350"/>
+            <wp:docPr id="8" name="Imagem 8"/>
+            <wp:cNvGraphicFramePr>
+              <a:graphicFrameLocks xmlns:a="http://schemas.openxmlformats.org/drawingml/2006/main" noChangeAspect="1"/>
+            </wp:cNvGraphicFramePr>
+            <a:graphic xmlns:a="http://schemas.openxmlformats.org/drawingml/2006/main">
+              <a:graphicData uri="http://schemas.openxmlformats.org/drawingml/2006/picture">
+                <pic:pic xmlns:pic="http://schemas.openxmlformats.org/drawingml/2006/picture">
+                  <pic:nvPicPr>
+                    <pic:cNvPr id="1" name=""/>
+                    <pic:cNvPicPr/>
+                  </pic:nvPicPr>
+                  <pic:blipFill>
+                    <a:blip r:embed="rId15"/>
+                    <a:stretch>
+                      <a:fillRect/>
+                    </a:stretch>
+                  </pic:blipFill>
+                  <pic:spPr>
+                    <a:xfrm>
+                      <a:off x="0" y="0"/>
+                      <a:ext cx="5400040" cy="3594100"/>
+                    </a:xfrm>
+                    <a:prstGeom prst="rect">
+                      <a:avLst/>
+                    </a:prstGeom>
+                  </pic:spPr>
+                </pic:pic>
+              </a:graphicData>
+            </a:graphic>
+          </wp:inline>
+        </w:drawing>
+      </w:r>
+    </w:p>
+    <w:p>
+      <w:pPr>
+        <w:pStyle w:val="paragraph"/>
+        <w:spacing w:before="0" w:beforeAutospacing="0" w:after="0" w:afterAutospacing="0"/>
+        <w:ind w:right="-510"/>
+        <w:jc w:val="both"/>
+        <w:textAlignment w:val="baseline"/>
+        <w:rPr>
+          <w:rFonts w:ascii="Calibri" w:hAnsi="Calibri" w:cs="Calibri"/>
+          <w:i/>
+          <w:iCs/>
+        </w:rPr>
+      </w:pPr>
+    </w:p>
+    <w:p>
+      <w:pPr>
+        <w:pStyle w:val="paragraph"/>
+        <w:spacing w:before="0" w:beforeAutospacing="0" w:after="0" w:afterAutospacing="0"/>
+        <w:ind w:right="-510"/>
+        <w:jc w:val="both"/>
+        <w:textAlignment w:val="baseline"/>
+        <w:rPr>
+          <w:rFonts w:ascii="Calibri" w:hAnsi="Calibri" w:cs="Calibri"/>
+          <w:i/>
+          <w:iCs/>
+        </w:rPr>
+      </w:pPr>
+    </w:p>
+    <w:p>
+      <w:pPr>
+        <w:pStyle w:val="paragraph"/>
+        <w:spacing w:before="0" w:beforeAutospacing="0" w:after="0" w:afterAutospacing="0"/>
+        <w:ind w:right="-510"/>
+        <w:jc w:val="both"/>
+        <w:textAlignment w:val="baseline"/>
+        <w:rPr>
+          <w:rFonts w:ascii="Calibri" w:hAnsi="Calibri" w:cs="Calibri"/>
+          <w:i/>
+          <w:iCs/>
+        </w:rPr>
+      </w:pPr>
+    </w:p>
+    <w:p>
+      <w:pPr>
+        <w:pStyle w:val="paragraph"/>
+        <w:spacing w:before="0" w:beforeAutospacing="0" w:after="0" w:afterAutospacing="0"/>
+        <w:ind w:right="-510"/>
+        <w:jc w:val="both"/>
+        <w:textAlignment w:val="baseline"/>
+        <w:rPr>
+          <w:rFonts w:ascii="Calibri" w:hAnsi="Calibri" w:cs="Calibri"/>
+          <w:i/>
+          <w:iCs/>
+        </w:rPr>
+      </w:pPr>
+    </w:p>
+    <w:p>
+      <w:pPr>
+        <w:pStyle w:val="paragraph"/>
+        <w:spacing w:before="0" w:beforeAutospacing="0" w:after="0" w:afterAutospacing="0"/>
+        <w:ind w:right="-510"/>
+        <w:jc w:val="both"/>
+        <w:textAlignment w:val="baseline"/>
+        <w:rPr>
+          <w:rFonts w:ascii="Calibri" w:hAnsi="Calibri" w:cs="Calibri"/>
+          <w:i/>
+          <w:iCs/>
+        </w:rPr>
+      </w:pPr>
+    </w:p>
+    <w:p>
+      <w:pPr>
+        <w:pStyle w:val="paragraph"/>
+        <w:spacing w:before="0" w:beforeAutospacing="0" w:after="0" w:afterAutospacing="0"/>
+        <w:ind w:right="-510"/>
+        <w:jc w:val="both"/>
+        <w:textAlignment w:val="baseline"/>
+        <w:rPr>
+          <w:rFonts w:ascii="Calibri" w:hAnsi="Calibri" w:cs="Calibri"/>
+          <w:i/>
+          <w:iCs/>
+        </w:rPr>
+      </w:pPr>
+    </w:p>
+    <w:p>
+      <w:pPr>
+        <w:pStyle w:val="paragraph"/>
+        <w:spacing w:before="0" w:beforeAutospacing="0" w:after="0" w:afterAutospacing="0"/>
+        <w:ind w:right="-510"/>
+        <w:jc w:val="both"/>
+        <w:textAlignment w:val="baseline"/>
+        <w:rPr>
+          <w:rFonts w:ascii="Calibri" w:hAnsi="Calibri" w:cs="Calibri"/>
+          <w:i/>
+          <w:iCs/>
+        </w:rPr>
+      </w:pPr>
+    </w:p>
+    <w:p>
+      <w:pPr>
+        <w:pStyle w:val="paragraph"/>
+        <w:spacing w:before="0" w:beforeAutospacing="0" w:after="0" w:afterAutospacing="0"/>
+        <w:ind w:right="-510"/>
+        <w:jc w:val="both"/>
+        <w:textAlignment w:val="baseline"/>
+        <w:rPr>
+          <w:rFonts w:ascii="Calibri" w:hAnsi="Calibri" w:cs="Calibri"/>
+          <w:i/>
+          <w:iCs/>
+        </w:rPr>
+      </w:pPr>
+    </w:p>
+    <w:p>
+      <w:pPr>
+        <w:pStyle w:val="paragraph"/>
+        <w:spacing w:before="0" w:beforeAutospacing="0" w:after="0" w:afterAutospacing="0"/>
+        <w:ind w:right="-510"/>
+        <w:jc w:val="both"/>
+        <w:textAlignment w:val="baseline"/>
+        <w:rPr>
+          <w:rFonts w:ascii="Calibri" w:hAnsi="Calibri" w:cs="Calibri"/>
+          <w:i/>
+          <w:iCs/>
+        </w:rPr>
+      </w:pPr>
+    </w:p>
+    <w:p>
+      <w:pPr>
+        <w:pStyle w:val="paragraph"/>
+        <w:numPr>
+          <w:ilvl w:val="0"/>
+          <w:numId w:val="11"/>
+        </w:numPr>
+        <w:spacing w:before="0" w:beforeAutospacing="0" w:after="0" w:afterAutospacing="0"/>
         <w:ind w:left="-283" w:right="-510"/>
         <w:jc w:val="both"/>
         <w:textAlignment w:val="baseline"/>
@@ -995,7 +4491,8 @@
           <w:iCs/>
           <w:lang w:val="pt-PT"/>
         </w:rPr>
-        <w:t>Desenvolva um algoritmo que permita a entrada de 20 números reais em uma lista. Percorra a lista, calcule e apresente as seguintes informações: a) quantidade de números negativos na lista; b) a soma dos números positivos;</w:t>
+        <w:lastRenderedPageBreak/>
+        <w:t>Desenvolva um algoritmo que permita a entrada de 10 números inteiros em uma lista. Calcule e apresente a soma dos números da lista divididos nas seguintes faixas numéricas: a) até 20(inclusive) b) maior do que 20 até 30(inclusive) e maior do que 30.</w:t>
       </w:r>
       <w:r>
         <w:rPr>
@@ -1012,423 +4509,521 @@
         <w:pStyle w:val="paragraph"/>
         <w:numPr>
           <w:ilvl w:val="0"/>
-          <w:numId w:val="16"/>
-        </w:numPr>
-        <w:spacing w:before="0" w:beforeAutospacing="0" w:after="0" w:afterAutospacing="0"/>
-        <w:ind w:right="-510"/>
-        <w:jc w:val="both"/>
-        <w:textAlignment w:val="baseline"/>
-        <w:rPr>
-          <w:rStyle w:val="eop"/>
-          <w:rFonts w:ascii="Calibri" w:hAnsi="Calibri" w:cs="Calibri"/>
-          <w:i/>
-          <w:iCs/>
-        </w:rPr>
-      </w:pPr>
-      <w:r>
-        <w:rPr>
-          <w:rStyle w:val="eop"/>
-          <w:rFonts w:ascii="Calibri" w:hAnsi="Calibri" w:cs="Calibri"/>
-        </w:rPr>
-        <w:t xml:space="preserve">Declara e inicializar as variáveis </w:t>
-      </w:r>
-      <w:proofErr w:type="spellStart"/>
-      <w:r>
-        <w:rPr>
-          <w:rStyle w:val="eop"/>
-          <w:rFonts w:ascii="Calibri" w:hAnsi="Calibri" w:cs="Calibri"/>
-        </w:rPr>
-        <w:t>numero</w:t>
-      </w:r>
-      <w:proofErr w:type="spellEnd"/>
-      <w:r>
-        <w:rPr>
-          <w:rStyle w:val="eop"/>
-          <w:rFonts w:ascii="Calibri" w:hAnsi="Calibri" w:cs="Calibri"/>
-        </w:rPr>
-        <w:t xml:space="preserve"> números= [], </w:t>
-      </w:r>
-      <w:proofErr w:type="spellStart"/>
-      <w:r>
-        <w:rPr>
-          <w:rStyle w:val="eop"/>
-          <w:rFonts w:ascii="Calibri" w:hAnsi="Calibri" w:cs="Calibri"/>
-        </w:rPr>
-        <w:t>contnegativo</w:t>
-      </w:r>
-      <w:proofErr w:type="spellEnd"/>
-      <w:r>
-        <w:rPr>
-          <w:rStyle w:val="eop"/>
-          <w:rFonts w:ascii="Calibri" w:hAnsi="Calibri" w:cs="Calibri"/>
-        </w:rPr>
-        <w:t xml:space="preserve">, </w:t>
-      </w:r>
-      <w:proofErr w:type="spellStart"/>
-      <w:r>
-        <w:rPr>
-          <w:rStyle w:val="eop"/>
-          <w:rFonts w:ascii="Calibri" w:hAnsi="Calibri" w:cs="Calibri"/>
-        </w:rPr>
-        <w:t>somapositivos</w:t>
-      </w:r>
-      <w:proofErr w:type="spellEnd"/>
-    </w:p>
-    <w:p>
-      <w:pPr>
-        <w:pStyle w:val="paragraph"/>
-        <w:numPr>
-          <w:ilvl w:val="0"/>
-          <w:numId w:val="16"/>
-        </w:numPr>
-        <w:spacing w:before="0" w:beforeAutospacing="0" w:after="0" w:afterAutospacing="0"/>
-        <w:ind w:right="-510"/>
-        <w:jc w:val="both"/>
-        <w:textAlignment w:val="baseline"/>
-        <w:rPr>
-          <w:rStyle w:val="eop"/>
-          <w:rFonts w:ascii="Calibri" w:hAnsi="Calibri" w:cs="Calibri"/>
-          <w:i/>
-          <w:iCs/>
-        </w:rPr>
-      </w:pPr>
-      <w:r>
-        <w:rPr>
-          <w:rStyle w:val="eop"/>
-          <w:rFonts w:ascii="Calibri" w:hAnsi="Calibri" w:cs="Calibri"/>
-        </w:rPr>
-        <w:t>Para i de em um raio de 0 até 19 realizar o</w:t>
-      </w:r>
-      <w:r>
-        <w:rPr>
-          <w:rStyle w:val="eop"/>
-          <w:rFonts w:ascii="Calibri" w:hAnsi="Calibri" w:cs="Calibri"/>
-        </w:rPr>
-        <w:t xml:space="preserve"> passo 3</w:t>
-      </w:r>
-    </w:p>
-    <w:p>
-      <w:pPr>
-        <w:pStyle w:val="paragraph"/>
-        <w:numPr>
-          <w:ilvl w:val="0"/>
-          <w:numId w:val="16"/>
-        </w:numPr>
-        <w:spacing w:before="0" w:beforeAutospacing="0" w:after="0" w:afterAutospacing="0"/>
-        <w:ind w:right="-510"/>
-        <w:jc w:val="both"/>
-        <w:textAlignment w:val="baseline"/>
-        <w:rPr>
-          <w:rStyle w:val="eop"/>
-          <w:rFonts w:ascii="Calibri" w:hAnsi="Calibri" w:cs="Calibri"/>
-          <w:i/>
-          <w:iCs/>
-        </w:rPr>
-      </w:pPr>
-      <w:r>
-        <w:rPr>
-          <w:rStyle w:val="eop"/>
-          <w:rFonts w:ascii="Calibri" w:hAnsi="Calibri" w:cs="Calibri"/>
-        </w:rPr>
-        <w:t xml:space="preserve">Ler e armazenar um valor do tipo real na variável </w:t>
-      </w:r>
-      <w:proofErr w:type="spellStart"/>
-      <w:r>
-        <w:rPr>
-          <w:rStyle w:val="eop"/>
-          <w:rFonts w:ascii="Calibri" w:hAnsi="Calibri" w:cs="Calibri"/>
-        </w:rPr>
-        <w:t>vNumero</w:t>
-      </w:r>
-      <w:proofErr w:type="spellEnd"/>
-      <w:r>
-        <w:rPr>
-          <w:rStyle w:val="eop"/>
-          <w:rFonts w:ascii="Calibri" w:hAnsi="Calibri" w:cs="Calibri"/>
-        </w:rPr>
-        <w:t>.</w:t>
-      </w:r>
-    </w:p>
-    <w:p>
-      <w:pPr>
-        <w:pStyle w:val="paragraph"/>
-        <w:numPr>
-          <w:ilvl w:val="0"/>
-          <w:numId w:val="16"/>
-        </w:numPr>
-        <w:spacing w:before="0" w:beforeAutospacing="0" w:after="0" w:afterAutospacing="0"/>
-        <w:ind w:right="-510"/>
-        <w:jc w:val="both"/>
-        <w:textAlignment w:val="baseline"/>
-        <w:rPr>
-          <w:rStyle w:val="eop"/>
-          <w:rFonts w:ascii="Calibri" w:hAnsi="Calibri" w:cs="Calibri"/>
-          <w:i/>
-          <w:iCs/>
-        </w:rPr>
-      </w:pPr>
-      <w:r>
-        <w:rPr>
-          <w:rStyle w:val="eop"/>
-          <w:rFonts w:ascii="Calibri" w:hAnsi="Calibri" w:cs="Calibri"/>
-        </w:rPr>
-        <w:t xml:space="preserve">Adicionar </w:t>
-      </w:r>
-      <w:proofErr w:type="spellStart"/>
-      <w:r>
-        <w:rPr>
-          <w:rStyle w:val="eop"/>
-          <w:rFonts w:ascii="Calibri" w:hAnsi="Calibri" w:cs="Calibri"/>
-        </w:rPr>
-        <w:t>vnumero</w:t>
-      </w:r>
-      <w:proofErr w:type="spellEnd"/>
-      <w:r>
-        <w:rPr>
-          <w:rStyle w:val="eop"/>
-          <w:rFonts w:ascii="Calibri" w:hAnsi="Calibri" w:cs="Calibri"/>
-        </w:rPr>
-        <w:t xml:space="preserve"> dentro da lista.</w:t>
-      </w:r>
-    </w:p>
-    <w:p>
-      <w:pPr>
-        <w:pStyle w:val="paragraph"/>
-        <w:numPr>
-          <w:ilvl w:val="0"/>
-          <w:numId w:val="16"/>
-        </w:numPr>
-        <w:spacing w:before="0" w:beforeAutospacing="0" w:after="0" w:afterAutospacing="0"/>
-        <w:ind w:right="-510"/>
-        <w:jc w:val="both"/>
-        <w:textAlignment w:val="baseline"/>
-        <w:rPr>
-          <w:rStyle w:val="eop"/>
-          <w:rFonts w:ascii="Calibri" w:hAnsi="Calibri" w:cs="Calibri"/>
-          <w:i/>
-          <w:iCs/>
-        </w:rPr>
-      </w:pPr>
-      <w:r>
-        <w:rPr>
-          <w:rStyle w:val="eop"/>
-          <w:rFonts w:ascii="Calibri" w:hAnsi="Calibri" w:cs="Calibri"/>
-        </w:rPr>
-        <w:t xml:space="preserve">Para i do </w:t>
-      </w:r>
-      <w:proofErr w:type="spellStart"/>
-      <w:r>
-        <w:rPr>
-          <w:rStyle w:val="eop"/>
-          <w:rFonts w:ascii="Calibri" w:hAnsi="Calibri" w:cs="Calibri"/>
-        </w:rPr>
-        <w:t>inicio</w:t>
-      </w:r>
-      <w:proofErr w:type="spellEnd"/>
-      <w:r>
-        <w:rPr>
-          <w:rStyle w:val="eop"/>
-          <w:rFonts w:ascii="Calibri" w:hAnsi="Calibri" w:cs="Calibri"/>
-        </w:rPr>
-        <w:t xml:space="preserve"> da lista números até oi final da lista realizar os passos de 4 até:</w:t>
-      </w:r>
-    </w:p>
-    <w:p>
-      <w:pPr>
-        <w:pStyle w:val="paragraph"/>
-        <w:numPr>
-          <w:ilvl w:val="0"/>
-          <w:numId w:val="16"/>
-        </w:numPr>
-        <w:spacing w:before="0" w:beforeAutospacing="0" w:after="0" w:afterAutospacing="0"/>
-        <w:ind w:right="-510"/>
-        <w:jc w:val="both"/>
-        <w:textAlignment w:val="baseline"/>
-        <w:rPr>
-          <w:rStyle w:val="eop"/>
-          <w:rFonts w:ascii="Calibri" w:hAnsi="Calibri" w:cs="Calibri"/>
-          <w:i/>
-          <w:iCs/>
-        </w:rPr>
-      </w:pPr>
-      <w:r>
-        <w:rPr>
-          <w:rStyle w:val="eop"/>
-          <w:rFonts w:ascii="Calibri" w:hAnsi="Calibri" w:cs="Calibri"/>
-        </w:rPr>
-        <w:t>Se i for menor que 0 realizar o passo 7</w:t>
-      </w:r>
-    </w:p>
-    <w:p>
-      <w:pPr>
-        <w:pStyle w:val="paragraph"/>
-        <w:numPr>
-          <w:ilvl w:val="0"/>
-          <w:numId w:val="16"/>
-        </w:numPr>
-        <w:spacing w:before="0" w:beforeAutospacing="0" w:after="0" w:afterAutospacing="0"/>
-        <w:ind w:right="-510"/>
-        <w:jc w:val="both"/>
-        <w:textAlignment w:val="baseline"/>
-        <w:rPr>
-          <w:rStyle w:val="eop"/>
-          <w:rFonts w:ascii="Calibri" w:hAnsi="Calibri" w:cs="Calibri"/>
-          <w:i/>
-          <w:iCs/>
-        </w:rPr>
-      </w:pPr>
-      <w:r>
-        <w:rPr>
-          <w:rStyle w:val="eop"/>
-          <w:rFonts w:ascii="Calibri" w:hAnsi="Calibri" w:cs="Calibri"/>
-        </w:rPr>
-        <w:t xml:space="preserve">Acumular mais um a variável </w:t>
-      </w:r>
-      <w:proofErr w:type="spellStart"/>
-      <w:r>
-        <w:rPr>
-          <w:rStyle w:val="eop"/>
-          <w:rFonts w:ascii="Calibri" w:hAnsi="Calibri" w:cs="Calibri"/>
-        </w:rPr>
-        <w:t>contnegativo</w:t>
-      </w:r>
-      <w:proofErr w:type="spellEnd"/>
-    </w:p>
-    <w:p>
-      <w:pPr>
-        <w:pStyle w:val="paragraph"/>
-        <w:numPr>
-          <w:ilvl w:val="0"/>
-          <w:numId w:val="16"/>
-        </w:numPr>
-        <w:spacing w:before="0" w:beforeAutospacing="0" w:after="0" w:afterAutospacing="0"/>
-        <w:ind w:right="-510"/>
-        <w:jc w:val="both"/>
-        <w:textAlignment w:val="baseline"/>
-        <w:rPr>
-          <w:rStyle w:val="eop"/>
-          <w:rFonts w:ascii="Calibri" w:hAnsi="Calibri" w:cs="Calibri"/>
-          <w:i/>
-          <w:iCs/>
-        </w:rPr>
-      </w:pPr>
-      <w:r>
-        <w:rPr>
-          <w:rStyle w:val="eop"/>
-          <w:rFonts w:ascii="Calibri" w:hAnsi="Calibri" w:cs="Calibri"/>
-        </w:rPr>
-        <w:t>Senão realizar o passo 9:</w:t>
-      </w:r>
-    </w:p>
-    <w:p>
-      <w:pPr>
-        <w:pStyle w:val="paragraph"/>
-        <w:numPr>
-          <w:ilvl w:val="0"/>
-          <w:numId w:val="16"/>
-        </w:numPr>
-        <w:spacing w:before="0" w:beforeAutospacing="0" w:after="0" w:afterAutospacing="0"/>
-        <w:ind w:right="-510"/>
-        <w:jc w:val="both"/>
-        <w:textAlignment w:val="baseline"/>
-        <w:rPr>
-          <w:rStyle w:val="eop"/>
-          <w:rFonts w:ascii="Calibri" w:hAnsi="Calibri" w:cs="Calibri"/>
-          <w:i/>
-          <w:iCs/>
-        </w:rPr>
-      </w:pPr>
-      <w:r>
-        <w:rPr>
-          <w:rStyle w:val="eop"/>
-          <w:rFonts w:ascii="Calibri" w:hAnsi="Calibri" w:cs="Calibri"/>
-        </w:rPr>
-        <w:t xml:space="preserve">Acumular o valor da variável i em </w:t>
-      </w:r>
-      <w:proofErr w:type="spellStart"/>
-      <w:r>
-        <w:rPr>
-          <w:rStyle w:val="eop"/>
-          <w:rFonts w:ascii="Calibri" w:hAnsi="Calibri" w:cs="Calibri"/>
-        </w:rPr>
-        <w:t>vsomapositivos</w:t>
-      </w:r>
-      <w:proofErr w:type="spellEnd"/>
-    </w:p>
-    <w:p>
-      <w:pPr>
-        <w:pStyle w:val="paragraph"/>
-        <w:numPr>
-          <w:ilvl w:val="0"/>
-          <w:numId w:val="16"/>
-        </w:numPr>
-        <w:spacing w:before="0" w:beforeAutospacing="0" w:after="0" w:afterAutospacing="0"/>
-        <w:ind w:right="-510"/>
-        <w:jc w:val="both"/>
-        <w:textAlignment w:val="baseline"/>
-        <w:rPr>
-          <w:rStyle w:val="eop"/>
-          <w:rFonts w:ascii="Calibri" w:hAnsi="Calibri" w:cs="Calibri"/>
-          <w:i/>
-          <w:iCs/>
-        </w:rPr>
-      </w:pPr>
-      <w:r>
-        <w:rPr>
-          <w:rStyle w:val="eop"/>
-          <w:rFonts w:ascii="Calibri" w:hAnsi="Calibri" w:cs="Calibri"/>
-        </w:rPr>
-        <w:t>Apresenta a quantidade de números negativos na lista</w:t>
-      </w:r>
-    </w:p>
-    <w:p>
-      <w:pPr>
-        <w:pStyle w:val="paragraph"/>
-        <w:numPr>
-          <w:ilvl w:val="0"/>
-          <w:numId w:val="16"/>
-        </w:numPr>
-        <w:spacing w:before="0" w:beforeAutospacing="0" w:after="0" w:afterAutospacing="0"/>
-        <w:ind w:right="-510"/>
-        <w:jc w:val="both"/>
-        <w:textAlignment w:val="baseline"/>
-        <w:rPr>
-          <w:rStyle w:val="eop"/>
-          <w:rFonts w:ascii="Calibri" w:hAnsi="Calibri" w:cs="Calibri"/>
-          <w:i/>
-          <w:iCs/>
-        </w:rPr>
-      </w:pPr>
-      <w:r>
-        <w:rPr>
-          <w:rStyle w:val="eop"/>
-          <w:rFonts w:ascii="Calibri" w:hAnsi="Calibri" w:cs="Calibri"/>
-        </w:rPr>
-        <w:t xml:space="preserve">Apresentar a soma dos números positivos </w:t>
-      </w:r>
-      <w:proofErr w:type="gramStart"/>
-      <w:r>
-        <w:rPr>
-          <w:rStyle w:val="eop"/>
-          <w:rFonts w:ascii="Calibri" w:hAnsi="Calibri" w:cs="Calibri"/>
-        </w:rPr>
-        <w:t>da listas</w:t>
-      </w:r>
-      <w:proofErr w:type="gramEnd"/>
-    </w:p>
-    <w:p>
-      <w:pPr>
-        <w:pStyle w:val="paragraph"/>
-        <w:numPr>
-          <w:ilvl w:val="0"/>
-          <w:numId w:val="16"/>
-        </w:numPr>
-        <w:spacing w:before="0" w:beforeAutospacing="0" w:after="0" w:afterAutospacing="0"/>
-        <w:ind w:right="-510"/>
-        <w:jc w:val="both"/>
-        <w:textAlignment w:val="baseline"/>
-        <w:rPr>
-          <w:rStyle w:val="eop"/>
+          <w:numId w:val="27"/>
+        </w:numPr>
+        <w:spacing w:before="0" w:beforeAutospacing="0" w:after="0" w:afterAutospacing="0"/>
+        <w:ind w:right="-510"/>
+        <w:jc w:val="both"/>
+        <w:textAlignment w:val="baseline"/>
+        <w:rPr>
+          <w:rStyle w:val="eop"/>
+          <w:rFonts w:ascii="Calibri" w:hAnsi="Calibri" w:cs="Calibri"/>
+          <w:i/>
+          <w:iCs/>
+        </w:rPr>
+      </w:pPr>
+      <w:r>
+        <w:rPr>
+          <w:rStyle w:val="eop"/>
+          <w:rFonts w:ascii="Calibri" w:hAnsi="Calibri" w:cs="Calibri"/>
+          <w:i/>
+          <w:iCs/>
+        </w:rPr>
+        <w:t>Declarar</w:t>
+      </w:r>
+      <w:r>
+        <w:rPr>
+          <w:rStyle w:val="eop"/>
+          <w:rFonts w:ascii="Calibri" w:hAnsi="Calibri" w:cs="Calibri"/>
+          <w:i/>
+          <w:iCs/>
+        </w:rPr>
+        <w:t xml:space="preserve"> e inicializara  savriaveis listanumeros=[], num, {somatevinte, somaatetrinta, somamaiorquetrionta } =0, </w:t>
+      </w:r>
+    </w:p>
+    <w:p>
+      <w:pPr>
+        <w:pStyle w:val="paragraph"/>
+        <w:numPr>
+          <w:ilvl w:val="0"/>
+          <w:numId w:val="27"/>
+        </w:numPr>
+        <w:spacing w:before="0" w:beforeAutospacing="0" w:after="0" w:afterAutospacing="0"/>
+        <w:ind w:right="-510"/>
+        <w:jc w:val="both"/>
+        <w:textAlignment w:val="baseline"/>
+        <w:rPr>
+          <w:rStyle w:val="eop"/>
+          <w:rFonts w:ascii="Calibri" w:hAnsi="Calibri" w:cs="Calibri"/>
+          <w:i/>
+          <w:iCs/>
+        </w:rPr>
+      </w:pPr>
+      <w:r>
+        <w:rPr>
+          <w:rStyle w:val="eop"/>
+          <w:rFonts w:ascii="Calibri" w:hAnsi="Calibri" w:cs="Calibri"/>
+          <w:i/>
+          <w:iCs/>
+        </w:rPr>
+        <w:t>Para i de zero a um raio de 10 realizar os passo de 2 até:</w:t>
+      </w:r>
+    </w:p>
+    <w:p>
+      <w:pPr>
+        <w:pStyle w:val="paragraph"/>
+        <w:numPr>
+          <w:ilvl w:val="0"/>
+          <w:numId w:val="27"/>
+        </w:numPr>
+        <w:spacing w:before="0" w:beforeAutospacing="0" w:after="0" w:afterAutospacing="0"/>
+        <w:ind w:right="-510"/>
+        <w:jc w:val="both"/>
+        <w:textAlignment w:val="baseline"/>
+        <w:rPr>
+          <w:rStyle w:val="eop"/>
+          <w:rFonts w:ascii="Calibri" w:hAnsi="Calibri" w:cs="Calibri"/>
+          <w:i/>
+          <w:iCs/>
+        </w:rPr>
+      </w:pPr>
+      <w:r>
+        <w:rPr>
+          <w:rStyle w:val="eop"/>
+          <w:rFonts w:ascii="Calibri" w:hAnsi="Calibri" w:cs="Calibri"/>
+          <w:i/>
+          <w:iCs/>
+        </w:rPr>
+        <w:t>Ler e armarzenar um calor do tipo inteiro me num.</w:t>
+      </w:r>
+    </w:p>
+    <w:p>
+      <w:pPr>
+        <w:pStyle w:val="paragraph"/>
+        <w:numPr>
+          <w:ilvl w:val="0"/>
+          <w:numId w:val="27"/>
+        </w:numPr>
+        <w:spacing w:before="0" w:beforeAutospacing="0" w:after="0" w:afterAutospacing="0"/>
+        <w:ind w:right="-510"/>
+        <w:jc w:val="both"/>
+        <w:textAlignment w:val="baseline"/>
+        <w:rPr>
+          <w:rStyle w:val="eop"/>
+          <w:rFonts w:ascii="Calibri" w:hAnsi="Calibri" w:cs="Calibri"/>
+          <w:i/>
+          <w:iCs/>
+        </w:rPr>
+      </w:pPr>
+      <w:r>
+        <w:rPr>
+          <w:rStyle w:val="eop"/>
+          <w:rFonts w:ascii="Calibri" w:hAnsi="Calibri" w:cs="Calibri"/>
+          <w:i/>
+          <w:iCs/>
+        </w:rPr>
+        <w:t>Adicionar o valor de num na posição i da lista.</w:t>
+      </w:r>
+    </w:p>
+    <w:p>
+      <w:pPr>
+        <w:pStyle w:val="paragraph"/>
+        <w:numPr>
+          <w:ilvl w:val="0"/>
+          <w:numId w:val="27"/>
+        </w:numPr>
+        <w:spacing w:before="0" w:beforeAutospacing="0" w:after="0" w:afterAutospacing="0"/>
+        <w:ind w:right="-510"/>
+        <w:jc w:val="both"/>
+        <w:textAlignment w:val="baseline"/>
+        <w:rPr>
+          <w:rStyle w:val="eop"/>
+          <w:rFonts w:ascii="Calibri" w:hAnsi="Calibri" w:cs="Calibri"/>
+          <w:i/>
+          <w:iCs/>
+        </w:rPr>
+      </w:pPr>
+      <w:r>
+        <w:rPr>
+          <w:rStyle w:val="eop"/>
+          <w:rFonts w:ascii="Calibri" w:hAnsi="Calibri" w:cs="Calibri"/>
+          <w:i/>
+          <w:iCs/>
+        </w:rPr>
+        <w:t xml:space="preserve">Declarar as variáveis </w:t>
+      </w:r>
+      <w:r>
+        <w:rPr>
+          <w:rStyle w:val="eop"/>
+          <w:rFonts w:ascii="Calibri" w:hAnsi="Calibri" w:cs="Calibri"/>
+          <w:i/>
+          <w:iCs/>
+        </w:rPr>
+        <w:t>somatevinte, somaatetrinta, somamaiorquetrionta</w:t>
+      </w:r>
+      <w:r>
+        <w:rPr>
+          <w:rStyle w:val="eop"/>
+          <w:rFonts w:ascii="Calibri" w:hAnsi="Calibri" w:cs="Calibri"/>
+          <w:i/>
+          <w:iCs/>
+        </w:rPr>
+        <w:t xml:space="preserve"> todal iguais a 0.</w:t>
+      </w:r>
+    </w:p>
+    <w:p>
+      <w:pPr>
+        <w:pStyle w:val="paragraph"/>
+        <w:numPr>
+          <w:ilvl w:val="0"/>
+          <w:numId w:val="27"/>
+        </w:numPr>
+        <w:spacing w:before="0" w:beforeAutospacing="0" w:after="0" w:afterAutospacing="0"/>
+        <w:ind w:right="-510"/>
+        <w:jc w:val="both"/>
+        <w:textAlignment w:val="baseline"/>
+        <w:rPr>
+          <w:rStyle w:val="eop"/>
+          <w:rFonts w:ascii="Calibri" w:hAnsi="Calibri" w:cs="Calibri"/>
+          <w:i/>
+          <w:iCs/>
+        </w:rPr>
+      </w:pPr>
+      <w:r>
+        <w:rPr>
+          <w:rStyle w:val="eop"/>
+          <w:rFonts w:ascii="Calibri" w:hAnsi="Calibri" w:cs="Calibri"/>
+          <w:i/>
+          <w:iCs/>
+        </w:rPr>
+        <w:t xml:space="preserve">Para numero dentro a listanumeros realizar os passo de 6 até </w:t>
+      </w:r>
+      <w:r>
+        <w:rPr>
+          <w:rStyle w:val="eop"/>
+          <w:rFonts w:ascii="Calibri" w:hAnsi="Calibri" w:cs="Calibri"/>
+          <w:i/>
+          <w:iCs/>
+        </w:rPr>
+        <w:t>:</w:t>
+      </w:r>
+    </w:p>
+    <w:p>
+      <w:pPr>
+        <w:pStyle w:val="paragraph"/>
+        <w:numPr>
+          <w:ilvl w:val="0"/>
+          <w:numId w:val="27"/>
+        </w:numPr>
+        <w:spacing w:before="0" w:beforeAutospacing="0" w:after="0" w:afterAutospacing="0"/>
+        <w:ind w:right="-510"/>
+        <w:jc w:val="both"/>
+        <w:textAlignment w:val="baseline"/>
+        <w:rPr>
+          <w:rStyle w:val="eop"/>
+          <w:rFonts w:ascii="Calibri" w:hAnsi="Calibri" w:cs="Calibri"/>
+          <w:i/>
+          <w:iCs/>
+        </w:rPr>
+      </w:pPr>
+      <w:r>
+        <w:rPr>
+          <w:rStyle w:val="eop"/>
+          <w:rFonts w:ascii="Calibri" w:hAnsi="Calibri" w:cs="Calibri"/>
+          <w:i/>
+          <w:iCs/>
+        </w:rPr>
+        <w:t>Se nuemro for amiro que 20 realizar o passo 8:</w:t>
+      </w:r>
+    </w:p>
+    <w:p>
+      <w:pPr>
+        <w:pStyle w:val="paragraph"/>
+        <w:numPr>
+          <w:ilvl w:val="0"/>
+          <w:numId w:val="27"/>
+        </w:numPr>
+        <w:spacing w:before="0" w:beforeAutospacing="0" w:after="0" w:afterAutospacing="0"/>
+        <w:ind w:right="-510"/>
+        <w:jc w:val="both"/>
+        <w:textAlignment w:val="baseline"/>
+        <w:rPr>
+          <w:rStyle w:val="eop"/>
+          <w:rFonts w:ascii="Calibri" w:hAnsi="Calibri" w:cs="Calibri"/>
+          <w:i/>
+          <w:iCs/>
+        </w:rPr>
+      </w:pPr>
+      <w:r>
+        <w:rPr>
+          <w:rStyle w:val="eop"/>
+          <w:rFonts w:ascii="Calibri" w:hAnsi="Calibri" w:cs="Calibri"/>
+          <w:i/>
+          <w:iCs/>
+        </w:rPr>
+        <w:t>Acumular o valor de numero em vsomaatevinte.</w:t>
+      </w:r>
+    </w:p>
+    <w:p>
+      <w:pPr>
+        <w:pStyle w:val="paragraph"/>
+        <w:numPr>
+          <w:ilvl w:val="0"/>
+          <w:numId w:val="27"/>
+        </w:numPr>
+        <w:spacing w:before="0" w:beforeAutospacing="0" w:after="0" w:afterAutospacing="0"/>
+        <w:ind w:right="-510"/>
+        <w:jc w:val="both"/>
+        <w:textAlignment w:val="baseline"/>
+        <w:rPr>
+          <w:rStyle w:val="eop"/>
+          <w:rFonts w:ascii="Calibri" w:hAnsi="Calibri" w:cs="Calibri"/>
+          <w:i/>
+          <w:iCs/>
+        </w:rPr>
+      </w:pPr>
+      <w:r>
+        <w:rPr>
+          <w:rStyle w:val="eop"/>
+          <w:rFonts w:ascii="Calibri" w:hAnsi="Calibri" w:cs="Calibri"/>
+          <w:i/>
+          <w:iCs/>
+        </w:rPr>
+        <w:t>Senão se numero for maior que vinte realizar o passo 10:</w:t>
+      </w:r>
+    </w:p>
+    <w:p>
+      <w:pPr>
+        <w:pStyle w:val="paragraph"/>
+        <w:numPr>
+          <w:ilvl w:val="0"/>
+          <w:numId w:val="27"/>
+        </w:numPr>
+        <w:spacing w:before="0" w:beforeAutospacing="0" w:after="0" w:afterAutospacing="0"/>
+        <w:ind w:right="-510"/>
+        <w:jc w:val="both"/>
+        <w:textAlignment w:val="baseline"/>
+        <w:rPr>
+          <w:rStyle w:val="eop"/>
+          <w:rFonts w:ascii="Calibri" w:hAnsi="Calibri" w:cs="Calibri"/>
+          <w:i/>
+          <w:iCs/>
+        </w:rPr>
+      </w:pPr>
+      <w:r>
+        <w:rPr>
+          <w:rStyle w:val="eop"/>
+          <w:rFonts w:ascii="Calibri" w:hAnsi="Calibri" w:cs="Calibri"/>
+          <w:i/>
+          <w:iCs/>
+        </w:rPr>
+        <w:t>Acumular o valor de numero em vsomaatetrinta.</w:t>
+      </w:r>
+    </w:p>
+    <w:p>
+      <w:pPr>
+        <w:pStyle w:val="paragraph"/>
+        <w:numPr>
+          <w:ilvl w:val="0"/>
+          <w:numId w:val="27"/>
+        </w:numPr>
+        <w:spacing w:before="0" w:beforeAutospacing="0" w:after="0" w:afterAutospacing="0"/>
+        <w:ind w:right="-510"/>
+        <w:jc w:val="both"/>
+        <w:textAlignment w:val="baseline"/>
+        <w:rPr>
+          <w:rStyle w:val="eop"/>
+          <w:rFonts w:ascii="Calibri" w:hAnsi="Calibri" w:cs="Calibri"/>
+          <w:i/>
+          <w:iCs/>
+        </w:rPr>
+      </w:pPr>
+      <w:r>
+        <w:rPr>
+          <w:rStyle w:val="eop"/>
+          <w:rFonts w:ascii="Calibri" w:hAnsi="Calibri" w:cs="Calibri"/>
+          <w:i/>
+          <w:iCs/>
+        </w:rPr>
+        <w:t>Senão realizar o passo 12:</w:t>
+      </w:r>
+    </w:p>
+    <w:p>
+      <w:pPr>
+        <w:pStyle w:val="paragraph"/>
+        <w:numPr>
+          <w:ilvl w:val="0"/>
+          <w:numId w:val="27"/>
+        </w:numPr>
+        <w:spacing w:before="0" w:beforeAutospacing="0" w:after="0" w:afterAutospacing="0"/>
+        <w:ind w:right="-510"/>
+        <w:jc w:val="both"/>
+        <w:textAlignment w:val="baseline"/>
+        <w:rPr>
+          <w:rStyle w:val="eop"/>
+          <w:rFonts w:ascii="Calibri" w:hAnsi="Calibri" w:cs="Calibri"/>
+          <w:i/>
+          <w:iCs/>
+        </w:rPr>
+      </w:pPr>
+      <w:r>
+        <w:rPr>
+          <w:rStyle w:val="eop"/>
+          <w:rFonts w:ascii="Calibri" w:hAnsi="Calibri" w:cs="Calibri"/>
+          <w:i/>
+          <w:iCs/>
+        </w:rPr>
+        <w:t>Acumular o valor de numero em vsomamaiorquetrinta</w:t>
+      </w:r>
+    </w:p>
+    <w:p>
+      <w:pPr>
+        <w:pStyle w:val="paragraph"/>
+        <w:numPr>
+          <w:ilvl w:val="0"/>
+          <w:numId w:val="27"/>
+        </w:numPr>
+        <w:spacing w:before="0" w:beforeAutospacing="0" w:after="0" w:afterAutospacing="0"/>
+        <w:ind w:right="-510"/>
+        <w:jc w:val="both"/>
+        <w:textAlignment w:val="baseline"/>
+        <w:rPr>
+          <w:rStyle w:val="eop"/>
+          <w:rFonts w:ascii="Calibri" w:hAnsi="Calibri" w:cs="Calibri"/>
+          <w:i/>
+          <w:iCs/>
+        </w:rPr>
+      </w:pPr>
+      <w:r>
+        <w:rPr>
+          <w:rStyle w:val="eop"/>
+          <w:rFonts w:ascii="Calibri" w:hAnsi="Calibri" w:cs="Calibri"/>
+          <w:i/>
+          <w:iCs/>
+        </w:rPr>
+        <w:t>Apresentar a soma de todas as somas em suas determinadas faixas.</w:t>
+      </w:r>
+    </w:p>
+    <w:p>
+      <w:pPr>
+        <w:pStyle w:val="paragraph"/>
+        <w:spacing w:before="0" w:beforeAutospacing="0" w:after="0" w:afterAutospacing="0"/>
+        <w:ind w:right="-510"/>
+        <w:jc w:val="both"/>
+        <w:textAlignment w:val="baseline"/>
+        <w:rPr>
+          <w:rFonts w:ascii="Calibri" w:hAnsi="Calibri" w:cs="Calibri"/>
+          <w:i/>
+          <w:iCs/>
+        </w:rPr>
+      </w:pPr>
+      <w:r>
+        <w:rPr>
+          <w:rFonts w:ascii="Calibri" w:hAnsi="Calibri" w:cs="Calibri"/>
+          <w:i/>
+          <w:iCs/>
+        </w:rPr>
+        <w:drawing>
+          <wp:inline distT="0" distB="0" distL="0" distR="0" wp14:anchorId="04F7FFC0" wp14:editId="64DE8D60">
+            <wp:extent cx="5400040" cy="3484245"/>
+            <wp:effectExtent l="0" t="0" r="0" b="1905"/>
+            <wp:docPr id="9" name="Imagem 9"/>
+            <wp:cNvGraphicFramePr>
+              <a:graphicFrameLocks xmlns:a="http://schemas.openxmlformats.org/drawingml/2006/main" noChangeAspect="1"/>
+            </wp:cNvGraphicFramePr>
+            <a:graphic xmlns:a="http://schemas.openxmlformats.org/drawingml/2006/main">
+              <a:graphicData uri="http://schemas.openxmlformats.org/drawingml/2006/picture">
+                <pic:pic xmlns:pic="http://schemas.openxmlformats.org/drawingml/2006/picture">
+                  <pic:nvPicPr>
+                    <pic:cNvPr id="1" name=""/>
+                    <pic:cNvPicPr/>
+                  </pic:nvPicPr>
+                  <pic:blipFill>
+                    <a:blip r:embed="rId16"/>
+                    <a:stretch>
+                      <a:fillRect/>
+                    </a:stretch>
+                  </pic:blipFill>
+                  <pic:spPr>
+                    <a:xfrm>
+                      <a:off x="0" y="0"/>
+                      <a:ext cx="5400040" cy="3484245"/>
+                    </a:xfrm>
+                    <a:prstGeom prst="rect">
+                      <a:avLst/>
+                    </a:prstGeom>
+                  </pic:spPr>
+                </pic:pic>
+              </a:graphicData>
+            </a:graphic>
+          </wp:inline>
+        </w:drawing>
+      </w:r>
+    </w:p>
+    <w:p>
+      <w:pPr>
+        <w:pStyle w:val="paragraph"/>
+        <w:spacing w:before="0" w:beforeAutospacing="0" w:after="0" w:afterAutospacing="0"/>
+        <w:ind w:right="-510"/>
+        <w:jc w:val="both"/>
+        <w:textAlignment w:val="baseline"/>
+        <w:rPr>
+          <w:rFonts w:ascii="Calibri" w:hAnsi="Calibri" w:cs="Calibri"/>
+          <w:i/>
+          <w:iCs/>
+        </w:rPr>
+      </w:pPr>
+    </w:p>
+    <w:p>
+      <w:pPr>
+        <w:pStyle w:val="paragraph"/>
+        <w:spacing w:before="0" w:beforeAutospacing="0" w:after="0" w:afterAutospacing="0"/>
+        <w:ind w:right="-510"/>
+        <w:jc w:val="both"/>
+        <w:textAlignment w:val="baseline"/>
+        <w:rPr>
+          <w:rFonts w:ascii="Calibri" w:hAnsi="Calibri" w:cs="Calibri"/>
+          <w:i/>
+          <w:iCs/>
+        </w:rPr>
+      </w:pPr>
+    </w:p>
+    <w:p>
+      <w:pPr>
+        <w:pStyle w:val="paragraph"/>
+        <w:spacing w:before="0" w:beforeAutospacing="0" w:after="0" w:afterAutospacing="0"/>
+        <w:ind w:right="-510"/>
+        <w:jc w:val="both"/>
+        <w:textAlignment w:val="baseline"/>
+        <w:rPr>
+          <w:rFonts w:ascii="Calibri" w:hAnsi="Calibri" w:cs="Calibri"/>
+          <w:i/>
+          <w:iCs/>
+        </w:rPr>
+      </w:pPr>
+    </w:p>
+    <w:p>
+      <w:pPr>
+        <w:pStyle w:val="paragraph"/>
+        <w:spacing w:before="0" w:beforeAutospacing="0" w:after="0" w:afterAutospacing="0"/>
+        <w:ind w:right="-510"/>
+        <w:jc w:val="both"/>
+        <w:textAlignment w:val="baseline"/>
+        <w:rPr>
+          <w:rFonts w:ascii="Calibri" w:hAnsi="Calibri" w:cs="Calibri"/>
+          <w:i/>
+          <w:iCs/>
+        </w:rPr>
+      </w:pPr>
+    </w:p>
+    <w:p>
+      <w:pPr>
+        <w:pStyle w:val="paragraph"/>
+        <w:spacing w:before="0" w:beforeAutospacing="0" w:after="0" w:afterAutospacing="0"/>
+        <w:ind w:right="-510"/>
+        <w:jc w:val="both"/>
+        <w:textAlignment w:val="baseline"/>
+        <w:rPr>
           <w:rFonts w:ascii="Calibri" w:hAnsi="Calibri" w:cs="Calibri"/>
           <w:i/>
           <w:iCs/>
@@ -1531,7 +5126,6 @@
         <w:jc w:val="both"/>
         <w:textAlignment w:val="baseline"/>
         <w:rPr>
-          <w:rStyle w:val="eop"/>
           <w:rFonts w:ascii="Calibri" w:hAnsi="Calibri" w:cs="Calibri"/>
           <w:i/>
           <w:iCs/>
@@ -1546,7 +5140,7 @@
           <w:lang w:val="pt-PT"/>
         </w:rPr>
         <w:lastRenderedPageBreak/>
-        <w:t>Desenvolva um algoritmo que permita a entrada de 10 números inteiros em uma lista. Percorra a lista, encontre e informe em qual posição da lista está o maior valor armazenado na lista sem utilização de métodos prontos.</w:t>
+        <w:t>Desenvolva um algoritmo que permita a entra de 20 números reais numa lista. Percorra a lista e calcule e apresente a média dos números existentes na lista. Com a média calculada, percorra novamente a lista e apresente os elementos que são maiores do que a média calculada.</w:t>
       </w:r>
       <w:r>
         <w:rPr>
@@ -1560,926 +5154,205 @@
     </w:p>
     <w:p>
       <w:pPr>
-        <w:pStyle w:val="paragraph"/>
-        <w:numPr>
-          <w:ilvl w:val="0"/>
-          <w:numId w:val="17"/>
-        </w:numPr>
-        <w:spacing w:before="0" w:beforeAutospacing="0" w:after="0" w:afterAutospacing="0"/>
-        <w:ind w:right="-510"/>
-        <w:jc w:val="both"/>
-        <w:textAlignment w:val="baseline"/>
-        <w:rPr>
-          <w:rStyle w:val="eop"/>
-          <w:rFonts w:ascii="Calibri" w:hAnsi="Calibri" w:cs="Calibri"/>
-          <w:i/>
-          <w:iCs/>
-        </w:rPr>
-      </w:pPr>
-      <w:r>
-        <w:rPr>
-          <w:rStyle w:val="eop"/>
-          <w:rFonts w:ascii="Calibri" w:hAnsi="Calibri" w:cs="Calibri"/>
-          <w:i/>
-          <w:iCs/>
-        </w:rPr>
-        <w:t xml:space="preserve">Declarar e inicializar as variáveis </w:t>
-      </w:r>
-      <w:proofErr w:type="spellStart"/>
-      <w:r>
-        <w:rPr>
-          <w:rStyle w:val="eop"/>
-          <w:rFonts w:ascii="Calibri" w:hAnsi="Calibri" w:cs="Calibri"/>
-          <w:i/>
-          <w:iCs/>
-        </w:rPr>
-        <w:t>vnumero</w:t>
-      </w:r>
-      <w:proofErr w:type="spellEnd"/>
-      <w:r>
-        <w:rPr>
-          <w:rStyle w:val="eop"/>
-          <w:rFonts w:ascii="Calibri" w:hAnsi="Calibri" w:cs="Calibri"/>
-          <w:i/>
-          <w:iCs/>
-        </w:rPr>
-        <w:t xml:space="preserve"> </w:t>
-      </w:r>
-      <w:proofErr w:type="spellStart"/>
-      <w:r>
-        <w:rPr>
-          <w:rStyle w:val="eop"/>
-          <w:rFonts w:ascii="Calibri" w:hAnsi="Calibri" w:cs="Calibri"/>
-          <w:i/>
-          <w:iCs/>
-        </w:rPr>
-        <w:t>vnumeros</w:t>
-      </w:r>
-      <w:proofErr w:type="spellEnd"/>
-      <w:r>
-        <w:rPr>
-          <w:rStyle w:val="eop"/>
-          <w:rFonts w:ascii="Calibri" w:hAnsi="Calibri" w:cs="Calibri"/>
-          <w:i/>
-          <w:iCs/>
-        </w:rPr>
-        <w:t xml:space="preserve"> = [], index e </w:t>
-      </w:r>
-      <w:proofErr w:type="spellStart"/>
-      <w:r>
-        <w:rPr>
-          <w:rStyle w:val="eop"/>
-          <w:rFonts w:ascii="Calibri" w:hAnsi="Calibri" w:cs="Calibri"/>
-          <w:i/>
-          <w:iCs/>
-        </w:rPr>
-        <w:t>vMaiorAtual</w:t>
-      </w:r>
-      <w:proofErr w:type="spellEnd"/>
-      <w:r>
-        <w:rPr>
-          <w:rStyle w:val="eop"/>
-          <w:rFonts w:ascii="Calibri" w:hAnsi="Calibri" w:cs="Calibri"/>
-          <w:i/>
-          <w:iCs/>
-        </w:rPr>
-        <w:t>.</w:t>
-      </w:r>
-    </w:p>
-    <w:p>
-      <w:pPr>
-        <w:pStyle w:val="paragraph"/>
-        <w:numPr>
-          <w:ilvl w:val="0"/>
-          <w:numId w:val="17"/>
-        </w:numPr>
-        <w:spacing w:before="0" w:beforeAutospacing="0" w:after="0" w:afterAutospacing="0"/>
-        <w:ind w:right="-510"/>
-        <w:jc w:val="both"/>
-        <w:textAlignment w:val="baseline"/>
-        <w:rPr>
-          <w:rStyle w:val="eop"/>
-          <w:rFonts w:ascii="Calibri" w:hAnsi="Calibri" w:cs="Calibri"/>
-          <w:i/>
-          <w:iCs/>
-        </w:rPr>
-      </w:pPr>
-      <w:proofErr w:type="spellStart"/>
-      <w:r>
-        <w:rPr>
-          <w:rStyle w:val="eop"/>
-          <w:rFonts w:ascii="Calibri" w:hAnsi="Calibri" w:cs="Calibri"/>
-          <w:i/>
-          <w:iCs/>
-        </w:rPr>
-        <w:t>Decalrar</w:t>
-      </w:r>
-      <w:proofErr w:type="spellEnd"/>
-      <w:r>
-        <w:rPr>
-          <w:rStyle w:val="eop"/>
-          <w:rFonts w:ascii="Calibri" w:hAnsi="Calibri" w:cs="Calibri"/>
-          <w:i/>
-          <w:iCs/>
-        </w:rPr>
-        <w:t xml:space="preserve"> a variável index igual a 0</w:t>
-      </w:r>
-    </w:p>
-    <w:p>
-      <w:pPr>
-        <w:pStyle w:val="paragraph"/>
-        <w:numPr>
-          <w:ilvl w:val="0"/>
-          <w:numId w:val="17"/>
-        </w:numPr>
-        <w:spacing w:before="0" w:beforeAutospacing="0" w:after="0" w:afterAutospacing="0"/>
-        <w:ind w:right="-510"/>
-        <w:jc w:val="both"/>
-        <w:textAlignment w:val="baseline"/>
-        <w:rPr>
-          <w:rStyle w:val="eop"/>
-          <w:rFonts w:ascii="Calibri" w:hAnsi="Calibri" w:cs="Calibri"/>
-          <w:i/>
-          <w:iCs/>
-        </w:rPr>
-      </w:pPr>
-      <w:r>
-        <w:rPr>
-          <w:rStyle w:val="eop"/>
-          <w:rFonts w:ascii="Calibri" w:hAnsi="Calibri" w:cs="Calibri"/>
-          <w:i/>
-          <w:iCs/>
-        </w:rPr>
-        <w:t xml:space="preserve">Para i em um raio de 0 a 9 com </w:t>
-      </w:r>
-      <w:proofErr w:type="spellStart"/>
-      <w:r>
-        <w:rPr>
-          <w:rStyle w:val="eop"/>
-          <w:rFonts w:ascii="Calibri" w:hAnsi="Calibri" w:cs="Calibri"/>
-          <w:i/>
-          <w:iCs/>
-        </w:rPr>
-        <w:t>inclemento</w:t>
-      </w:r>
-      <w:proofErr w:type="spellEnd"/>
-      <w:r>
-        <w:rPr>
-          <w:rStyle w:val="eop"/>
-          <w:rFonts w:ascii="Calibri" w:hAnsi="Calibri" w:cs="Calibri"/>
-          <w:i/>
-          <w:iCs/>
-        </w:rPr>
-        <w:t xml:space="preserve"> de um realiza </w:t>
-      </w:r>
-      <w:proofErr w:type="gramStart"/>
-      <w:r>
-        <w:rPr>
-          <w:rStyle w:val="eop"/>
-          <w:rFonts w:ascii="Calibri" w:hAnsi="Calibri" w:cs="Calibri"/>
-          <w:i/>
-          <w:iCs/>
-        </w:rPr>
-        <w:t>os passo</w:t>
-      </w:r>
-      <w:proofErr w:type="gramEnd"/>
-      <w:r>
-        <w:rPr>
-          <w:rStyle w:val="eop"/>
-          <w:rFonts w:ascii="Calibri" w:hAnsi="Calibri" w:cs="Calibri"/>
-          <w:i/>
-          <w:iCs/>
-        </w:rPr>
-        <w:t xml:space="preserve"> de 2 até 4:</w:t>
-      </w:r>
-    </w:p>
-    <w:p>
-      <w:pPr>
-        <w:pStyle w:val="paragraph"/>
-        <w:numPr>
-          <w:ilvl w:val="0"/>
-          <w:numId w:val="17"/>
-        </w:numPr>
-        <w:spacing w:before="0" w:beforeAutospacing="0" w:after="0" w:afterAutospacing="0"/>
-        <w:ind w:right="-510"/>
-        <w:jc w:val="both"/>
-        <w:textAlignment w:val="baseline"/>
-        <w:rPr>
-          <w:rStyle w:val="eop"/>
-          <w:rFonts w:ascii="Calibri" w:hAnsi="Calibri" w:cs="Calibri"/>
-          <w:i/>
-          <w:iCs/>
-        </w:rPr>
-      </w:pPr>
-      <w:r>
-        <w:rPr>
-          <w:rStyle w:val="eop"/>
-          <w:rFonts w:ascii="Calibri" w:hAnsi="Calibri" w:cs="Calibri"/>
-          <w:i/>
-          <w:iCs/>
-        </w:rPr>
-        <w:t xml:space="preserve">Ler um valor do tipo inteiro e armazenar em </w:t>
-      </w:r>
-      <w:proofErr w:type="spellStart"/>
-      <w:r>
-        <w:rPr>
-          <w:rStyle w:val="eop"/>
-          <w:rFonts w:ascii="Calibri" w:hAnsi="Calibri" w:cs="Calibri"/>
-          <w:i/>
-          <w:iCs/>
-        </w:rPr>
-        <w:t>vnumero</w:t>
-      </w:r>
-      <w:proofErr w:type="spellEnd"/>
-      <w:r>
-        <w:rPr>
-          <w:rStyle w:val="eop"/>
-          <w:rFonts w:ascii="Calibri" w:hAnsi="Calibri" w:cs="Calibri"/>
-          <w:i/>
-          <w:iCs/>
-        </w:rPr>
-        <w:t>.</w:t>
-      </w:r>
-    </w:p>
-    <w:p>
-      <w:pPr>
-        <w:pStyle w:val="paragraph"/>
-        <w:numPr>
-          <w:ilvl w:val="0"/>
-          <w:numId w:val="17"/>
-        </w:numPr>
-        <w:spacing w:before="0" w:beforeAutospacing="0" w:after="0" w:afterAutospacing="0"/>
-        <w:ind w:right="-510"/>
-        <w:jc w:val="both"/>
-        <w:textAlignment w:val="baseline"/>
-        <w:rPr>
-          <w:rStyle w:val="eop"/>
-          <w:rFonts w:ascii="Calibri" w:hAnsi="Calibri" w:cs="Calibri"/>
-          <w:i/>
-          <w:iCs/>
-        </w:rPr>
-      </w:pPr>
-      <w:r>
-        <w:rPr>
-          <w:rStyle w:val="eop"/>
-          <w:rFonts w:ascii="Calibri" w:hAnsi="Calibri" w:cs="Calibri"/>
-          <w:i/>
-          <w:iCs/>
-        </w:rPr>
-        <w:t xml:space="preserve">Adicionar o valor da variável </w:t>
-      </w:r>
-      <w:proofErr w:type="spellStart"/>
-      <w:r>
-        <w:rPr>
-          <w:rStyle w:val="eop"/>
-          <w:rFonts w:ascii="Calibri" w:hAnsi="Calibri" w:cs="Calibri"/>
-          <w:i/>
-          <w:iCs/>
-        </w:rPr>
-        <w:t>vnumero</w:t>
-      </w:r>
-      <w:proofErr w:type="spellEnd"/>
-      <w:r>
-        <w:rPr>
-          <w:rStyle w:val="eop"/>
-          <w:rFonts w:ascii="Calibri" w:hAnsi="Calibri" w:cs="Calibri"/>
-          <w:i/>
-          <w:iCs/>
-        </w:rPr>
-        <w:t xml:space="preserve"> dentro da lista.</w:t>
-      </w:r>
-    </w:p>
-    <w:p>
-      <w:pPr>
-        <w:pStyle w:val="paragraph"/>
-        <w:numPr>
-          <w:ilvl w:val="0"/>
-          <w:numId w:val="17"/>
-        </w:numPr>
-        <w:spacing w:before="0" w:beforeAutospacing="0" w:after="0" w:afterAutospacing="0"/>
-        <w:ind w:right="-510"/>
-        <w:jc w:val="both"/>
-        <w:textAlignment w:val="baseline"/>
-        <w:rPr>
-          <w:rStyle w:val="eop"/>
-          <w:rFonts w:ascii="Calibri" w:hAnsi="Calibri" w:cs="Calibri"/>
-          <w:i/>
-          <w:iCs/>
-        </w:rPr>
-      </w:pPr>
-      <w:r>
-        <w:rPr>
-          <w:rStyle w:val="eop"/>
-          <w:rFonts w:ascii="Calibri" w:hAnsi="Calibri" w:cs="Calibri"/>
-          <w:i/>
-          <w:iCs/>
-        </w:rPr>
-        <w:t xml:space="preserve">Declarar a variável </w:t>
-      </w:r>
-      <w:proofErr w:type="spellStart"/>
-      <w:r>
-        <w:rPr>
-          <w:rStyle w:val="eop"/>
-          <w:rFonts w:ascii="Calibri" w:hAnsi="Calibri" w:cs="Calibri"/>
-          <w:i/>
-          <w:iCs/>
-        </w:rPr>
-        <w:t>cMAiorAtual</w:t>
-      </w:r>
-      <w:proofErr w:type="spellEnd"/>
-      <w:r>
-        <w:rPr>
-          <w:rStyle w:val="eop"/>
-          <w:rFonts w:ascii="Calibri" w:hAnsi="Calibri" w:cs="Calibri"/>
-          <w:i/>
-          <w:iCs/>
-        </w:rPr>
-        <w:t xml:space="preserve"> como a primeira posição da lista</w:t>
-      </w:r>
-    </w:p>
-    <w:p>
-      <w:pPr>
-        <w:pStyle w:val="paragraph"/>
-        <w:numPr>
-          <w:ilvl w:val="0"/>
-          <w:numId w:val="17"/>
-        </w:numPr>
-        <w:spacing w:before="0" w:beforeAutospacing="0" w:after="0" w:afterAutospacing="0"/>
-        <w:ind w:right="-510"/>
-        <w:jc w:val="both"/>
-        <w:textAlignment w:val="baseline"/>
-        <w:rPr>
-          <w:rStyle w:val="eop"/>
-          <w:rFonts w:ascii="Calibri" w:hAnsi="Calibri" w:cs="Calibri"/>
-          <w:i/>
-          <w:iCs/>
-        </w:rPr>
-      </w:pPr>
-      <w:r>
-        <w:rPr>
-          <w:rStyle w:val="eop"/>
-          <w:rFonts w:ascii="Calibri" w:hAnsi="Calibri" w:cs="Calibri"/>
-          <w:i/>
-          <w:iCs/>
-        </w:rPr>
-        <w:t xml:space="preserve">Para n do começo ao final da lista realizar os passos de 5 </w:t>
-      </w:r>
-      <w:proofErr w:type="gramStart"/>
-      <w:r>
-        <w:rPr>
-          <w:rStyle w:val="eop"/>
-          <w:rFonts w:ascii="Calibri" w:hAnsi="Calibri" w:cs="Calibri"/>
-          <w:i/>
-          <w:iCs/>
-        </w:rPr>
-        <w:t>até :</w:t>
-      </w:r>
-      <w:proofErr w:type="gramEnd"/>
-    </w:p>
-    <w:p>
-      <w:pPr>
-        <w:pStyle w:val="paragraph"/>
-        <w:numPr>
-          <w:ilvl w:val="0"/>
-          <w:numId w:val="17"/>
-        </w:numPr>
-        <w:spacing w:before="0" w:beforeAutospacing="0" w:after="0" w:afterAutospacing="0"/>
-        <w:ind w:right="-510"/>
-        <w:jc w:val="both"/>
-        <w:textAlignment w:val="baseline"/>
-        <w:rPr>
-          <w:rFonts w:ascii="Calibri" w:hAnsi="Calibri" w:cs="Calibri"/>
-          <w:i/>
-          <w:iCs/>
-        </w:rPr>
-      </w:pPr>
-      <w:r>
-        <w:rPr>
-          <w:rFonts w:ascii="Calibri" w:hAnsi="Calibri" w:cs="Calibri"/>
-          <w:i/>
-          <w:iCs/>
-        </w:rPr>
-        <w:t xml:space="preserve">Se n for maior que </w:t>
-      </w:r>
-      <w:proofErr w:type="spellStart"/>
-      <w:r>
-        <w:rPr>
-          <w:rFonts w:ascii="Calibri" w:hAnsi="Calibri" w:cs="Calibri"/>
-          <w:i/>
-          <w:iCs/>
-        </w:rPr>
-        <w:t>vMaiorAtual</w:t>
-      </w:r>
-      <w:proofErr w:type="spellEnd"/>
-      <w:r>
-        <w:rPr>
-          <w:rFonts w:ascii="Calibri" w:hAnsi="Calibri" w:cs="Calibri"/>
-          <w:i/>
-          <w:iCs/>
-        </w:rPr>
-        <w:t xml:space="preserve"> realizar o passo 7</w:t>
-      </w:r>
-    </w:p>
-    <w:p>
-      <w:pPr>
-        <w:pStyle w:val="paragraph"/>
-        <w:numPr>
-          <w:ilvl w:val="0"/>
-          <w:numId w:val="17"/>
-        </w:numPr>
-        <w:spacing w:before="0" w:beforeAutospacing="0" w:after="0" w:afterAutospacing="0"/>
-        <w:ind w:right="-510"/>
-        <w:jc w:val="both"/>
-        <w:textAlignment w:val="baseline"/>
-        <w:rPr>
-          <w:rFonts w:ascii="Calibri" w:hAnsi="Calibri" w:cs="Calibri"/>
-          <w:i/>
-          <w:iCs/>
-        </w:rPr>
-      </w:pPr>
-      <w:r>
-        <w:rPr>
-          <w:rFonts w:ascii="Calibri" w:hAnsi="Calibri" w:cs="Calibri"/>
-          <w:i/>
-          <w:iCs/>
-        </w:rPr>
-        <w:t xml:space="preserve">Acumular o valor da variável n em </w:t>
-      </w:r>
-      <w:proofErr w:type="spellStart"/>
-      <w:r>
-        <w:rPr>
-          <w:rFonts w:ascii="Calibri" w:hAnsi="Calibri" w:cs="Calibri"/>
-          <w:i/>
-          <w:iCs/>
-        </w:rPr>
-        <w:t>vMaiorAtual</w:t>
-      </w:r>
-      <w:proofErr w:type="spellEnd"/>
-    </w:p>
-    <w:p>
-      <w:pPr>
-        <w:pStyle w:val="paragraph"/>
-        <w:numPr>
-          <w:ilvl w:val="0"/>
-          <w:numId w:val="17"/>
-        </w:numPr>
-        <w:spacing w:before="0" w:beforeAutospacing="0" w:after="0" w:afterAutospacing="0"/>
-        <w:ind w:right="-510"/>
-        <w:jc w:val="both"/>
-        <w:textAlignment w:val="baseline"/>
-        <w:rPr>
-          <w:rFonts w:ascii="Calibri" w:hAnsi="Calibri" w:cs="Calibri"/>
-          <w:i/>
-          <w:iCs/>
-        </w:rPr>
-      </w:pPr>
-      <w:r>
-        <w:rPr>
-          <w:rFonts w:ascii="Calibri" w:hAnsi="Calibri" w:cs="Calibri"/>
-          <w:i/>
-          <w:iCs/>
-        </w:rPr>
-        <w:t>Acumular mais 1 a variável index</w:t>
-      </w:r>
-    </w:p>
-    <w:p>
-      <w:pPr>
-        <w:pStyle w:val="paragraph"/>
-        <w:numPr>
-          <w:ilvl w:val="0"/>
-          <w:numId w:val="17"/>
-        </w:numPr>
-        <w:spacing w:before="0" w:beforeAutospacing="0" w:after="0" w:afterAutospacing="0"/>
-        <w:ind w:right="-510"/>
-        <w:jc w:val="both"/>
-        <w:textAlignment w:val="baseline"/>
-        <w:rPr>
-          <w:rFonts w:ascii="Calibri" w:hAnsi="Calibri" w:cs="Calibri"/>
-          <w:i/>
-          <w:iCs/>
-        </w:rPr>
-      </w:pPr>
-      <w:r>
-        <w:rPr>
-          <w:rFonts w:ascii="Calibri" w:hAnsi="Calibri" w:cs="Calibri"/>
-          <w:i/>
-          <w:iCs/>
-        </w:rPr>
-        <w:t xml:space="preserve">Apresentar o índice e o maior </w:t>
-      </w:r>
-      <w:proofErr w:type="spellStart"/>
-      <w:r>
-        <w:rPr>
-          <w:rFonts w:ascii="Calibri" w:hAnsi="Calibri" w:cs="Calibri"/>
-          <w:i/>
-          <w:iCs/>
-        </w:rPr>
-        <w:t>numero</w:t>
-      </w:r>
-      <w:proofErr w:type="spellEnd"/>
-      <w:r>
-        <w:rPr>
-          <w:rFonts w:ascii="Calibri" w:hAnsi="Calibri" w:cs="Calibri"/>
-          <w:i/>
-          <w:iCs/>
-        </w:rPr>
-        <w:t xml:space="preserve"> da lista.</w:t>
-      </w:r>
-    </w:p>
-    <w:p>
-      <w:pPr>
-        <w:pStyle w:val="paragraph"/>
-        <w:spacing w:before="0" w:beforeAutospacing="0" w:after="0" w:afterAutospacing="0"/>
-        <w:ind w:right="-510"/>
-        <w:jc w:val="both"/>
-        <w:textAlignment w:val="baseline"/>
-        <w:rPr>
-          <w:rFonts w:ascii="Calibri" w:hAnsi="Calibri" w:cs="Calibri"/>
-          <w:i/>
-          <w:iCs/>
-        </w:rPr>
-      </w:pPr>
-    </w:p>
-    <w:p>
-      <w:pPr>
-        <w:pStyle w:val="paragraph"/>
-        <w:numPr>
-          <w:ilvl w:val="0"/>
-          <w:numId w:val="11"/>
-        </w:numPr>
-        <w:spacing w:before="0" w:beforeAutospacing="0" w:after="0" w:afterAutospacing="0"/>
-        <w:ind w:left="-283" w:right="-510"/>
-        <w:jc w:val="both"/>
-        <w:textAlignment w:val="baseline"/>
-        <w:rPr>
-          <w:rStyle w:val="eop"/>
-          <w:rFonts w:ascii="Calibri" w:hAnsi="Calibri" w:cs="Calibri"/>
-          <w:i/>
-          <w:iCs/>
-        </w:rPr>
-      </w:pPr>
-      <w:r>
-        <w:rPr>
-          <w:rStyle w:val="normaltextrun"/>
-          <w:rFonts w:ascii="Calibri" w:hAnsi="Calibri" w:cs="Calibri"/>
-          <w:i/>
-          <w:iCs/>
-          <w:lang w:val="pt-PT"/>
-        </w:rPr>
-        <w:t>Desenvolva um algoritmo que permita o preenchimento completo de uma matriz 3 x 3. Percorra a matriz e calcule e apresente quantos números existentes na matriz são maiores do que o número 10. </w:t>
-      </w:r>
-      <w:r>
-        <w:rPr>
-          <w:rStyle w:val="eop"/>
-          <w:rFonts w:ascii="Calibri" w:hAnsi="Calibri" w:cs="Calibri"/>
-          <w:i/>
-          <w:iCs/>
-        </w:rPr>
-        <w:t> </w:t>
+        <w:pStyle w:val="PargrafodaLista"/>
+        <w:numPr>
+          <w:ilvl w:val="0"/>
+          <w:numId w:val="28"/>
+        </w:numPr>
+        <w:ind w:right="-510"/>
+        <w:jc w:val="both"/>
+      </w:pPr>
+      <w:r>
+        <w:t>Declarar</w:t>
+      </w:r>
+      <w:r>
+        <w:t xml:space="preserve"> e inicializar a s variáveis lista=[], listamaiorquemedia=[], soma=0, numero.</w:t>
+      </w:r>
+    </w:p>
+    <w:p>
+      <w:pPr>
+        <w:pStyle w:val="PargrafodaLista"/>
+        <w:numPr>
+          <w:ilvl w:val="0"/>
+          <w:numId w:val="28"/>
+        </w:numPr>
+        <w:ind w:right="-510"/>
+        <w:jc w:val="both"/>
+      </w:pPr>
+      <w:r>
+        <w:t>Para i de 0 até um raio de 20 realizar os passo de 2 até:</w:t>
+      </w:r>
+    </w:p>
+    <w:p>
+      <w:pPr>
+        <w:pStyle w:val="PargrafodaLista"/>
+        <w:numPr>
+          <w:ilvl w:val="0"/>
+          <w:numId w:val="28"/>
+        </w:numPr>
+        <w:ind w:right="-510"/>
+        <w:jc w:val="both"/>
+      </w:pPr>
+      <w:r>
+        <w:t>Lçer um valor do tipo real e acumular na variável numero.</w:t>
+      </w:r>
+    </w:p>
+    <w:p>
+      <w:pPr>
+        <w:pStyle w:val="PargrafodaLista"/>
+        <w:numPr>
+          <w:ilvl w:val="0"/>
+          <w:numId w:val="28"/>
+        </w:numPr>
+        <w:ind w:right="-510"/>
+        <w:jc w:val="both"/>
+      </w:pPr>
+      <w:r>
+        <w:t>Adicionar o valor de numero na posição i da lista.</w:t>
+      </w:r>
+    </w:p>
+    <w:p>
+      <w:pPr>
+        <w:pStyle w:val="PargrafodaLista"/>
+        <w:numPr>
+          <w:ilvl w:val="0"/>
+          <w:numId w:val="28"/>
+        </w:numPr>
+        <w:ind w:right="-510"/>
+        <w:jc w:val="both"/>
+      </w:pPr>
+      <w:r>
+        <w:t>Acumular o valor de numero na variável soma</w:t>
+      </w:r>
+    </w:p>
+    <w:p>
+      <w:pPr>
+        <w:pStyle w:val="PargrafodaLista"/>
+        <w:numPr>
+          <w:ilvl w:val="0"/>
+          <w:numId w:val="28"/>
+        </w:numPr>
+        <w:ind w:right="-510"/>
+        <w:jc w:val="both"/>
+      </w:pPr>
+      <w:r>
+        <w:t>Realizar o calulo da maedia usando a formula media = soma / 20</w:t>
+      </w:r>
+    </w:p>
+    <w:p>
+      <w:pPr>
+        <w:pStyle w:val="PargrafodaLista"/>
+        <w:numPr>
+          <w:ilvl w:val="0"/>
+          <w:numId w:val="28"/>
+        </w:numPr>
+        <w:ind w:right="-510"/>
+        <w:jc w:val="both"/>
+      </w:pPr>
+      <w:r>
+        <w:t>Apresentar o valro da media.</w:t>
+      </w:r>
+    </w:p>
+    <w:p>
+      <w:pPr>
+        <w:pStyle w:val="PargrafodaLista"/>
+        <w:numPr>
+          <w:ilvl w:val="0"/>
+          <w:numId w:val="28"/>
+        </w:numPr>
+        <w:ind w:right="-510"/>
+        <w:jc w:val="both"/>
+      </w:pPr>
+      <w:r>
+        <w:t>Para numero dentro de lista realizar os apsso de 8 até :</w:t>
+      </w:r>
+    </w:p>
+    <w:p>
+      <w:pPr>
+        <w:pStyle w:val="PargrafodaLista"/>
+        <w:numPr>
+          <w:ilvl w:val="0"/>
+          <w:numId w:val="28"/>
+        </w:numPr>
+        <w:ind w:right="-510"/>
+        <w:jc w:val="both"/>
+      </w:pPr>
+      <w:r>
+        <w:t>Se numero maiiroq eu media realizar os passos de 9 até 12:</w:t>
+      </w:r>
+    </w:p>
+    <w:p>
+      <w:pPr>
+        <w:pStyle w:val="PargrafodaLista"/>
+        <w:numPr>
+          <w:ilvl w:val="0"/>
+          <w:numId w:val="28"/>
+        </w:numPr>
+        <w:ind w:right="-510"/>
+        <w:jc w:val="both"/>
+      </w:pPr>
+      <w:r>
+        <w:t>Armazenar o valor de numero na posição i da lista lsita maior que a emdia.</w:t>
+      </w:r>
+    </w:p>
+    <w:p>
+      <w:pPr>
+        <w:pStyle w:val="PargrafodaLista"/>
+        <w:numPr>
+          <w:ilvl w:val="0"/>
+          <w:numId w:val="28"/>
+        </w:numPr>
+        <w:ind w:right="-510"/>
+        <w:jc w:val="both"/>
+      </w:pPr>
+      <w:r>
+        <w:t>Apresentar a lista com todos os valores maiores que a média dentro de uma lista.</w:t>
+      </w:r>
+    </w:p>
+    <w:p>
+      <w:pPr>
+        <w:ind w:right="-510"/>
+        <w:jc w:val="both"/>
+      </w:pPr>
+      <w:r>
+        <w:drawing>
+          <wp:inline distT="0" distB="0" distL="0" distR="0" wp14:anchorId="49B3C35E" wp14:editId="0B9C8A54">
+            <wp:extent cx="5400040" cy="3564255"/>
+            <wp:effectExtent l="0" t="0" r="0" b="0"/>
+            <wp:docPr id="10" name="Imagem 10"/>
+            <wp:cNvGraphicFramePr>
+              <a:graphicFrameLocks xmlns:a="http://schemas.openxmlformats.org/drawingml/2006/main" noChangeAspect="1"/>
+            </wp:cNvGraphicFramePr>
+            <a:graphic xmlns:a="http://schemas.openxmlformats.org/drawingml/2006/main">
+              <a:graphicData uri="http://schemas.openxmlformats.org/drawingml/2006/picture">
+                <pic:pic xmlns:pic="http://schemas.openxmlformats.org/drawingml/2006/picture">
+                  <pic:nvPicPr>
+                    <pic:cNvPr id="1" name=""/>
+                    <pic:cNvPicPr/>
+                  </pic:nvPicPr>
+                  <pic:blipFill>
+                    <a:blip r:embed="rId17"/>
+                    <a:stretch>
+                      <a:fillRect/>
+                    </a:stretch>
+                  </pic:blipFill>
+                  <pic:spPr>
+                    <a:xfrm>
+                      <a:off x="0" y="0"/>
+                      <a:ext cx="5400040" cy="3564255"/>
+                    </a:xfrm>
+                    <a:prstGeom prst="rect">
+                      <a:avLst/>
+                    </a:prstGeom>
+                  </pic:spPr>
+                </pic:pic>
+              </a:graphicData>
+            </a:graphic>
+          </wp:inline>
+        </w:drawing>
       </w:r>
       <w:bookmarkStart w:id="0" w:name="_GoBack"/>
       <w:bookmarkEnd w:id="0"/>
-    </w:p>
-    <w:p>
-      <w:pPr>
-        <w:pStyle w:val="paragraph"/>
-        <w:spacing w:before="0" w:beforeAutospacing="0" w:after="0" w:afterAutospacing="0"/>
-        <w:ind w:right="-510"/>
-        <w:jc w:val="both"/>
-        <w:textAlignment w:val="baseline"/>
-        <w:rPr>
-          <w:rFonts w:ascii="Calibri" w:hAnsi="Calibri" w:cs="Calibri"/>
-          <w:i/>
-          <w:iCs/>
-        </w:rPr>
-      </w:pPr>
-    </w:p>
-    <w:p>
-      <w:pPr>
-        <w:pStyle w:val="paragraph"/>
-        <w:numPr>
-          <w:ilvl w:val="0"/>
-          <w:numId w:val="11"/>
-        </w:numPr>
-        <w:spacing w:before="0" w:beforeAutospacing="0" w:after="0" w:afterAutospacing="0"/>
-        <w:ind w:left="-283" w:right="-510"/>
-        <w:jc w:val="both"/>
-        <w:textAlignment w:val="baseline"/>
-        <w:rPr>
-          <w:rStyle w:val="eop"/>
-          <w:rFonts w:ascii="Calibri" w:hAnsi="Calibri" w:cs="Calibri"/>
-          <w:i/>
-          <w:iCs/>
-        </w:rPr>
-      </w:pPr>
-      <w:r>
-        <w:rPr>
-          <w:rStyle w:val="normaltextrun"/>
-          <w:rFonts w:ascii="Calibri" w:hAnsi="Calibri" w:cs="Calibri"/>
-          <w:i/>
-          <w:iCs/>
-          <w:lang w:val="pt-PT"/>
-        </w:rPr>
-        <w:t>Desenvolva um programa que permita a entrada de números para preencher uma matriz de 3 x 3. Calcule e apresente a soma dos números que estão acima da diagonal principal da matriz.</w:t>
-      </w:r>
-      <w:r>
-        <w:rPr>
-          <w:rStyle w:val="eop"/>
-          <w:rFonts w:ascii="Calibri" w:hAnsi="Calibri" w:cs="Calibri"/>
-          <w:i/>
-          <w:iCs/>
-        </w:rPr>
-        <w:t> </w:t>
-      </w:r>
-    </w:p>
-    <w:p>
-      <w:pPr>
-        <w:pStyle w:val="PargrafodaLista"/>
-        <w:rPr>
-          <w:rFonts w:ascii="Calibri" w:hAnsi="Calibri" w:cs="Calibri"/>
-          <w:i/>
-          <w:iCs/>
-        </w:rPr>
-      </w:pPr>
-    </w:p>
-    <w:p>
-      <w:pPr>
-        <w:pStyle w:val="paragraph"/>
-        <w:spacing w:before="0" w:beforeAutospacing="0" w:after="0" w:afterAutospacing="0"/>
-        <w:ind w:right="-510"/>
-        <w:jc w:val="both"/>
-        <w:textAlignment w:val="baseline"/>
-        <w:rPr>
-          <w:rFonts w:ascii="Calibri" w:hAnsi="Calibri" w:cs="Calibri"/>
-          <w:i/>
-          <w:iCs/>
-        </w:rPr>
-      </w:pPr>
-    </w:p>
-    <w:p>
-      <w:pPr>
-        <w:pStyle w:val="paragraph"/>
-        <w:numPr>
-          <w:ilvl w:val="0"/>
-          <w:numId w:val="11"/>
-        </w:numPr>
-        <w:spacing w:before="0" w:beforeAutospacing="0" w:after="0" w:afterAutospacing="0"/>
-        <w:ind w:left="-283" w:right="-510"/>
-        <w:jc w:val="both"/>
-        <w:textAlignment w:val="baseline"/>
-        <w:rPr>
-          <w:rFonts w:ascii="Calibri" w:hAnsi="Calibri" w:cs="Calibri"/>
-          <w:i/>
-          <w:iCs/>
-        </w:rPr>
-      </w:pPr>
-      <w:r>
-        <w:rPr>
-          <w:rStyle w:val="normaltextrun"/>
-          <w:rFonts w:ascii="Calibri" w:hAnsi="Calibri" w:cs="Calibri"/>
-          <w:i/>
-          <w:iCs/>
-          <w:lang w:val="pt-PT"/>
-        </w:rPr>
-        <w:t>Desenvolva um algoritmo que permita a entrada de 20 números inteiros em uma lista. Percorra, calcule e apresente quantos elementos existentes na lista são pares e quantos são ímpares.</w:t>
-      </w:r>
-      <w:r>
-        <w:rPr>
-          <w:rStyle w:val="eop"/>
-          <w:rFonts w:ascii="Calibri" w:hAnsi="Calibri" w:cs="Calibri"/>
-          <w:i/>
-          <w:iCs/>
-        </w:rPr>
-        <w:t> </w:t>
-      </w:r>
-    </w:p>
-    <w:p>
-      <w:pPr>
-        <w:pStyle w:val="paragraph"/>
-        <w:numPr>
-          <w:ilvl w:val="0"/>
-          <w:numId w:val="11"/>
-        </w:numPr>
-        <w:spacing w:before="0" w:beforeAutospacing="0" w:after="0" w:afterAutospacing="0"/>
-        <w:ind w:left="-283" w:right="-510"/>
-        <w:jc w:val="both"/>
-        <w:textAlignment w:val="baseline"/>
-        <w:rPr>
-          <w:rStyle w:val="eop"/>
-          <w:rFonts w:ascii="Calibri" w:hAnsi="Calibri" w:cs="Calibri"/>
-          <w:i/>
-          <w:iCs/>
-        </w:rPr>
-      </w:pPr>
-      <w:r>
-        <w:rPr>
-          <w:rStyle w:val="normaltextrun"/>
-          <w:rFonts w:ascii="Calibri" w:hAnsi="Calibri" w:cs="Calibri"/>
-          <w:i/>
-          <w:iCs/>
-          <w:lang w:val="pt-PT"/>
-        </w:rPr>
-        <w:t>Desenvolva um algoritmo que permita a entrada de 10 números inteiros em uma lista. Calcule a média dos cinco primeiros elementos e a média dos últimos cinco elementos da lista. Apresente as médias calculadas.</w:t>
-      </w:r>
-      <w:r>
-        <w:rPr>
-          <w:rStyle w:val="eop"/>
-          <w:rFonts w:ascii="Calibri" w:hAnsi="Calibri" w:cs="Calibri"/>
-          <w:i/>
-          <w:iCs/>
-        </w:rPr>
-        <w:t> </w:t>
-      </w:r>
-    </w:p>
-    <w:p>
-      <w:pPr>
-        <w:pStyle w:val="paragraph"/>
-        <w:spacing w:before="0" w:beforeAutospacing="0" w:after="0" w:afterAutospacing="0"/>
-        <w:ind w:right="-510"/>
-        <w:jc w:val="both"/>
-        <w:textAlignment w:val="baseline"/>
-        <w:rPr>
-          <w:rFonts w:ascii="Calibri" w:hAnsi="Calibri" w:cs="Calibri"/>
-          <w:i/>
-          <w:iCs/>
-        </w:rPr>
-      </w:pPr>
-    </w:p>
-    <w:p>
-      <w:pPr>
-        <w:pStyle w:val="paragraph"/>
-        <w:numPr>
-          <w:ilvl w:val="0"/>
-          <w:numId w:val="11"/>
-        </w:numPr>
-        <w:spacing w:before="0" w:beforeAutospacing="0" w:after="0" w:afterAutospacing="0"/>
-        <w:ind w:left="-283" w:right="-510"/>
-        <w:jc w:val="both"/>
-        <w:textAlignment w:val="baseline"/>
-        <w:rPr>
-          <w:rStyle w:val="eop"/>
-          <w:rFonts w:ascii="Calibri" w:hAnsi="Calibri" w:cs="Calibri"/>
-          <w:i/>
-          <w:iCs/>
-        </w:rPr>
-      </w:pPr>
-      <w:r>
-        <w:rPr>
-          <w:rStyle w:val="normaltextrun"/>
-          <w:rFonts w:ascii="Calibri" w:hAnsi="Calibri" w:cs="Calibri"/>
-          <w:i/>
-          <w:iCs/>
-        </w:rPr>
-        <w:t xml:space="preserve">Desenvolva um algoritmo que preencha uma lista de 20 posições com números inteiros aleatórios entre 1 e 50 (pesquise as funções em </w:t>
-      </w:r>
-      <w:proofErr w:type="spellStart"/>
-      <w:r>
-        <w:rPr>
-          <w:rStyle w:val="normaltextrun"/>
-          <w:rFonts w:ascii="Calibri" w:hAnsi="Calibri" w:cs="Calibri"/>
-          <w:i/>
-          <w:iCs/>
-        </w:rPr>
-        <w:t>python</w:t>
-      </w:r>
-      <w:proofErr w:type="spellEnd"/>
-      <w:r>
-        <w:rPr>
-          <w:rStyle w:val="normaltextrun"/>
-          <w:rFonts w:ascii="Calibri" w:hAnsi="Calibri" w:cs="Calibri"/>
-          <w:i/>
-          <w:iCs/>
-        </w:rPr>
-        <w:t xml:space="preserve"> que realizam essa tarefa). Permita a entrada de um valor em uma variável do tipo inteiro. Verifique se o valor da variável existe dentro da lista. Apresente a resposta e a lista completa ao final.</w:t>
-      </w:r>
-      <w:r>
-        <w:rPr>
-          <w:rStyle w:val="eop"/>
-          <w:rFonts w:ascii="Calibri" w:hAnsi="Calibri" w:cs="Calibri"/>
-          <w:i/>
-          <w:iCs/>
-        </w:rPr>
-        <w:t> </w:t>
-      </w:r>
-    </w:p>
-    <w:p>
-      <w:pPr>
-        <w:pStyle w:val="PargrafodaLista"/>
-        <w:rPr>
-          <w:rFonts w:ascii="Calibri" w:hAnsi="Calibri" w:cs="Calibri"/>
-          <w:i/>
-          <w:iCs/>
-        </w:rPr>
-      </w:pPr>
-    </w:p>
-    <w:p>
-      <w:pPr>
-        <w:pStyle w:val="paragraph"/>
-        <w:spacing w:before="0" w:beforeAutospacing="0" w:after="0" w:afterAutospacing="0"/>
-        <w:ind w:right="-510"/>
-        <w:jc w:val="both"/>
-        <w:textAlignment w:val="baseline"/>
-        <w:rPr>
-          <w:rFonts w:ascii="Calibri" w:hAnsi="Calibri" w:cs="Calibri"/>
-          <w:i/>
-          <w:iCs/>
-        </w:rPr>
-      </w:pPr>
-    </w:p>
-    <w:p>
-      <w:pPr>
-        <w:pStyle w:val="paragraph"/>
-        <w:numPr>
-          <w:ilvl w:val="0"/>
-          <w:numId w:val="11"/>
-        </w:numPr>
-        <w:spacing w:before="0" w:beforeAutospacing="0" w:after="0" w:afterAutospacing="0"/>
-        <w:ind w:left="-283" w:right="-510"/>
-        <w:jc w:val="both"/>
-        <w:textAlignment w:val="baseline"/>
-        <w:rPr>
-          <w:rStyle w:val="eop"/>
-          <w:rFonts w:ascii="Calibri" w:hAnsi="Calibri" w:cs="Calibri"/>
-          <w:i/>
-          <w:iCs/>
-        </w:rPr>
-      </w:pPr>
-      <w:r>
-        <w:rPr>
-          <w:rStyle w:val="normaltextrun"/>
-          <w:rFonts w:ascii="Calibri" w:hAnsi="Calibri" w:cs="Calibri"/>
-          <w:i/>
-          <w:iCs/>
-          <w:lang w:val="pt-PT"/>
-        </w:rPr>
-        <w:t>Desenvolva um algoritmo que permita a entrada de 10 números inteiros em uma lista. Calcule e apresente a soma dos números da lista divididos nas seguintes faixas numéricas: a) até 20(inclusive) b) maior do que 20 até 30(inclusive) e maior do que 30.</w:t>
-      </w:r>
-      <w:r>
-        <w:rPr>
-          <w:rStyle w:val="eop"/>
-          <w:rFonts w:ascii="Calibri" w:hAnsi="Calibri" w:cs="Calibri"/>
-          <w:i/>
-          <w:iCs/>
-        </w:rPr>
-        <w:t> </w:t>
-      </w:r>
-    </w:p>
-    <w:p>
-      <w:pPr>
-        <w:pStyle w:val="paragraph"/>
-        <w:spacing w:before="0" w:beforeAutospacing="0" w:after="0" w:afterAutospacing="0"/>
-        <w:ind w:right="-510"/>
-        <w:jc w:val="both"/>
-        <w:textAlignment w:val="baseline"/>
-        <w:rPr>
-          <w:rFonts w:ascii="Calibri" w:hAnsi="Calibri" w:cs="Calibri"/>
-          <w:i/>
-          <w:iCs/>
-        </w:rPr>
-      </w:pPr>
-    </w:p>
-    <w:p>
-      <w:pPr>
-        <w:pStyle w:val="paragraph"/>
-        <w:numPr>
-          <w:ilvl w:val="0"/>
-          <w:numId w:val="11"/>
-        </w:numPr>
-        <w:spacing w:before="0" w:beforeAutospacing="0" w:after="0" w:afterAutospacing="0"/>
-        <w:ind w:left="-283" w:right="-510"/>
-        <w:jc w:val="both"/>
-        <w:textAlignment w:val="baseline"/>
-        <w:rPr>
-          <w:rFonts w:ascii="Calibri" w:hAnsi="Calibri" w:cs="Calibri"/>
-          <w:i/>
-          <w:iCs/>
-        </w:rPr>
-      </w:pPr>
-      <w:r>
-        <w:rPr>
-          <w:rStyle w:val="normaltextrun"/>
-          <w:rFonts w:ascii="Calibri" w:hAnsi="Calibri" w:cs="Calibri"/>
-          <w:i/>
-          <w:iCs/>
-          <w:lang w:val="pt-PT"/>
-        </w:rPr>
-        <w:t>Desenvolva um algoritmo que permita a entra de 20 números reais numa lista. Percorra a lista e calcule e apresente a média dos números existentes na lista. Com a média calculada, percorra novamente a lista e apresente os elementos que são maiores do que a média calculada.</w:t>
-      </w:r>
-      <w:r>
-        <w:rPr>
-          <w:rStyle w:val="eop"/>
-          <w:rFonts w:ascii="Calibri" w:hAnsi="Calibri" w:cs="Calibri"/>
-          <w:i/>
-          <w:iCs/>
-        </w:rPr>
-        <w:t> </w:t>
-      </w:r>
-    </w:p>
-    <w:p>
-      <w:pPr>
-        <w:ind w:left="-283" w:right="-510"/>
-        <w:jc w:val="both"/>
-      </w:pPr>
     </w:p>
     <w:sectPr>
       <w:pgSz w:w="11906" w:h="16838"/>
@@ -2657,6 +5530,184 @@
     </w:lvl>
   </w:abstractNum>
   <w:abstractNum w:abstractNumId="1" w15:restartNumberingAfterBreak="0">
+    <w:nsid w:val="03673A74"/>
+    <w:multiLevelType w:val="hybridMultilevel"/>
+    <w:tmpl w:val="BD06440A"/>
+    <w:lvl w:ilvl="0" w:tplc="B3D2F042">
+      <w:start w:val="1"/>
+      <w:numFmt w:val="decimal"/>
+      <w:lvlText w:val="%1."/>
+      <w:lvlJc w:val="left"/>
+      <w:pPr>
+        <w:ind w:left="-283" w:hanging="360"/>
+      </w:pPr>
+      <w:rPr>
+        <w:rFonts w:hint="default"/>
+      </w:rPr>
+    </w:lvl>
+    <w:lvl w:ilvl="1" w:tplc="04160019" w:tentative="1">
+      <w:start w:val="1"/>
+      <w:numFmt w:val="lowerLetter"/>
+      <w:lvlText w:val="%2."/>
+      <w:lvlJc w:val="left"/>
+      <w:pPr>
+        <w:ind w:left="437" w:hanging="360"/>
+      </w:pPr>
+    </w:lvl>
+    <w:lvl w:ilvl="2" w:tplc="0416001B" w:tentative="1">
+      <w:start w:val="1"/>
+      <w:numFmt w:val="lowerRoman"/>
+      <w:lvlText w:val="%3."/>
+      <w:lvlJc w:val="right"/>
+      <w:pPr>
+        <w:ind w:left="1157" w:hanging="180"/>
+      </w:pPr>
+    </w:lvl>
+    <w:lvl w:ilvl="3" w:tplc="0416000F" w:tentative="1">
+      <w:start w:val="1"/>
+      <w:numFmt w:val="decimal"/>
+      <w:lvlText w:val="%4."/>
+      <w:lvlJc w:val="left"/>
+      <w:pPr>
+        <w:ind w:left="1877" w:hanging="360"/>
+      </w:pPr>
+    </w:lvl>
+    <w:lvl w:ilvl="4" w:tplc="04160019" w:tentative="1">
+      <w:start w:val="1"/>
+      <w:numFmt w:val="lowerLetter"/>
+      <w:lvlText w:val="%5."/>
+      <w:lvlJc w:val="left"/>
+      <w:pPr>
+        <w:ind w:left="2597" w:hanging="360"/>
+      </w:pPr>
+    </w:lvl>
+    <w:lvl w:ilvl="5" w:tplc="0416001B" w:tentative="1">
+      <w:start w:val="1"/>
+      <w:numFmt w:val="lowerRoman"/>
+      <w:lvlText w:val="%6."/>
+      <w:lvlJc w:val="right"/>
+      <w:pPr>
+        <w:ind w:left="3317" w:hanging="180"/>
+      </w:pPr>
+    </w:lvl>
+    <w:lvl w:ilvl="6" w:tplc="0416000F" w:tentative="1">
+      <w:start w:val="1"/>
+      <w:numFmt w:val="decimal"/>
+      <w:lvlText w:val="%7."/>
+      <w:lvlJc w:val="left"/>
+      <w:pPr>
+        <w:ind w:left="4037" w:hanging="360"/>
+      </w:pPr>
+    </w:lvl>
+    <w:lvl w:ilvl="7" w:tplc="04160019" w:tentative="1">
+      <w:start w:val="1"/>
+      <w:numFmt w:val="lowerLetter"/>
+      <w:lvlText w:val="%8."/>
+      <w:lvlJc w:val="left"/>
+      <w:pPr>
+        <w:ind w:left="4757" w:hanging="360"/>
+      </w:pPr>
+    </w:lvl>
+    <w:lvl w:ilvl="8" w:tplc="0416001B" w:tentative="1">
+      <w:start w:val="1"/>
+      <w:numFmt w:val="lowerRoman"/>
+      <w:lvlText w:val="%9."/>
+      <w:lvlJc w:val="right"/>
+      <w:pPr>
+        <w:ind w:left="5477" w:hanging="180"/>
+      </w:pPr>
+    </w:lvl>
+  </w:abstractNum>
+  <w:abstractNum w:abstractNumId="2" w15:restartNumberingAfterBreak="0">
+    <w:nsid w:val="05BB1311"/>
+    <w:multiLevelType w:val="hybridMultilevel"/>
+    <w:tmpl w:val="8D768E66"/>
+    <w:lvl w:ilvl="0" w:tplc="36C8EAF6">
+      <w:start w:val="1"/>
+      <w:numFmt w:val="decimal"/>
+      <w:lvlText w:val="%1."/>
+      <w:lvlJc w:val="left"/>
+      <w:pPr>
+        <w:ind w:left="-207" w:hanging="360"/>
+      </w:pPr>
+      <w:rPr>
+        <w:rFonts w:hint="default"/>
+      </w:rPr>
+    </w:lvl>
+    <w:lvl w:ilvl="1" w:tplc="04160019" w:tentative="1">
+      <w:start w:val="1"/>
+      <w:numFmt w:val="lowerLetter"/>
+      <w:lvlText w:val="%2."/>
+      <w:lvlJc w:val="left"/>
+      <w:pPr>
+        <w:ind w:left="513" w:hanging="360"/>
+      </w:pPr>
+    </w:lvl>
+    <w:lvl w:ilvl="2" w:tplc="0416001B" w:tentative="1">
+      <w:start w:val="1"/>
+      <w:numFmt w:val="lowerRoman"/>
+      <w:lvlText w:val="%3."/>
+      <w:lvlJc w:val="right"/>
+      <w:pPr>
+        <w:ind w:left="1233" w:hanging="180"/>
+      </w:pPr>
+    </w:lvl>
+    <w:lvl w:ilvl="3" w:tplc="0416000F" w:tentative="1">
+      <w:start w:val="1"/>
+      <w:numFmt w:val="decimal"/>
+      <w:lvlText w:val="%4."/>
+      <w:lvlJc w:val="left"/>
+      <w:pPr>
+        <w:ind w:left="1953" w:hanging="360"/>
+      </w:pPr>
+    </w:lvl>
+    <w:lvl w:ilvl="4" w:tplc="04160019" w:tentative="1">
+      <w:start w:val="1"/>
+      <w:numFmt w:val="lowerLetter"/>
+      <w:lvlText w:val="%5."/>
+      <w:lvlJc w:val="left"/>
+      <w:pPr>
+        <w:ind w:left="2673" w:hanging="360"/>
+      </w:pPr>
+    </w:lvl>
+    <w:lvl w:ilvl="5" w:tplc="0416001B" w:tentative="1">
+      <w:start w:val="1"/>
+      <w:numFmt w:val="lowerRoman"/>
+      <w:lvlText w:val="%6."/>
+      <w:lvlJc w:val="right"/>
+      <w:pPr>
+        <w:ind w:left="3393" w:hanging="180"/>
+      </w:pPr>
+    </w:lvl>
+    <w:lvl w:ilvl="6" w:tplc="0416000F" w:tentative="1">
+      <w:start w:val="1"/>
+      <w:numFmt w:val="decimal"/>
+      <w:lvlText w:val="%7."/>
+      <w:lvlJc w:val="left"/>
+      <w:pPr>
+        <w:ind w:left="4113" w:hanging="360"/>
+      </w:pPr>
+    </w:lvl>
+    <w:lvl w:ilvl="7" w:tplc="04160019" w:tentative="1">
+      <w:start w:val="1"/>
+      <w:numFmt w:val="lowerLetter"/>
+      <w:lvlText w:val="%8."/>
+      <w:lvlJc w:val="left"/>
+      <w:pPr>
+        <w:ind w:left="4833" w:hanging="360"/>
+      </w:pPr>
+    </w:lvl>
+    <w:lvl w:ilvl="8" w:tplc="0416001B" w:tentative="1">
+      <w:start w:val="1"/>
+      <w:numFmt w:val="lowerRoman"/>
+      <w:lvlText w:val="%9."/>
+      <w:lvlJc w:val="right"/>
+      <w:pPr>
+        <w:ind w:left="5553" w:hanging="180"/>
+      </w:pPr>
+    </w:lvl>
+  </w:abstractNum>
+  <w:abstractNum w:abstractNumId="3" w15:restartNumberingAfterBreak="0">
     <w:nsid w:val="13E90D55"/>
     <w:multiLevelType w:val="multilevel"/>
     <w:tmpl w:val="63A05C5A"/>
@@ -2769,7 +5820,96 @@
       </w:pPr>
     </w:lvl>
   </w:abstractNum>
-  <w:abstractNum w:abstractNumId="2" w15:restartNumberingAfterBreak="0">
+  <w:abstractNum w:abstractNumId="4" w15:restartNumberingAfterBreak="0">
+    <w:nsid w:val="145E1ABF"/>
+    <w:multiLevelType w:val="hybridMultilevel"/>
+    <w:tmpl w:val="5FDE26DC"/>
+    <w:lvl w:ilvl="0" w:tplc="42A07224">
+      <w:start w:val="1"/>
+      <w:numFmt w:val="decimal"/>
+      <w:lvlText w:val="%1."/>
+      <w:lvlJc w:val="left"/>
+      <w:pPr>
+        <w:ind w:left="-377" w:hanging="360"/>
+      </w:pPr>
+      <w:rPr>
+        <w:rFonts w:hint="default"/>
+      </w:rPr>
+    </w:lvl>
+    <w:lvl w:ilvl="1" w:tplc="04160019" w:tentative="1">
+      <w:start w:val="1"/>
+      <w:numFmt w:val="lowerLetter"/>
+      <w:lvlText w:val="%2."/>
+      <w:lvlJc w:val="left"/>
+      <w:pPr>
+        <w:ind w:left="343" w:hanging="360"/>
+      </w:pPr>
+    </w:lvl>
+    <w:lvl w:ilvl="2" w:tplc="0416001B" w:tentative="1">
+      <w:start w:val="1"/>
+      <w:numFmt w:val="lowerRoman"/>
+      <w:lvlText w:val="%3."/>
+      <w:lvlJc w:val="right"/>
+      <w:pPr>
+        <w:ind w:left="1063" w:hanging="180"/>
+      </w:pPr>
+    </w:lvl>
+    <w:lvl w:ilvl="3" w:tplc="0416000F" w:tentative="1">
+      <w:start w:val="1"/>
+      <w:numFmt w:val="decimal"/>
+      <w:lvlText w:val="%4."/>
+      <w:lvlJc w:val="left"/>
+      <w:pPr>
+        <w:ind w:left="1783" w:hanging="360"/>
+      </w:pPr>
+    </w:lvl>
+    <w:lvl w:ilvl="4" w:tplc="04160019" w:tentative="1">
+      <w:start w:val="1"/>
+      <w:numFmt w:val="lowerLetter"/>
+      <w:lvlText w:val="%5."/>
+      <w:lvlJc w:val="left"/>
+      <w:pPr>
+        <w:ind w:left="2503" w:hanging="360"/>
+      </w:pPr>
+    </w:lvl>
+    <w:lvl w:ilvl="5" w:tplc="0416001B" w:tentative="1">
+      <w:start w:val="1"/>
+      <w:numFmt w:val="lowerRoman"/>
+      <w:lvlText w:val="%6."/>
+      <w:lvlJc w:val="right"/>
+      <w:pPr>
+        <w:ind w:left="3223" w:hanging="180"/>
+      </w:pPr>
+    </w:lvl>
+    <w:lvl w:ilvl="6" w:tplc="0416000F" w:tentative="1">
+      <w:start w:val="1"/>
+      <w:numFmt w:val="decimal"/>
+      <w:lvlText w:val="%7."/>
+      <w:lvlJc w:val="left"/>
+      <w:pPr>
+        <w:ind w:left="3943" w:hanging="360"/>
+      </w:pPr>
+    </w:lvl>
+    <w:lvl w:ilvl="7" w:tplc="04160019" w:tentative="1">
+      <w:start w:val="1"/>
+      <w:numFmt w:val="lowerLetter"/>
+      <w:lvlText w:val="%8."/>
+      <w:lvlJc w:val="left"/>
+      <w:pPr>
+        <w:ind w:left="4663" w:hanging="360"/>
+      </w:pPr>
+    </w:lvl>
+    <w:lvl w:ilvl="8" w:tplc="0416001B" w:tentative="1">
+      <w:start w:val="1"/>
+      <w:numFmt w:val="lowerRoman"/>
+      <w:lvlText w:val="%9."/>
+      <w:lvlJc w:val="right"/>
+      <w:pPr>
+        <w:ind w:left="5383" w:hanging="180"/>
+      </w:pPr>
+    </w:lvl>
+  </w:abstractNum>
+  <w:abstractNum w:abstractNumId="5" w15:restartNumberingAfterBreak="0">
     <w:nsid w:val="172C2B9F"/>
     <w:multiLevelType w:val="multilevel"/>
     <w:tmpl w:val="53EE6060"/>
@@ -2882,7 +6022,7 @@
       </w:pPr>
     </w:lvl>
   </w:abstractNum>
-  <w:abstractNum w:abstractNumId="3" w15:restartNumberingAfterBreak="0">
+  <w:abstractNum w:abstractNumId="6" w15:restartNumberingAfterBreak="0">
     <w:nsid w:val="1E3B7262"/>
     <w:multiLevelType w:val="multilevel"/>
     <w:tmpl w:val="EE6899B2"/>
@@ -2995,7 +6135,7 @@
       </w:pPr>
     </w:lvl>
   </w:abstractNum>
-  <w:abstractNum w:abstractNumId="4" w15:restartNumberingAfterBreak="0">
+  <w:abstractNum w:abstractNumId="7" w15:restartNumberingAfterBreak="0">
     <w:nsid w:val="1F441D32"/>
     <w:multiLevelType w:val="hybridMultilevel"/>
     <w:tmpl w:val="82E64D86"/>
@@ -3081,7 +6221,96 @@
       </w:pPr>
     </w:lvl>
   </w:abstractNum>
-  <w:abstractNum w:abstractNumId="5" w15:restartNumberingAfterBreak="0">
+  <w:abstractNum w:abstractNumId="8" w15:restartNumberingAfterBreak="0">
+    <w:nsid w:val="24DA7311"/>
+    <w:multiLevelType w:val="hybridMultilevel"/>
+    <w:tmpl w:val="1DAA6874"/>
+    <w:lvl w:ilvl="0" w:tplc="0A0A8FE8">
+      <w:start w:val="1"/>
+      <w:numFmt w:val="decimal"/>
+      <w:lvlText w:val="%1."/>
+      <w:lvlJc w:val="left"/>
+      <w:pPr>
+        <w:ind w:left="-207" w:hanging="360"/>
+      </w:pPr>
+      <w:rPr>
+        <w:rFonts w:hint="default"/>
+      </w:rPr>
+    </w:lvl>
+    <w:lvl w:ilvl="1" w:tplc="04160019" w:tentative="1">
+      <w:start w:val="1"/>
+      <w:numFmt w:val="lowerLetter"/>
+      <w:lvlText w:val="%2."/>
+      <w:lvlJc w:val="left"/>
+      <w:pPr>
+        <w:ind w:left="513" w:hanging="360"/>
+      </w:pPr>
+    </w:lvl>
+    <w:lvl w:ilvl="2" w:tplc="0416001B" w:tentative="1">
+      <w:start w:val="1"/>
+      <w:numFmt w:val="lowerRoman"/>
+      <w:lvlText w:val="%3."/>
+      <w:lvlJc w:val="right"/>
+      <w:pPr>
+        <w:ind w:left="1233" w:hanging="180"/>
+      </w:pPr>
+    </w:lvl>
+    <w:lvl w:ilvl="3" w:tplc="0416000F" w:tentative="1">
+      <w:start w:val="1"/>
+      <w:numFmt w:val="decimal"/>
+      <w:lvlText w:val="%4."/>
+      <w:lvlJc w:val="left"/>
+      <w:pPr>
+        <w:ind w:left="1953" w:hanging="360"/>
+      </w:pPr>
+    </w:lvl>
+    <w:lvl w:ilvl="4" w:tplc="04160019" w:tentative="1">
+      <w:start w:val="1"/>
+      <w:numFmt w:val="lowerLetter"/>
+      <w:lvlText w:val="%5."/>
+      <w:lvlJc w:val="left"/>
+      <w:pPr>
+        <w:ind w:left="2673" w:hanging="360"/>
+      </w:pPr>
+    </w:lvl>
+    <w:lvl w:ilvl="5" w:tplc="0416001B" w:tentative="1">
+      <w:start w:val="1"/>
+      <w:numFmt w:val="lowerRoman"/>
+      <w:lvlText w:val="%6."/>
+      <w:lvlJc w:val="right"/>
+      <w:pPr>
+        <w:ind w:left="3393" w:hanging="180"/>
+      </w:pPr>
+    </w:lvl>
+    <w:lvl w:ilvl="6" w:tplc="0416000F" w:tentative="1">
+      <w:start w:val="1"/>
+      <w:numFmt w:val="decimal"/>
+      <w:lvlText w:val="%7."/>
+      <w:lvlJc w:val="left"/>
+      <w:pPr>
+        <w:ind w:left="4113" w:hanging="360"/>
+      </w:pPr>
+    </w:lvl>
+    <w:lvl w:ilvl="7" w:tplc="04160019" w:tentative="1">
+      <w:start w:val="1"/>
+      <w:numFmt w:val="lowerLetter"/>
+      <w:lvlText w:val="%8."/>
+      <w:lvlJc w:val="left"/>
+      <w:pPr>
+        <w:ind w:left="4833" w:hanging="360"/>
+      </w:pPr>
+    </w:lvl>
+    <w:lvl w:ilvl="8" w:tplc="0416001B" w:tentative="1">
+      <w:start w:val="1"/>
+      <w:numFmt w:val="lowerRoman"/>
+      <w:lvlText w:val="%9."/>
+      <w:lvlJc w:val="right"/>
+      <w:pPr>
+        <w:ind w:left="5553" w:hanging="180"/>
+      </w:pPr>
+    </w:lvl>
+  </w:abstractNum>
+  <w:abstractNum w:abstractNumId="9" w15:restartNumberingAfterBreak="0">
     <w:nsid w:val="2D5B28E5"/>
     <w:multiLevelType w:val="multilevel"/>
     <w:tmpl w:val="29AE5008"/>
@@ -3194,7 +6423,7 @@
       </w:pPr>
     </w:lvl>
   </w:abstractNum>
-  <w:abstractNum w:abstractNumId="6" w15:restartNumberingAfterBreak="0">
+  <w:abstractNum w:abstractNumId="10" w15:restartNumberingAfterBreak="0">
     <w:nsid w:val="32F34F55"/>
     <w:multiLevelType w:val="multilevel"/>
     <w:tmpl w:val="914C9D80"/>
@@ -3307,7 +6536,96 @@
       </w:pPr>
     </w:lvl>
   </w:abstractNum>
-  <w:abstractNum w:abstractNumId="7" w15:restartNumberingAfterBreak="0">
+  <w:abstractNum w:abstractNumId="11" w15:restartNumberingAfterBreak="0">
+    <w:nsid w:val="497A1F97"/>
+    <w:multiLevelType w:val="hybridMultilevel"/>
+    <w:tmpl w:val="06CC0764"/>
+    <w:lvl w:ilvl="0" w:tplc="0416000F">
+      <w:start w:val="1"/>
+      <w:numFmt w:val="decimal"/>
+      <w:lvlText w:val="%1."/>
+      <w:lvlJc w:val="left"/>
+      <w:pPr>
+        <w:ind w:left="720" w:hanging="360"/>
+      </w:pPr>
+      <w:rPr>
+        <w:rFonts w:hint="default"/>
+      </w:rPr>
+    </w:lvl>
+    <w:lvl w:ilvl="1" w:tplc="04160019" w:tentative="1">
+      <w:start w:val="1"/>
+      <w:numFmt w:val="lowerLetter"/>
+      <w:lvlText w:val="%2."/>
+      <w:lvlJc w:val="left"/>
+      <w:pPr>
+        <w:ind w:left="1440" w:hanging="360"/>
+      </w:pPr>
+    </w:lvl>
+    <w:lvl w:ilvl="2" w:tplc="0416001B" w:tentative="1">
+      <w:start w:val="1"/>
+      <w:numFmt w:val="lowerRoman"/>
+      <w:lvlText w:val="%3."/>
+      <w:lvlJc w:val="right"/>
+      <w:pPr>
+        <w:ind w:left="2160" w:hanging="180"/>
+      </w:pPr>
+    </w:lvl>
+    <w:lvl w:ilvl="3" w:tplc="0416000F" w:tentative="1">
+      <w:start w:val="1"/>
+      <w:numFmt w:val="decimal"/>
+      <w:lvlText w:val="%4."/>
+      <w:lvlJc w:val="left"/>
+      <w:pPr>
+        <w:ind w:left="2880" w:hanging="360"/>
+      </w:pPr>
+    </w:lvl>
+    <w:lvl w:ilvl="4" w:tplc="04160019" w:tentative="1">
+      <w:start w:val="1"/>
+      <w:numFmt w:val="lowerLetter"/>
+      <w:lvlText w:val="%5."/>
+      <w:lvlJc w:val="left"/>
+      <w:pPr>
+        <w:ind w:left="3600" w:hanging="360"/>
+      </w:pPr>
+    </w:lvl>
+    <w:lvl w:ilvl="5" w:tplc="0416001B" w:tentative="1">
+      <w:start w:val="1"/>
+      <w:numFmt w:val="lowerRoman"/>
+      <w:lvlText w:val="%6."/>
+      <w:lvlJc w:val="right"/>
+      <w:pPr>
+        <w:ind w:left="4320" w:hanging="180"/>
+      </w:pPr>
+    </w:lvl>
+    <w:lvl w:ilvl="6" w:tplc="0416000F" w:tentative="1">
+      <w:start w:val="1"/>
+      <w:numFmt w:val="decimal"/>
+      <w:lvlText w:val="%7."/>
+      <w:lvlJc w:val="left"/>
+      <w:pPr>
+        <w:ind w:left="5040" w:hanging="360"/>
+      </w:pPr>
+    </w:lvl>
+    <w:lvl w:ilvl="7" w:tplc="04160019" w:tentative="1">
+      <w:start w:val="1"/>
+      <w:numFmt w:val="lowerLetter"/>
+      <w:lvlText w:val="%8."/>
+      <w:lvlJc w:val="left"/>
+      <w:pPr>
+        <w:ind w:left="5760" w:hanging="360"/>
+      </w:pPr>
+    </w:lvl>
+    <w:lvl w:ilvl="8" w:tplc="0416001B" w:tentative="1">
+      <w:start w:val="1"/>
+      <w:numFmt w:val="lowerRoman"/>
+      <w:lvlText w:val="%9."/>
+      <w:lvlJc w:val="right"/>
+      <w:pPr>
+        <w:ind w:left="6480" w:hanging="180"/>
+      </w:pPr>
+    </w:lvl>
+  </w:abstractNum>
+  <w:abstractNum w:abstractNumId="12" w15:restartNumberingAfterBreak="0">
     <w:nsid w:val="4AC66018"/>
     <w:multiLevelType w:val="multilevel"/>
     <w:tmpl w:val="93AC9C26"/>
@@ -3420,7 +6738,185 @@
       </w:pPr>
     </w:lvl>
   </w:abstractNum>
-  <w:abstractNum w:abstractNumId="8" w15:restartNumberingAfterBreak="0">
+  <w:abstractNum w:abstractNumId="13" w15:restartNumberingAfterBreak="0">
+    <w:nsid w:val="4C7B60DE"/>
+    <w:multiLevelType w:val="hybridMultilevel"/>
+    <w:tmpl w:val="205026E6"/>
+    <w:lvl w:ilvl="0" w:tplc="0B680572">
+      <w:start w:val="1"/>
+      <w:numFmt w:val="decimal"/>
+      <w:lvlText w:val="%1."/>
+      <w:lvlJc w:val="left"/>
+      <w:pPr>
+        <w:ind w:left="-283" w:hanging="360"/>
+      </w:pPr>
+      <w:rPr>
+        <w:rFonts w:hint="default"/>
+      </w:rPr>
+    </w:lvl>
+    <w:lvl w:ilvl="1" w:tplc="04160019" w:tentative="1">
+      <w:start w:val="1"/>
+      <w:numFmt w:val="lowerLetter"/>
+      <w:lvlText w:val="%2."/>
+      <w:lvlJc w:val="left"/>
+      <w:pPr>
+        <w:ind w:left="437" w:hanging="360"/>
+      </w:pPr>
+    </w:lvl>
+    <w:lvl w:ilvl="2" w:tplc="0416001B" w:tentative="1">
+      <w:start w:val="1"/>
+      <w:numFmt w:val="lowerRoman"/>
+      <w:lvlText w:val="%3."/>
+      <w:lvlJc w:val="right"/>
+      <w:pPr>
+        <w:ind w:left="1157" w:hanging="180"/>
+      </w:pPr>
+    </w:lvl>
+    <w:lvl w:ilvl="3" w:tplc="0416000F" w:tentative="1">
+      <w:start w:val="1"/>
+      <w:numFmt w:val="decimal"/>
+      <w:lvlText w:val="%4."/>
+      <w:lvlJc w:val="left"/>
+      <w:pPr>
+        <w:ind w:left="1877" w:hanging="360"/>
+      </w:pPr>
+    </w:lvl>
+    <w:lvl w:ilvl="4" w:tplc="04160019" w:tentative="1">
+      <w:start w:val="1"/>
+      <w:numFmt w:val="lowerLetter"/>
+      <w:lvlText w:val="%5."/>
+      <w:lvlJc w:val="left"/>
+      <w:pPr>
+        <w:ind w:left="2597" w:hanging="360"/>
+      </w:pPr>
+    </w:lvl>
+    <w:lvl w:ilvl="5" w:tplc="0416001B" w:tentative="1">
+      <w:start w:val="1"/>
+      <w:numFmt w:val="lowerRoman"/>
+      <w:lvlText w:val="%6."/>
+      <w:lvlJc w:val="right"/>
+      <w:pPr>
+        <w:ind w:left="3317" w:hanging="180"/>
+      </w:pPr>
+    </w:lvl>
+    <w:lvl w:ilvl="6" w:tplc="0416000F" w:tentative="1">
+      <w:start w:val="1"/>
+      <w:numFmt w:val="decimal"/>
+      <w:lvlText w:val="%7."/>
+      <w:lvlJc w:val="left"/>
+      <w:pPr>
+        <w:ind w:left="4037" w:hanging="360"/>
+      </w:pPr>
+    </w:lvl>
+    <w:lvl w:ilvl="7" w:tplc="04160019" w:tentative="1">
+      <w:start w:val="1"/>
+      <w:numFmt w:val="lowerLetter"/>
+      <w:lvlText w:val="%8."/>
+      <w:lvlJc w:val="left"/>
+      <w:pPr>
+        <w:ind w:left="4757" w:hanging="360"/>
+      </w:pPr>
+    </w:lvl>
+    <w:lvl w:ilvl="8" w:tplc="0416001B" w:tentative="1">
+      <w:start w:val="1"/>
+      <w:numFmt w:val="lowerRoman"/>
+      <w:lvlText w:val="%9."/>
+      <w:lvlJc w:val="right"/>
+      <w:pPr>
+        <w:ind w:left="5477" w:hanging="180"/>
+      </w:pPr>
+    </w:lvl>
+  </w:abstractNum>
+  <w:abstractNum w:abstractNumId="14" w15:restartNumberingAfterBreak="0">
+    <w:nsid w:val="4D8C31E5"/>
+    <w:multiLevelType w:val="hybridMultilevel"/>
+    <w:tmpl w:val="01963870"/>
+    <w:lvl w:ilvl="0" w:tplc="FD96EF0A">
+      <w:start w:val="1"/>
+      <w:numFmt w:val="decimal"/>
+      <w:lvlText w:val="%1."/>
+      <w:lvlJc w:val="left"/>
+      <w:pPr>
+        <w:ind w:left="-283" w:hanging="360"/>
+      </w:pPr>
+      <w:rPr>
+        <w:rFonts w:hint="default"/>
+      </w:rPr>
+    </w:lvl>
+    <w:lvl w:ilvl="1" w:tplc="04160019" w:tentative="1">
+      <w:start w:val="1"/>
+      <w:numFmt w:val="lowerLetter"/>
+      <w:lvlText w:val="%2."/>
+      <w:lvlJc w:val="left"/>
+      <w:pPr>
+        <w:ind w:left="437" w:hanging="360"/>
+      </w:pPr>
+    </w:lvl>
+    <w:lvl w:ilvl="2" w:tplc="0416001B" w:tentative="1">
+      <w:start w:val="1"/>
+      <w:numFmt w:val="lowerRoman"/>
+      <w:lvlText w:val="%3."/>
+      <w:lvlJc w:val="right"/>
+      <w:pPr>
+        <w:ind w:left="1157" w:hanging="180"/>
+      </w:pPr>
+    </w:lvl>
+    <w:lvl w:ilvl="3" w:tplc="0416000F" w:tentative="1">
+      <w:start w:val="1"/>
+      <w:numFmt w:val="decimal"/>
+      <w:lvlText w:val="%4."/>
+      <w:lvlJc w:val="left"/>
+      <w:pPr>
+        <w:ind w:left="1877" w:hanging="360"/>
+      </w:pPr>
+    </w:lvl>
+    <w:lvl w:ilvl="4" w:tplc="04160019" w:tentative="1">
+      <w:start w:val="1"/>
+      <w:numFmt w:val="lowerLetter"/>
+      <w:lvlText w:val="%5."/>
+      <w:lvlJc w:val="left"/>
+      <w:pPr>
+        <w:ind w:left="2597" w:hanging="360"/>
+      </w:pPr>
+    </w:lvl>
+    <w:lvl w:ilvl="5" w:tplc="0416001B" w:tentative="1">
+      <w:start w:val="1"/>
+      <w:numFmt w:val="lowerRoman"/>
+      <w:lvlText w:val="%6."/>
+      <w:lvlJc w:val="right"/>
+      <w:pPr>
+        <w:ind w:left="3317" w:hanging="180"/>
+      </w:pPr>
+    </w:lvl>
+    <w:lvl w:ilvl="6" w:tplc="0416000F" w:tentative="1">
+      <w:start w:val="1"/>
+      <w:numFmt w:val="decimal"/>
+      <w:lvlText w:val="%7."/>
+      <w:lvlJc w:val="left"/>
+      <w:pPr>
+        <w:ind w:left="4037" w:hanging="360"/>
+      </w:pPr>
+    </w:lvl>
+    <w:lvl w:ilvl="7" w:tplc="04160019" w:tentative="1">
+      <w:start w:val="1"/>
+      <w:numFmt w:val="lowerLetter"/>
+      <w:lvlText w:val="%8."/>
+      <w:lvlJc w:val="left"/>
+      <w:pPr>
+        <w:ind w:left="4757" w:hanging="360"/>
+      </w:pPr>
+    </w:lvl>
+    <w:lvl w:ilvl="8" w:tplc="0416001B" w:tentative="1">
+      <w:start w:val="1"/>
+      <w:numFmt w:val="lowerRoman"/>
+      <w:lvlText w:val="%9."/>
+      <w:lvlJc w:val="right"/>
+      <w:pPr>
+        <w:ind w:left="5477" w:hanging="180"/>
+      </w:pPr>
+    </w:lvl>
+  </w:abstractNum>
+  <w:abstractNum w:abstractNumId="15" w15:restartNumberingAfterBreak="0">
     <w:nsid w:val="4DAD252D"/>
     <w:multiLevelType w:val="hybridMultilevel"/>
     <w:tmpl w:val="0234F2AA"/>
@@ -3509,7 +7005,7 @@
       </w:pPr>
     </w:lvl>
   </w:abstractNum>
-  <w:abstractNum w:abstractNumId="9" w15:restartNumberingAfterBreak="0">
+  <w:abstractNum w:abstractNumId="16" w15:restartNumberingAfterBreak="0">
     <w:nsid w:val="4EBE1A44"/>
     <w:multiLevelType w:val="hybridMultilevel"/>
     <w:tmpl w:val="CB8C6870"/>
@@ -3598,7 +7094,7 @@
       </w:pPr>
     </w:lvl>
   </w:abstractNum>
-  <w:abstractNum w:abstractNumId="10" w15:restartNumberingAfterBreak="0">
+  <w:abstractNum w:abstractNumId="17" w15:restartNumberingAfterBreak="0">
     <w:nsid w:val="50D3014E"/>
     <w:multiLevelType w:val="multilevel"/>
     <w:tmpl w:val="7B76FA64"/>
@@ -3711,7 +7207,97 @@
       </w:pPr>
     </w:lvl>
   </w:abstractNum>
-  <w:abstractNum w:abstractNumId="11" w15:restartNumberingAfterBreak="0">
+  <w:abstractNum w:abstractNumId="18" w15:restartNumberingAfterBreak="0">
+    <w:nsid w:val="54724FCA"/>
+    <w:multiLevelType w:val="hybridMultilevel"/>
+    <w:tmpl w:val="665C4E94"/>
+    <w:lvl w:ilvl="0" w:tplc="9D36C5D8">
+      <w:start w:val="1"/>
+      <w:numFmt w:val="decimal"/>
+      <w:lvlText w:val="%1."/>
+      <w:lvlJc w:val="left"/>
+      <w:pPr>
+        <w:ind w:left="1080" w:hanging="360"/>
+      </w:pPr>
+      <w:rPr>
+        <w:rFonts w:hint="default"/>
+        <w:i w:val="0"/>
+      </w:rPr>
+    </w:lvl>
+    <w:lvl w:ilvl="1" w:tplc="04160019" w:tentative="1">
+      <w:start w:val="1"/>
+      <w:numFmt w:val="lowerLetter"/>
+      <w:lvlText w:val="%2."/>
+      <w:lvlJc w:val="left"/>
+      <w:pPr>
+        <w:ind w:left="1800" w:hanging="360"/>
+      </w:pPr>
+    </w:lvl>
+    <w:lvl w:ilvl="2" w:tplc="0416001B" w:tentative="1">
+      <w:start w:val="1"/>
+      <w:numFmt w:val="lowerRoman"/>
+      <w:lvlText w:val="%3."/>
+      <w:lvlJc w:val="right"/>
+      <w:pPr>
+        <w:ind w:left="2520" w:hanging="180"/>
+      </w:pPr>
+    </w:lvl>
+    <w:lvl w:ilvl="3" w:tplc="0416000F" w:tentative="1">
+      <w:start w:val="1"/>
+      <w:numFmt w:val="decimal"/>
+      <w:lvlText w:val="%4."/>
+      <w:lvlJc w:val="left"/>
+      <w:pPr>
+        <w:ind w:left="3240" w:hanging="360"/>
+      </w:pPr>
+    </w:lvl>
+    <w:lvl w:ilvl="4" w:tplc="04160019" w:tentative="1">
+      <w:start w:val="1"/>
+      <w:numFmt w:val="lowerLetter"/>
+      <w:lvlText w:val="%5."/>
+      <w:lvlJc w:val="left"/>
+      <w:pPr>
+        <w:ind w:left="3960" w:hanging="360"/>
+      </w:pPr>
+    </w:lvl>
+    <w:lvl w:ilvl="5" w:tplc="0416001B" w:tentative="1">
+      <w:start w:val="1"/>
+      <w:numFmt w:val="lowerRoman"/>
+      <w:lvlText w:val="%6."/>
+      <w:lvlJc w:val="right"/>
+      <w:pPr>
+        <w:ind w:left="4680" w:hanging="180"/>
+      </w:pPr>
+    </w:lvl>
+    <w:lvl w:ilvl="6" w:tplc="0416000F" w:tentative="1">
+      <w:start w:val="1"/>
+      <w:numFmt w:val="decimal"/>
+      <w:lvlText w:val="%7."/>
+      <w:lvlJc w:val="left"/>
+      <w:pPr>
+        <w:ind w:left="5400" w:hanging="360"/>
+      </w:pPr>
+    </w:lvl>
+    <w:lvl w:ilvl="7" w:tplc="04160019" w:tentative="1">
+      <w:start w:val="1"/>
+      <w:numFmt w:val="lowerLetter"/>
+      <w:lvlText w:val="%8."/>
+      <w:lvlJc w:val="left"/>
+      <w:pPr>
+        <w:ind w:left="6120" w:hanging="360"/>
+      </w:pPr>
+    </w:lvl>
+    <w:lvl w:ilvl="8" w:tplc="0416001B" w:tentative="1">
+      <w:start w:val="1"/>
+      <w:numFmt w:val="lowerRoman"/>
+      <w:lvlText w:val="%9."/>
+      <w:lvlJc w:val="right"/>
+      <w:pPr>
+        <w:ind w:left="6840" w:hanging="180"/>
+      </w:pPr>
+    </w:lvl>
+  </w:abstractNum>
+  <w:abstractNum w:abstractNumId="19" w15:restartNumberingAfterBreak="0">
     <w:nsid w:val="588B0C2F"/>
     <w:multiLevelType w:val="multilevel"/>
     <w:tmpl w:val="515CBAA0"/>
@@ -3824,7 +7410,7 @@
       </w:pPr>
     </w:lvl>
   </w:abstractNum>
-  <w:abstractNum w:abstractNumId="12" w15:restartNumberingAfterBreak="0">
+  <w:abstractNum w:abstractNumId="20" w15:restartNumberingAfterBreak="0">
     <w:nsid w:val="5896340C"/>
     <w:multiLevelType w:val="hybridMultilevel"/>
     <w:tmpl w:val="8C6A5E8E"/>
@@ -3913,7 +7499,7 @@
       </w:pPr>
     </w:lvl>
   </w:abstractNum>
-  <w:abstractNum w:abstractNumId="13" w15:restartNumberingAfterBreak="0">
+  <w:abstractNum w:abstractNumId="21" w15:restartNumberingAfterBreak="0">
     <w:nsid w:val="5B3D05AE"/>
     <w:multiLevelType w:val="hybridMultilevel"/>
     <w:tmpl w:val="2086026A"/>
@@ -4002,7 +7588,96 @@
       </w:pPr>
     </w:lvl>
   </w:abstractNum>
-  <w:abstractNum w:abstractNumId="14" w15:restartNumberingAfterBreak="0">
+  <w:abstractNum w:abstractNumId="22" w15:restartNumberingAfterBreak="0">
+    <w:nsid w:val="604E53B9"/>
+    <w:multiLevelType w:val="hybridMultilevel"/>
+    <w:tmpl w:val="14183E52"/>
+    <w:lvl w:ilvl="0" w:tplc="B5AE4C0E">
+      <w:start w:val="1"/>
+      <w:numFmt w:val="decimal"/>
+      <w:lvlText w:val="%1."/>
+      <w:lvlJc w:val="left"/>
+      <w:pPr>
+        <w:ind w:left="77" w:hanging="360"/>
+      </w:pPr>
+      <w:rPr>
+        <w:rFonts w:hint="default"/>
+      </w:rPr>
+    </w:lvl>
+    <w:lvl w:ilvl="1" w:tplc="04160019" w:tentative="1">
+      <w:start w:val="1"/>
+      <w:numFmt w:val="lowerLetter"/>
+      <w:lvlText w:val="%2."/>
+      <w:lvlJc w:val="left"/>
+      <w:pPr>
+        <w:ind w:left="797" w:hanging="360"/>
+      </w:pPr>
+    </w:lvl>
+    <w:lvl w:ilvl="2" w:tplc="0416001B" w:tentative="1">
+      <w:start w:val="1"/>
+      <w:numFmt w:val="lowerRoman"/>
+      <w:lvlText w:val="%3."/>
+      <w:lvlJc w:val="right"/>
+      <w:pPr>
+        <w:ind w:left="1517" w:hanging="180"/>
+      </w:pPr>
+    </w:lvl>
+    <w:lvl w:ilvl="3" w:tplc="0416000F" w:tentative="1">
+      <w:start w:val="1"/>
+      <w:numFmt w:val="decimal"/>
+      <w:lvlText w:val="%4."/>
+      <w:lvlJc w:val="left"/>
+      <w:pPr>
+        <w:ind w:left="2237" w:hanging="360"/>
+      </w:pPr>
+    </w:lvl>
+    <w:lvl w:ilvl="4" w:tplc="04160019" w:tentative="1">
+      <w:start w:val="1"/>
+      <w:numFmt w:val="lowerLetter"/>
+      <w:lvlText w:val="%5."/>
+      <w:lvlJc w:val="left"/>
+      <w:pPr>
+        <w:ind w:left="2957" w:hanging="360"/>
+      </w:pPr>
+    </w:lvl>
+    <w:lvl w:ilvl="5" w:tplc="0416001B" w:tentative="1">
+      <w:start w:val="1"/>
+      <w:numFmt w:val="lowerRoman"/>
+      <w:lvlText w:val="%6."/>
+      <w:lvlJc w:val="right"/>
+      <w:pPr>
+        <w:ind w:left="3677" w:hanging="180"/>
+      </w:pPr>
+    </w:lvl>
+    <w:lvl w:ilvl="6" w:tplc="0416000F" w:tentative="1">
+      <w:start w:val="1"/>
+      <w:numFmt w:val="decimal"/>
+      <w:lvlText w:val="%7."/>
+      <w:lvlJc w:val="left"/>
+      <w:pPr>
+        <w:ind w:left="4397" w:hanging="360"/>
+      </w:pPr>
+    </w:lvl>
+    <w:lvl w:ilvl="7" w:tplc="04160019" w:tentative="1">
+      <w:start w:val="1"/>
+      <w:numFmt w:val="lowerLetter"/>
+      <w:lvlText w:val="%8."/>
+      <w:lvlJc w:val="left"/>
+      <w:pPr>
+        <w:ind w:left="5117" w:hanging="360"/>
+      </w:pPr>
+    </w:lvl>
+    <w:lvl w:ilvl="8" w:tplc="0416001B" w:tentative="1">
+      <w:start w:val="1"/>
+      <w:numFmt w:val="lowerRoman"/>
+      <w:lvlText w:val="%9."/>
+      <w:lvlJc w:val="right"/>
+      <w:pPr>
+        <w:ind w:left="5837" w:hanging="180"/>
+      </w:pPr>
+    </w:lvl>
+  </w:abstractNum>
+  <w:abstractNum w:abstractNumId="23" w15:restartNumberingAfterBreak="0">
     <w:nsid w:val="617169F7"/>
     <w:multiLevelType w:val="hybridMultilevel"/>
     <w:tmpl w:val="C3F07274"/>
@@ -4092,7 +7767,96 @@
       </w:pPr>
     </w:lvl>
   </w:abstractNum>
-  <w:abstractNum w:abstractNumId="15" w15:restartNumberingAfterBreak="0">
+  <w:abstractNum w:abstractNumId="24" w15:restartNumberingAfterBreak="0">
+    <w:nsid w:val="63574298"/>
+    <w:multiLevelType w:val="hybridMultilevel"/>
+    <w:tmpl w:val="C312140A"/>
+    <w:lvl w:ilvl="0" w:tplc="45100E10">
+      <w:start w:val="1"/>
+      <w:numFmt w:val="decimal"/>
+      <w:lvlText w:val="%1."/>
+      <w:lvlJc w:val="left"/>
+      <w:pPr>
+        <w:ind w:left="-283" w:hanging="360"/>
+      </w:pPr>
+      <w:rPr>
+        <w:rFonts w:hint="default"/>
+      </w:rPr>
+    </w:lvl>
+    <w:lvl w:ilvl="1" w:tplc="04160019" w:tentative="1">
+      <w:start w:val="1"/>
+      <w:numFmt w:val="lowerLetter"/>
+      <w:lvlText w:val="%2."/>
+      <w:lvlJc w:val="left"/>
+      <w:pPr>
+        <w:ind w:left="437" w:hanging="360"/>
+      </w:pPr>
+    </w:lvl>
+    <w:lvl w:ilvl="2" w:tplc="0416001B" w:tentative="1">
+      <w:start w:val="1"/>
+      <w:numFmt w:val="lowerRoman"/>
+      <w:lvlText w:val="%3."/>
+      <w:lvlJc w:val="right"/>
+      <w:pPr>
+        <w:ind w:left="1157" w:hanging="180"/>
+      </w:pPr>
+    </w:lvl>
+    <w:lvl w:ilvl="3" w:tplc="0416000F" w:tentative="1">
+      <w:start w:val="1"/>
+      <w:numFmt w:val="decimal"/>
+      <w:lvlText w:val="%4."/>
+      <w:lvlJc w:val="left"/>
+      <w:pPr>
+        <w:ind w:left="1877" w:hanging="360"/>
+      </w:pPr>
+    </w:lvl>
+    <w:lvl w:ilvl="4" w:tplc="04160019" w:tentative="1">
+      <w:start w:val="1"/>
+      <w:numFmt w:val="lowerLetter"/>
+      <w:lvlText w:val="%5."/>
+      <w:lvlJc w:val="left"/>
+      <w:pPr>
+        <w:ind w:left="2597" w:hanging="360"/>
+      </w:pPr>
+    </w:lvl>
+    <w:lvl w:ilvl="5" w:tplc="0416001B" w:tentative="1">
+      <w:start w:val="1"/>
+      <w:numFmt w:val="lowerRoman"/>
+      <w:lvlText w:val="%6."/>
+      <w:lvlJc w:val="right"/>
+      <w:pPr>
+        <w:ind w:left="3317" w:hanging="180"/>
+      </w:pPr>
+    </w:lvl>
+    <w:lvl w:ilvl="6" w:tplc="0416000F" w:tentative="1">
+      <w:start w:val="1"/>
+      <w:numFmt w:val="decimal"/>
+      <w:lvlText w:val="%7."/>
+      <w:lvlJc w:val="left"/>
+      <w:pPr>
+        <w:ind w:left="4037" w:hanging="360"/>
+      </w:pPr>
+    </w:lvl>
+    <w:lvl w:ilvl="7" w:tplc="04160019" w:tentative="1">
+      <w:start w:val="1"/>
+      <w:numFmt w:val="lowerLetter"/>
+      <w:lvlText w:val="%8."/>
+      <w:lvlJc w:val="left"/>
+      <w:pPr>
+        <w:ind w:left="4757" w:hanging="360"/>
+      </w:pPr>
+    </w:lvl>
+    <w:lvl w:ilvl="8" w:tplc="0416001B" w:tentative="1">
+      <w:start w:val="1"/>
+      <w:numFmt w:val="lowerRoman"/>
+      <w:lvlText w:val="%9."/>
+      <w:lvlJc w:val="right"/>
+      <w:pPr>
+        <w:ind w:left="5477" w:hanging="180"/>
+      </w:pPr>
+    </w:lvl>
+  </w:abstractNum>
+  <w:abstractNum w:abstractNumId="25" w15:restartNumberingAfterBreak="0">
     <w:nsid w:val="6FA979A4"/>
     <w:multiLevelType w:val="hybridMultilevel"/>
     <w:tmpl w:val="5546F298"/>
@@ -4181,7 +7945,96 @@
       </w:pPr>
     </w:lvl>
   </w:abstractNum>
-  <w:abstractNum w:abstractNumId="16" w15:restartNumberingAfterBreak="0">
+  <w:abstractNum w:abstractNumId="26" w15:restartNumberingAfterBreak="0">
+    <w:nsid w:val="73A26DB7"/>
+    <w:multiLevelType w:val="hybridMultilevel"/>
+    <w:tmpl w:val="91443FA8"/>
+    <w:lvl w:ilvl="0" w:tplc="0924F8A6">
+      <w:start w:val="1"/>
+      <w:numFmt w:val="decimal"/>
+      <w:lvlText w:val="%1."/>
+      <w:lvlJc w:val="left"/>
+      <w:pPr>
+        <w:ind w:left="-377" w:hanging="360"/>
+      </w:pPr>
+      <w:rPr>
+        <w:rFonts w:hint="default"/>
+      </w:rPr>
+    </w:lvl>
+    <w:lvl w:ilvl="1" w:tplc="04160019" w:tentative="1">
+      <w:start w:val="1"/>
+      <w:numFmt w:val="lowerLetter"/>
+      <w:lvlText w:val="%2."/>
+      <w:lvlJc w:val="left"/>
+      <w:pPr>
+        <w:ind w:left="343" w:hanging="360"/>
+      </w:pPr>
+    </w:lvl>
+    <w:lvl w:ilvl="2" w:tplc="0416001B" w:tentative="1">
+      <w:start w:val="1"/>
+      <w:numFmt w:val="lowerRoman"/>
+      <w:lvlText w:val="%3."/>
+      <w:lvlJc w:val="right"/>
+      <w:pPr>
+        <w:ind w:left="1063" w:hanging="180"/>
+      </w:pPr>
+    </w:lvl>
+    <w:lvl w:ilvl="3" w:tplc="0416000F" w:tentative="1">
+      <w:start w:val="1"/>
+      <w:numFmt w:val="decimal"/>
+      <w:lvlText w:val="%4."/>
+      <w:lvlJc w:val="left"/>
+      <w:pPr>
+        <w:ind w:left="1783" w:hanging="360"/>
+      </w:pPr>
+    </w:lvl>
+    <w:lvl w:ilvl="4" w:tplc="04160019" w:tentative="1">
+      <w:start w:val="1"/>
+      <w:numFmt w:val="lowerLetter"/>
+      <w:lvlText w:val="%5."/>
+      <w:lvlJc w:val="left"/>
+      <w:pPr>
+        <w:ind w:left="2503" w:hanging="360"/>
+      </w:pPr>
+    </w:lvl>
+    <w:lvl w:ilvl="5" w:tplc="0416001B" w:tentative="1">
+      <w:start w:val="1"/>
+      <w:numFmt w:val="lowerRoman"/>
+      <w:lvlText w:val="%6."/>
+      <w:lvlJc w:val="right"/>
+      <w:pPr>
+        <w:ind w:left="3223" w:hanging="180"/>
+      </w:pPr>
+    </w:lvl>
+    <w:lvl w:ilvl="6" w:tplc="0416000F" w:tentative="1">
+      <w:start w:val="1"/>
+      <w:numFmt w:val="decimal"/>
+      <w:lvlText w:val="%7."/>
+      <w:lvlJc w:val="left"/>
+      <w:pPr>
+        <w:ind w:left="3943" w:hanging="360"/>
+      </w:pPr>
+    </w:lvl>
+    <w:lvl w:ilvl="7" w:tplc="04160019" w:tentative="1">
+      <w:start w:val="1"/>
+      <w:numFmt w:val="lowerLetter"/>
+      <w:lvlText w:val="%8."/>
+      <w:lvlJc w:val="left"/>
+      <w:pPr>
+        <w:ind w:left="4663" w:hanging="360"/>
+      </w:pPr>
+    </w:lvl>
+    <w:lvl w:ilvl="8" w:tplc="0416001B" w:tentative="1">
+      <w:start w:val="1"/>
+      <w:numFmt w:val="lowerRoman"/>
+      <w:lvlText w:val="%9."/>
+      <w:lvlJc w:val="right"/>
+      <w:pPr>
+        <w:ind w:left="5383" w:hanging="180"/>
+      </w:pPr>
+    </w:lvl>
+  </w:abstractNum>
+  <w:abstractNum w:abstractNumId="27" w15:restartNumberingAfterBreak="0">
     <w:nsid w:val="7FE13849"/>
     <w:multiLevelType w:val="multilevel"/>
     <w:tmpl w:val="1EA637F6"/>
@@ -4295,55 +8148,88 @@
     </w:lvl>
   </w:abstractNum>
   <w:num w:numId="1">
-    <w:abstractNumId w:val="11"/>
+    <w:abstractNumId w:val="19"/>
   </w:num>
   <w:num w:numId="2">
-    <w:abstractNumId w:val="2"/>
+    <w:abstractNumId w:val="5"/>
   </w:num>
   <w:num w:numId="3">
-    <w:abstractNumId w:val="5"/>
+    <w:abstractNumId w:val="9"/>
   </w:num>
   <w:num w:numId="4">
     <w:abstractNumId w:val="0"/>
   </w:num>
   <w:num w:numId="5">
+    <w:abstractNumId w:val="27"/>
+  </w:num>
+  <w:num w:numId="6">
+    <w:abstractNumId w:val="10"/>
+  </w:num>
+  <w:num w:numId="7">
+    <w:abstractNumId w:val="12"/>
+  </w:num>
+  <w:num w:numId="8">
+    <w:abstractNumId w:val="6"/>
+  </w:num>
+  <w:num w:numId="9">
+    <w:abstractNumId w:val="3"/>
+  </w:num>
+  <w:num w:numId="10">
+    <w:abstractNumId w:val="17"/>
+  </w:num>
+  <w:num w:numId="11">
+    <w:abstractNumId w:val="7"/>
+  </w:num>
+  <w:num w:numId="12">
+    <w:abstractNumId w:val="15"/>
+  </w:num>
+  <w:num w:numId="13">
+    <w:abstractNumId w:val="20"/>
+  </w:num>
+  <w:num w:numId="14">
     <w:abstractNumId w:val="16"/>
   </w:num>
-  <w:num w:numId="6">
-    <w:abstractNumId w:val="6"/>
+  <w:num w:numId="15">
+    <w:abstractNumId w:val="25"/>
   </w:num>
-  <w:num w:numId="7">
-    <w:abstractNumId w:val="7"/>
+  <w:num w:numId="16">
+    <w:abstractNumId w:val="23"/>
   </w:num>
-  <w:num w:numId="8">
-    <w:abstractNumId w:val="3"/>
+  <w:num w:numId="17">
+    <w:abstractNumId w:val="21"/>
   </w:num>
-  <w:num w:numId="9">
-    <w:abstractNumId w:val="1"/>
+  <w:num w:numId="18">
+    <w:abstractNumId w:val="22"/>
   </w:num>
-  <w:num w:numId="10">
-    <w:abstractNumId w:val="10"/>
+  <w:num w:numId="19">
+    <w:abstractNumId w:val="14"/>
   </w:num>
-  <w:num w:numId="11">
+  <w:num w:numId="20">
+    <w:abstractNumId w:val="24"/>
+  </w:num>
+  <w:num w:numId="21">
+    <w:abstractNumId w:val="18"/>
+  </w:num>
+  <w:num w:numId="22">
+    <w:abstractNumId w:val="2"/>
+  </w:num>
+  <w:num w:numId="23">
+    <w:abstractNumId w:val="8"/>
+  </w:num>
+  <w:num w:numId="24">
+    <w:abstractNumId w:val="11"/>
+  </w:num>
+  <w:num w:numId="25">
+    <w:abstractNumId w:val="26"/>
+  </w:num>
+  <w:num w:numId="26">
     <w:abstractNumId w:val="4"/>
   </w:num>
-  <w:num w:numId="12">
-    <w:abstractNumId w:val="8"/>
+  <w:num w:numId="27">
+    <w:abstractNumId w:val="13"/>
   </w:num>
-  <w:num w:numId="13">
-    <w:abstractNumId w:val="12"/>
-  </w:num>
-  <w:num w:numId="14">
-    <w:abstractNumId w:val="9"/>
-  </w:num>
-  <w:num w:numId="15">
-    <w:abstractNumId w:val="15"/>
-  </w:num>
-  <w:num w:numId="16">
-    <w:abstractNumId w:val="14"/>
-  </w:num>
-  <w:num w:numId="17">
-    <w:abstractNumId w:val="13"/>
+  <w:num w:numId="28">
+    <w:abstractNumId w:val="1"/>
   </w:num>
 </w:numbering>
 </file>
@@ -5122,7 +9008,7 @@
 </file>
 
 <file path=customXml/itemProps1.xml><?xml version="1.0" encoding="utf-8"?>
-<ds:datastoreItem xmlns:ds="http://schemas.openxmlformats.org/officeDocument/2006/customXml" ds:itemID="{423F99B7-3539-461D-8083-220EE69FEF6E}">
+<ds:datastoreItem xmlns:ds="http://schemas.openxmlformats.org/officeDocument/2006/customXml" ds:itemID="{78CD310F-BE54-4830-878A-0874F17027F5}">
   <ds:schemaRefs>
     <ds:schemaRef ds:uri="http://schemas.openxmlformats.org/officeDocument/2006/bibliography"/>
   </ds:schemaRefs>

--- a/ATIVIDADE DE MATRIZ.docx
+++ b/ATIVIDADE DE MATRIZ.docx
@@ -9008,7 +9008,7 @@
 </file>
 
 <file path=customXml/itemProps1.xml><?xml version="1.0" encoding="utf-8"?>
-<ds:datastoreItem xmlns:ds="http://schemas.openxmlformats.org/officeDocument/2006/customXml" ds:itemID="{78CD310F-BE54-4830-878A-0874F17027F5}">
+<ds:datastoreItem xmlns:ds="http://schemas.openxmlformats.org/officeDocument/2006/customXml" ds:itemID="{6B6F9A1A-6DA7-4803-AB46-C9CDC1A05E37}">
   <ds:schemaRefs>
     <ds:schemaRef ds:uri="http://schemas.openxmlformats.org/officeDocument/2006/bibliography"/>
   </ds:schemaRefs>

--- a/ATIVIDADE DE MATRIZ.docx
+++ b/ATIVIDADE DE MATRIZ.docx
@@ -9008,7 +9008,7 @@
 </file>
 
 <file path=customXml/itemProps1.xml><?xml version="1.0" encoding="utf-8"?>
-<ds:datastoreItem xmlns:ds="http://schemas.openxmlformats.org/officeDocument/2006/customXml" ds:itemID="{6B6F9A1A-6DA7-4803-AB46-C9CDC1A05E37}">
+<ds:datastoreItem xmlns:ds="http://schemas.openxmlformats.org/officeDocument/2006/customXml" ds:itemID="{B5550795-952F-48D9-8004-E1372C96A174}">
   <ds:schemaRefs>
     <ds:schemaRef ds:uri="http://schemas.openxmlformats.org/officeDocument/2006/bibliography"/>
   </ds:schemaRefs>
